--- a/templates/emlakkatilim.docx
+++ b/templates/emlakkatilim.docx
@@ -29990,7 +29990,6 @@
         <w:tc>
           <w:tcPr>
             <w:tcW w:w="10505" w:type="dxa"/>
-            <w:vMerge w:val="restart"/>
             <w:tcBorders>
               <w:top w:val="single" w:sz="8" w:space="0" w:color="auto"/>
               <w:left w:val="single" w:sz="8" w:space="0" w:color="auto"/>
@@ -30114,7 +30113,7 @@
                 <w:szCs w:val="18"/>
                 <w:lang w:eastAsia="tr-TR"/>
               </w:rPr>
-              <w:t>{{FOTO_YAPIRUHSATI}}</w:t>
+              <w:t>{{FOTO_KADASTROPAFTASI}}</w:t>
             </w:r>
           </w:p>
           <w:p>
@@ -30143,7 +30142,7 @@
                 <w:szCs w:val="18"/>
                 <w:lang w:eastAsia="tr-TR"/>
               </w:rPr>
-              <w:t>{{FOTO_YAPIKULLANMAIZIN}}</w:t>
+              <w:t>{{FOTO_KONUMKROKI}}</w:t>
             </w:r>
           </w:p>
           <w:p>
@@ -30172,7 +30171,7 @@
                 <w:szCs w:val="18"/>
                 <w:lang w:eastAsia="tr-TR"/>
               </w:rPr>
-              <w:t>{{FOTO_YAPIKAYIT}}</w:t>
+              <w:t>{{FOTO_KONUMHARITA}}</w:t>
             </w:r>
           </w:p>
           <w:p>
@@ -30201,497 +30200,75 @@
                 <w:szCs w:val="18"/>
                 <w:lang w:eastAsia="tr-TR"/>
               </w:rPr>
-              <w:t>{{FOTO_MIMARIPROJEBELEDIYE}}</w:t>
-            </w:r>
-          </w:p>
-          <w:p>
-            <w:pPr>
-              <w:widowControl/>
-              <w:autoSpaceDE/>
-              <w:autoSpaceDN/>
-              <w:jc w:val="center"/>
-              <w:rPr>
-                <w:rFonts w:eastAsia="Times New Roman"/>
-                <w:b/>
-                <w:bCs/>
-                <w:color w:val="1F497D"/>
-                <w:sz w:val="18"/>
-                <w:szCs w:val="18"/>
-                <w:lang w:eastAsia="tr-TR"/>
-              </w:rPr>
-            </w:pPr>
-            <w:r>
-              <w:rPr>
-                <w:rFonts w:eastAsia="Times New Roman"/>
-                <w:b/>
-                <w:bCs/>
-                <w:color w:val="1F497D"/>
-                <w:sz w:val="18"/>
-                <w:szCs w:val="18"/>
-                <w:lang w:eastAsia="tr-TR"/>
-              </w:rPr>
-              <w:t>{{FOTO_MIMARIPROJETAPU}}</w:t>
-            </w:r>
-          </w:p>
-          <w:p>
-            <w:pPr>
-              <w:widowControl/>
-              <w:autoSpaceDE/>
-              <w:autoSpaceDN/>
-              <w:jc w:val="center"/>
-              <w:rPr>
-                <w:rFonts w:eastAsia="Times New Roman"/>
-                <w:b/>
-                <w:bCs/>
-                <w:color w:val="1F497D"/>
-                <w:sz w:val="18"/>
-                <w:szCs w:val="18"/>
-                <w:lang w:eastAsia="tr-TR"/>
-              </w:rPr>
-            </w:pPr>
-            <w:r>
-              <w:rPr>
-                <w:rFonts w:eastAsia="Times New Roman"/>
-                <w:b/>
-                <w:bCs/>
-                <w:color w:val="1F497D"/>
-                <w:sz w:val="18"/>
-                <w:szCs w:val="18"/>
-                <w:lang w:eastAsia="tr-TR"/>
-              </w:rPr>
-              <w:t>{{FOTO_IMARDURUMU}}</w:t>
-            </w:r>
-          </w:p>
-          <w:p>
-            <w:pPr>
-              <w:widowControl/>
-              <w:autoSpaceDE/>
-              <w:autoSpaceDN/>
-              <w:jc w:val="center"/>
-              <w:rPr>
-                <w:rFonts w:eastAsia="Times New Roman"/>
-                <w:b/>
-                <w:bCs/>
-                <w:color w:val="1F497D"/>
-                <w:sz w:val="18"/>
-                <w:szCs w:val="18"/>
-                <w:lang w:eastAsia="tr-TR"/>
-              </w:rPr>
-            </w:pPr>
-            <w:r>
-              <w:rPr>
-                <w:rFonts w:eastAsia="Times New Roman"/>
-                <w:b/>
-                <w:bCs/>
-                <w:color w:val="1F497D"/>
-                <w:sz w:val="18"/>
-                <w:szCs w:val="18"/>
-                <w:lang w:eastAsia="tr-TR"/>
-              </w:rPr>
-              <w:t>{{FOTO_KADASTROPAFTASI}}</w:t>
-            </w:r>
-          </w:p>
-          <w:p>
-            <w:pPr>
-              <w:widowControl/>
-              <w:autoSpaceDE/>
-              <w:autoSpaceDN/>
-              <w:jc w:val="center"/>
-              <w:rPr>
-                <w:rFonts w:eastAsia="Times New Roman"/>
-                <w:b/>
-                <w:bCs/>
-                <w:color w:val="1F497D"/>
-                <w:sz w:val="18"/>
-                <w:szCs w:val="18"/>
-                <w:lang w:eastAsia="tr-TR"/>
-              </w:rPr>
-            </w:pPr>
-            <w:r>
-              <w:rPr>
-                <w:rFonts w:eastAsia="Times New Roman"/>
-                <w:b/>
-                <w:bCs/>
-                <w:color w:val="1F497D"/>
-                <w:sz w:val="18"/>
-                <w:szCs w:val="18"/>
-                <w:lang w:eastAsia="tr-TR"/>
-              </w:rPr>
-              <w:t>{{FOTO_TAPUSENEDI}}</w:t>
-            </w:r>
-          </w:p>
-          <w:p>
-            <w:pPr>
-              <w:widowControl/>
-              <w:autoSpaceDE/>
-              <w:autoSpaceDN/>
-              <w:jc w:val="center"/>
-              <w:rPr>
-                <w:rFonts w:eastAsia="Times New Roman"/>
-                <w:b/>
-                <w:bCs/>
-                <w:color w:val="1F497D"/>
-                <w:sz w:val="18"/>
-                <w:szCs w:val="18"/>
-                <w:lang w:eastAsia="tr-TR"/>
-              </w:rPr>
-            </w:pPr>
-            <w:r>
-              <w:rPr>
-                <w:rFonts w:eastAsia="Times New Roman"/>
-                <w:b/>
-                <w:bCs/>
-                <w:color w:val="1F497D"/>
-                <w:sz w:val="18"/>
-                <w:szCs w:val="18"/>
-                <w:lang w:eastAsia="tr-TR"/>
-              </w:rPr>
-              <w:t>{{FOTO_TAKBISBELGESI}}</w:t>
-            </w:r>
-          </w:p>
-          <w:p>
-            <w:pPr>
-              <w:widowControl/>
-              <w:autoSpaceDE/>
-              <w:autoSpaceDN/>
-              <w:jc w:val="center"/>
-              <w:rPr>
-                <w:rFonts w:eastAsia="Times New Roman"/>
-                <w:b/>
-                <w:bCs/>
-                <w:color w:val="1F497D"/>
-                <w:sz w:val="18"/>
-                <w:szCs w:val="18"/>
-                <w:lang w:eastAsia="tr-TR"/>
-              </w:rPr>
-            </w:pPr>
-            <w:r>
-              <w:rPr>
-                <w:rFonts w:eastAsia="Times New Roman"/>
-                <w:b/>
-                <w:bCs/>
-                <w:color w:val="1F497D"/>
-                <w:sz w:val="18"/>
-                <w:szCs w:val="18"/>
-                <w:lang w:eastAsia="tr-TR"/>
-              </w:rPr>
-              <w:t>{{FOTO_KONUMKROKI}}</w:t>
-            </w:r>
-          </w:p>
-          <w:p>
-            <w:pPr>
-              <w:widowControl/>
-              <w:autoSpaceDE/>
-              <w:autoSpaceDN/>
-              <w:jc w:val="center"/>
-              <w:rPr>
-                <w:rFonts w:eastAsia="Times New Roman"/>
-                <w:b/>
-                <w:bCs/>
-                <w:color w:val="1F497D"/>
-                <w:sz w:val="18"/>
-                <w:szCs w:val="18"/>
-                <w:lang w:eastAsia="tr-TR"/>
-              </w:rPr>
-            </w:pPr>
-            <w:r>
-              <w:rPr>
-                <w:rFonts w:eastAsia="Times New Roman"/>
-                <w:b/>
-                <w:bCs/>
-                <w:color w:val="1F497D"/>
-                <w:sz w:val="18"/>
-                <w:szCs w:val="18"/>
-                <w:lang w:eastAsia="tr-TR"/>
-              </w:rPr>
-              <w:t>{{FOTO_KONUMHARITA}}</w:t>
-            </w:r>
-          </w:p>
-          <w:p>
-            <w:pPr>
-              <w:widowControl/>
-              <w:autoSpaceDE/>
-              <w:autoSpaceDN/>
-              <w:jc w:val="center"/>
-              <w:rPr>
-                <w:rFonts w:eastAsia="Times New Roman"/>
-                <w:b/>
-                <w:bCs/>
-                <w:color w:val="1F497D"/>
-                <w:sz w:val="18"/>
-                <w:szCs w:val="18"/>
-                <w:lang w:eastAsia="tr-TR"/>
-              </w:rPr>
-            </w:pPr>
-            <w:r>
-              <w:rPr>
-                <w:rFonts w:eastAsia="Times New Roman"/>
-                <w:b/>
-                <w:bCs/>
-                <w:color w:val="1F497D"/>
-                <w:sz w:val="18"/>
-                <w:szCs w:val="18"/>
-                <w:lang w:eastAsia="tr-TR"/>
-              </w:rPr>
               <w:t>{{FOTO_EMSALHARITA}}</w:t>
-            </w:r>
-          </w:p>
-          <w:p>
-            <w:pPr>
-              <w:widowControl/>
-              <w:autoSpaceDE/>
-              <w:autoSpaceDN/>
-              <w:jc w:val="center"/>
-              <w:rPr>
-                <w:rFonts w:eastAsia="Times New Roman"/>
-                <w:b/>
-                <w:bCs/>
-                <w:color w:val="1F497D"/>
-                <w:sz w:val="18"/>
-                <w:szCs w:val="18"/>
-                <w:lang w:eastAsia="tr-TR"/>
-              </w:rPr>
-            </w:pPr>
-            <w:r>
-              <w:rPr>
-                <w:rFonts w:eastAsia="Times New Roman"/>
-                <w:b/>
-                <w:bCs/>
-                <w:color w:val="1F497D"/>
-                <w:sz w:val="18"/>
-                <w:szCs w:val="18"/>
-                <w:lang w:eastAsia="tr-TR"/>
-              </w:rPr>
-              <w:t>{{FOTO_ADRESKODU}}</w:t>
-            </w:r>
-          </w:p>
-          <w:p>
-            <w:pPr>
-              <w:widowControl/>
-              <w:autoSpaceDE/>
-              <w:autoSpaceDN/>
-              <w:jc w:val="center"/>
-              <w:rPr>
-                <w:rFonts w:eastAsia="Times New Roman"/>
-                <w:b/>
-                <w:bCs/>
-                <w:color w:val="1F497D"/>
-                <w:sz w:val="18"/>
-                <w:szCs w:val="18"/>
-                <w:lang w:eastAsia="tr-TR"/>
-              </w:rPr>
-            </w:pPr>
-            <w:r>
-              <w:rPr>
-                <w:rFonts w:eastAsia="Times New Roman"/>
-                <w:b/>
-                <w:bCs/>
-                <w:color w:val="1F497D"/>
-                <w:sz w:val="18"/>
-                <w:szCs w:val="18"/>
-                <w:lang w:eastAsia="tr-TR"/>
-              </w:rPr>
-              <w:t>{{FOTO_ENERJIKIMLIK}}</w:t>
-            </w:r>
-          </w:p>
-          <w:p>
-            <w:pPr>
-              <w:widowControl/>
-              <w:autoSpaceDE/>
-              <w:autoSpaceDN/>
-              <w:jc w:val="center"/>
-              <w:rPr>
-                <w:rFonts w:eastAsia="Times New Roman"/>
-                <w:b/>
-                <w:bCs/>
-                <w:color w:val="1F497D"/>
-                <w:sz w:val="18"/>
-                <w:szCs w:val="18"/>
-                <w:lang w:eastAsia="tr-TR"/>
-              </w:rPr>
-            </w:pPr>
-            <w:r>
-              <w:rPr>
-                <w:rFonts w:eastAsia="Times New Roman"/>
-                <w:b/>
-                <w:bCs/>
-                <w:color w:val="1F497D"/>
-                <w:sz w:val="18"/>
-                <w:szCs w:val="18"/>
-                <w:lang w:eastAsia="tr-TR"/>
-              </w:rPr>
-              <w:t>{{FOTO_TUTANAKLAR}}</w:t>
-            </w:r>
-          </w:p>
-          <w:p>
-            <w:pPr>
-              <w:widowControl/>
-              <w:autoSpaceDE/>
-              <w:autoSpaceDN/>
-              <w:jc w:val="center"/>
-              <w:rPr>
-                <w:rFonts w:eastAsia="Times New Roman"/>
-                <w:b/>
-                <w:bCs/>
-                <w:color w:val="1F497D"/>
-                <w:sz w:val="18"/>
-                <w:szCs w:val="18"/>
-                <w:lang w:eastAsia="tr-TR"/>
-              </w:rPr>
-            </w:pPr>
-            <w:r>
-              <w:rPr>
-                <w:rFonts w:eastAsia="Times New Roman"/>
-                <w:b/>
-                <w:bCs/>
-                <w:color w:val="1F497D"/>
-                <w:sz w:val="18"/>
-                <w:szCs w:val="18"/>
-                <w:lang w:eastAsia="tr-TR"/>
-              </w:rPr>
-              <w:t>{{FOTO_MAHKEMEEVRAKLARI}}</w:t>
-            </w:r>
-          </w:p>
-          <w:p>
-            <w:pPr>
-              <w:widowControl/>
-              <w:autoSpaceDE/>
-              <w:autoSpaceDN/>
-              <w:jc w:val="center"/>
-              <w:rPr>
-                <w:rFonts w:eastAsia="Times New Roman"/>
-                <w:b/>
-                <w:bCs/>
-                <w:color w:val="1F497D"/>
-                <w:sz w:val="18"/>
-                <w:szCs w:val="18"/>
-                <w:lang w:eastAsia="tr-TR"/>
-              </w:rPr>
-            </w:pPr>
-            <w:r>
-              <w:rPr>
-                <w:rFonts w:eastAsia="Times New Roman"/>
-                <w:b/>
-                <w:bCs/>
-                <w:color w:val="1F497D"/>
-                <w:sz w:val="18"/>
-                <w:szCs w:val="18"/>
-                <w:lang w:eastAsia="tr-TR"/>
-              </w:rPr>
-              <w:t>{{FOTO_UZMANOZCEKIM}}</w:t>
-            </w:r>
-          </w:p>
-          <w:p>
-            <w:pPr>
-              <w:widowControl/>
-              <w:autoSpaceDE/>
-              <w:autoSpaceDN/>
-              <w:jc w:val="center"/>
-              <w:rPr>
-                <w:rFonts w:eastAsia="Times New Roman"/>
-                <w:b/>
-                <w:bCs/>
-                <w:color w:val="1F497D"/>
-                <w:sz w:val="18"/>
-                <w:szCs w:val="18"/>
-                <w:lang w:eastAsia="tr-TR"/>
-              </w:rPr>
-            </w:pPr>
-            <w:r>
-              <w:rPr>
-                <w:rFonts w:eastAsia="Times New Roman"/>
-                <w:b/>
-                <w:bCs/>
-                <w:color w:val="1F497D"/>
-                <w:sz w:val="18"/>
-                <w:szCs w:val="18"/>
-                <w:lang w:eastAsia="tr-TR"/>
-              </w:rPr>
-              <w:t>{{FOTO_HESAPLAMATABLOLARI}}</w:t>
-            </w:r>
-          </w:p>
-          <w:p>
-            <w:pPr>
-              <w:widowControl/>
-              <w:autoSpaceDE/>
-              <w:autoSpaceDN/>
-              <w:jc w:val="center"/>
-              <w:rPr>
-                <w:rFonts w:eastAsia="Times New Roman"/>
-                <w:b/>
-                <w:bCs/>
-                <w:color w:val="1F497D"/>
-                <w:sz w:val="18"/>
-                <w:szCs w:val="18"/>
-                <w:lang w:eastAsia="tr-TR"/>
-              </w:rPr>
-            </w:pPr>
-            <w:r>
-              <w:rPr>
-                <w:rFonts w:eastAsia="Times New Roman"/>
-                <w:b/>
-                <w:bCs/>
-                <w:color w:val="1F497D"/>
-                <w:sz w:val="18"/>
-                <w:szCs w:val="18"/>
-                <w:lang w:eastAsia="tr-TR"/>
-              </w:rPr>
-              <w:t>{{FOTO_FINANSALTABLOLAR}}</w:t>
-            </w:r>
-          </w:p>
-          <w:p>
-            <w:pPr>
-              <w:widowControl/>
-              <w:autoSpaceDE/>
-              <w:autoSpaceDN/>
-              <w:jc w:val="center"/>
-              <w:rPr>
-                <w:rFonts w:eastAsia="Times New Roman"/>
-                <w:b/>
-                <w:bCs/>
-                <w:color w:val="1F497D"/>
-                <w:sz w:val="18"/>
-                <w:szCs w:val="18"/>
-                <w:lang w:eastAsia="tr-TR"/>
-              </w:rPr>
-            </w:pPr>
-            <w:r>
-              <w:rPr>
-                <w:rFonts w:eastAsia="Times New Roman"/>
-                <w:b/>
-                <w:bCs/>
-                <w:color w:val="1F497D"/>
-                <w:sz w:val="18"/>
-                <w:szCs w:val="18"/>
-                <w:lang w:eastAsia="tr-TR"/>
-              </w:rPr>
-              <w:t>{{FOTO_DIGER}}</w:t>
             </w:r>
           </w:p>
         </w:tc>
       </w:tr>
       <w:tr>
         <w:trPr>
-          <w:trHeight w:val="263"/>
+          <w:gridAfter w:val="1"/>
+          <w:wAfter w:w="290" w:type="dxa"/>
+          <w:trHeight w:val="275"/>
         </w:trPr>
         <w:tc>
           <w:tcPr>
             <w:tcW w:w="10505" w:type="dxa"/>
-            <w:vMerge/>
+            <w:tcBorders>
+              <w:top w:val="single" w:sz="8" w:space="0" w:color="auto"/>
+              <w:left w:val="single" w:sz="8" w:space="0" w:color="auto"/>
+              <w:bottom w:val="single" w:sz="8" w:space="0" w:color="auto"/>
+              <w:right w:val="single" w:sz="8" w:space="0" w:color="000000"/>
+            </w:tcBorders>
+            <w:shd w:val="clear" w:color="000000" w:fill="156082"/>
+            <w:vAlign w:val="center"/>
+            <w:hideMark/>
+          </w:tcPr>
+          <w:p>
+            <w:pPr>
+              <w:pStyle w:val="Balk1"/>
+              <w:spacing w:before="0"/>
+              <w:ind w:left="720"/>
+              <w:rPr>
+                <w:lang w:eastAsia="tr-TR"/>
+              </w:rPr>
+            </w:pPr>
+            <w:bookmarkStart w:id="100" w:name="_Toc221099476"/>
+            <w:r>
+              <w:rPr>
+                <w:lang w:eastAsia="tr-TR"/>
+              </w:rPr>
+              <w:t>8.2. Uavt Kodu,Kroki,İmar Durumu</w:t>
+            </w:r>
+            <w:bookmarkEnd w:id="100"/>
+          </w:p>
+        </w:tc>
+      </w:tr>
+      <w:tr>
+        <w:trPr>
+          <w:gridAfter w:val="1"/>
+          <w:wAfter w:w="290" w:type="dxa"/>
+          <w:trHeight w:val="269"/>
+        </w:trPr>
+        <w:tc>
+          <w:tcPr>
+            <w:tcW w:w="10505" w:type="dxa"/>
             <w:tcBorders>
               <w:top w:val="single" w:sz="8" w:space="0" w:color="auto"/>
               <w:left w:val="single" w:sz="8" w:space="0" w:color="auto"/>
               <w:bottom w:val="single" w:sz="8" w:space="0" w:color="000000"/>
               <w:right w:val="single" w:sz="8" w:space="0" w:color="000000"/>
             </w:tcBorders>
-            <w:vAlign w:val="center"/>
-            <w:hideMark/>
-          </w:tcPr>
-          <w:p>
-            <w:pPr>
-              <w:widowControl/>
-              <w:autoSpaceDE/>
-              <w:autoSpaceDN/>
+            <w:noWrap/>
+            <w:vAlign w:val="center"/>
+            <w:hideMark/>
+          </w:tcPr>
+          <w:p>
+            <w:pPr>
+              <w:widowControl/>
+              <w:autoSpaceDE/>
+              <w:autoSpaceDN/>
+              <w:jc w:val="center"/>
               <w:rPr>
                 <w:rFonts w:eastAsia="Times New Roman"/>
                 <w:b/>
@@ -30702,21 +30279,19 @@
                 <w:lang w:eastAsia="tr-TR"/>
               </w:rPr>
             </w:pPr>
-          </w:p>
-        </w:tc>
-        <w:tc>
-          <w:tcPr>
-            <w:tcW w:w="290" w:type="dxa"/>
-            <w:tcBorders>
-              <w:top w:val="nil"/>
-              <w:left w:val="nil"/>
-              <w:bottom w:val="nil"/>
-              <w:right w:val="nil"/>
-            </w:tcBorders>
-            <w:noWrap/>
-            <w:vAlign w:val="bottom"/>
-            <w:hideMark/>
-          </w:tcPr>
+            <w:r>
+              <w:rPr>
+                <w:rFonts w:eastAsia="Times New Roman"/>
+                <w:b/>
+                <w:bCs/>
+                <w:color w:val="1F497D"/>
+                <w:sz w:val="18"/>
+                <w:szCs w:val="18"/>
+                <w:lang w:eastAsia="tr-TR"/>
+              </w:rPr>
+              <w:t>{{FOTO_ADRESKODU}}</w:t>
+            </w:r>
+          </w:p>
           <w:p>
             <w:pPr>
               <w:widowControl/>
@@ -30733,31 +30308,85 @@
                 <w:lang w:eastAsia="tr-TR"/>
               </w:rPr>
             </w:pPr>
+            <w:r>
+              <w:rPr>
+                <w:rFonts w:eastAsia="Times New Roman"/>
+                <w:b/>
+                <w:bCs/>
+                <w:color w:val="1F497D"/>
+                <w:sz w:val="18"/>
+                <w:szCs w:val="18"/>
+                <w:lang w:eastAsia="tr-TR"/>
+              </w:rPr>
+              <w:t>{{FOTO_IMARDURUMU}}</w:t>
+            </w:r>
           </w:p>
         </w:tc>
       </w:tr>
       <w:tr>
         <w:trPr>
-          <w:trHeight w:val="263"/>
+          <w:gridAfter w:val="1"/>
+          <w:wAfter w:w="290" w:type="dxa"/>
+          <w:trHeight w:val="275"/>
         </w:trPr>
         <w:tc>
           <w:tcPr>
             <w:tcW w:w="10505" w:type="dxa"/>
-            <w:vMerge/>
+            <w:tcBorders>
+              <w:top w:val="single" w:sz="8" w:space="0" w:color="auto"/>
+              <w:left w:val="single" w:sz="8" w:space="0" w:color="auto"/>
+              <w:bottom w:val="single" w:sz="8" w:space="0" w:color="auto"/>
+              <w:right w:val="single" w:sz="8" w:space="0" w:color="000000"/>
+            </w:tcBorders>
+            <w:shd w:val="clear" w:color="000000" w:fill="156082"/>
+            <w:vAlign w:val="center"/>
+            <w:hideMark/>
+          </w:tcPr>
+          <w:p>
+            <w:pPr>
+              <w:pStyle w:val="Balk1"/>
+              <w:spacing w:before="0"/>
+              <w:ind w:left="720"/>
+              <w:rPr>
+                <w:lang w:eastAsia="tr-TR"/>
+              </w:rPr>
+            </w:pPr>
+            <w:bookmarkStart w:id="101" w:name="_Toc221099477"/>
+            <w:r>
+              <w:rPr>
+                <w:lang w:eastAsia="tr-TR"/>
+              </w:rPr>
+              <w:t>8.3. Proje Fotoğrafları</w:t>
+            </w:r>
+            <w:bookmarkEnd w:id="101"/>
+          </w:p>
+        </w:tc>
+      </w:tr>
+      <w:tr>
+        <w:trPr>
+          <w:gridAfter w:val="1"/>
+          <w:wAfter w:w="290" w:type="dxa"/>
+          <w:trHeight w:val="269"/>
+        </w:trPr>
+        <w:tc>
+          <w:tcPr>
+            <w:tcW w:w="10505" w:type="dxa"/>
             <w:tcBorders>
               <w:top w:val="single" w:sz="8" w:space="0" w:color="auto"/>
               <w:left w:val="single" w:sz="8" w:space="0" w:color="auto"/>
               <w:bottom w:val="single" w:sz="8" w:space="0" w:color="000000"/>
               <w:right w:val="single" w:sz="8" w:space="0" w:color="000000"/>
             </w:tcBorders>
-            <w:vAlign w:val="center"/>
-            <w:hideMark/>
-          </w:tcPr>
-          <w:p>
-            <w:pPr>
-              <w:widowControl/>
-              <w:autoSpaceDE/>
-              <w:autoSpaceDN/>
+            <w:noWrap/>
+            <w:vAlign w:val="center"/>
+            <w:hideMark/>
+          </w:tcPr>
+          <w:p>
+            <w:pPr>
+              <w:widowControl/>
+              <w:autoSpaceDE/>
+              <w:autoSpaceDN/>
+              <w:jc w:val="center"/>
               <w:rPr>
                 <w:rFonts w:eastAsia="Times New Roman"/>
                 <w:b/>
@@ -30768,58 +30397,201 @@
                 <w:lang w:eastAsia="tr-TR"/>
               </w:rPr>
             </w:pPr>
-          </w:p>
-        </w:tc>
-        <w:tc>
-          <w:tcPr>
-            <w:tcW w:w="290" w:type="dxa"/>
-            <w:tcBorders>
-              <w:top w:val="nil"/>
-              <w:left w:val="nil"/>
-              <w:bottom w:val="nil"/>
-              <w:right w:val="nil"/>
-            </w:tcBorders>
-            <w:noWrap/>
-            <w:vAlign w:val="bottom"/>
-            <w:hideMark/>
-          </w:tcPr>
-          <w:p>
-            <w:pPr>
-              <w:widowControl/>
-              <w:autoSpaceDE/>
-              <w:autoSpaceDN/>
-              <w:rPr>
-                <w:rFonts w:ascii="Times New Roman" w:eastAsia="Times New Roman" w:hAnsi="Times New Roman" w:cs="Times New Roman"/>
-                <w:sz w:val="20"/>
-                <w:szCs w:val="20"/>
-                <w:lang w:eastAsia="tr-TR"/>
-              </w:rPr>
-            </w:pPr>
+            <w:r>
+              <w:rPr>
+                <w:rFonts w:eastAsia="Times New Roman"/>
+                <w:b/>
+                <w:bCs/>
+                <w:color w:val="1F497D"/>
+                <w:sz w:val="18"/>
+                <w:szCs w:val="18"/>
+                <w:lang w:eastAsia="tr-TR"/>
+              </w:rPr>
+              <w:t>{{FOTO_YAPIRUHSATI}}</w:t>
+            </w:r>
+          </w:p>
+          <w:p>
+            <w:pPr>
+              <w:widowControl/>
+              <w:autoSpaceDE/>
+              <w:autoSpaceDN/>
+              <w:jc w:val="center"/>
+              <w:rPr>
+                <w:rFonts w:eastAsia="Times New Roman"/>
+                <w:b/>
+                <w:bCs/>
+                <w:color w:val="1F497D"/>
+                <w:sz w:val="18"/>
+                <w:szCs w:val="18"/>
+                <w:lang w:eastAsia="tr-TR"/>
+              </w:rPr>
+            </w:pPr>
+            <w:r>
+              <w:rPr>
+                <w:rFonts w:eastAsia="Times New Roman"/>
+                <w:b/>
+                <w:bCs/>
+                <w:color w:val="1F497D"/>
+                <w:sz w:val="18"/>
+                <w:szCs w:val="18"/>
+                <w:lang w:eastAsia="tr-TR"/>
+              </w:rPr>
+              <w:t>{{FOTO_YAPIKULLANMAIZIN}}</w:t>
+            </w:r>
+          </w:p>
+          <w:p>
+            <w:pPr>
+              <w:widowControl/>
+              <w:autoSpaceDE/>
+              <w:autoSpaceDN/>
+              <w:jc w:val="center"/>
+              <w:rPr>
+                <w:rFonts w:eastAsia="Times New Roman"/>
+                <w:b/>
+                <w:bCs/>
+                <w:color w:val="1F497D"/>
+                <w:sz w:val="18"/>
+                <w:szCs w:val="18"/>
+                <w:lang w:eastAsia="tr-TR"/>
+              </w:rPr>
+            </w:pPr>
+            <w:r>
+              <w:rPr>
+                <w:rFonts w:eastAsia="Times New Roman"/>
+                <w:b/>
+                <w:bCs/>
+                <w:color w:val="1F497D"/>
+                <w:sz w:val="18"/>
+                <w:szCs w:val="18"/>
+                <w:lang w:eastAsia="tr-TR"/>
+              </w:rPr>
+              <w:t>{{FOTO_YAPIKAYIT}}</w:t>
+            </w:r>
+          </w:p>
+          <w:p>
+            <w:pPr>
+              <w:widowControl/>
+              <w:autoSpaceDE/>
+              <w:autoSpaceDN/>
+              <w:jc w:val="center"/>
+              <w:rPr>
+                <w:rFonts w:eastAsia="Times New Roman"/>
+                <w:b/>
+                <w:bCs/>
+                <w:color w:val="1F497D"/>
+                <w:sz w:val="18"/>
+                <w:szCs w:val="18"/>
+                <w:lang w:eastAsia="tr-TR"/>
+              </w:rPr>
+            </w:pPr>
+            <w:r>
+              <w:rPr>
+                <w:rFonts w:eastAsia="Times New Roman"/>
+                <w:b/>
+                <w:bCs/>
+                <w:color w:val="1F497D"/>
+                <w:sz w:val="18"/>
+                <w:szCs w:val="18"/>
+                <w:lang w:eastAsia="tr-TR"/>
+              </w:rPr>
+              <w:t>{{FOTO_MIMARIPROJEBELEDIYE}}</w:t>
+            </w:r>
+          </w:p>
+          <w:p>
+            <w:pPr>
+              <w:widowControl/>
+              <w:autoSpaceDE/>
+              <w:autoSpaceDN/>
+              <w:jc w:val="center"/>
+              <w:rPr>
+                <w:rFonts w:eastAsia="Times New Roman"/>
+                <w:b/>
+                <w:bCs/>
+                <w:color w:val="1F497D"/>
+                <w:sz w:val="18"/>
+                <w:szCs w:val="18"/>
+                <w:lang w:eastAsia="tr-TR"/>
+              </w:rPr>
+            </w:pPr>
+            <w:r>
+              <w:rPr>
+                <w:rFonts w:eastAsia="Times New Roman"/>
+                <w:b/>
+                <w:bCs/>
+                <w:color w:val="1F497D"/>
+                <w:sz w:val="18"/>
+                <w:szCs w:val="18"/>
+                <w:lang w:eastAsia="tr-TR"/>
+              </w:rPr>
+              <w:t>{{FOTO_MIMARIPROJETAPU}}</w:t>
+            </w:r>
           </w:p>
         </w:tc>
       </w:tr>
       <w:tr>
         <w:trPr>
-          <w:trHeight w:val="263"/>
+          <w:gridAfter w:val="1"/>
+          <w:wAfter w:w="290" w:type="dxa"/>
+          <w:trHeight w:val="275"/>
         </w:trPr>
         <w:tc>
           <w:tcPr>
             <w:tcW w:w="10505" w:type="dxa"/>
-            <w:vMerge/>
+            <w:tcBorders>
+              <w:top w:val="single" w:sz="8" w:space="0" w:color="auto"/>
+              <w:left w:val="single" w:sz="8" w:space="0" w:color="auto"/>
+              <w:bottom w:val="single" w:sz="8" w:space="0" w:color="auto"/>
+              <w:right w:val="single" w:sz="8" w:space="0" w:color="000000"/>
+            </w:tcBorders>
+            <w:shd w:val="clear" w:color="000000" w:fill="156082"/>
+            <w:vAlign w:val="center"/>
+            <w:hideMark/>
+          </w:tcPr>
+          <w:p>
+            <w:pPr>
+              <w:pStyle w:val="Balk1"/>
+              <w:spacing w:before="0"/>
+              <w:ind w:left="720"/>
+              <w:rPr>
+                <w:lang w:eastAsia="tr-TR"/>
+              </w:rPr>
+            </w:pPr>
+            <w:bookmarkStart w:id="102" w:name="_Toc221099478"/>
+            <w:r>
+              <w:rPr>
+                <w:lang w:eastAsia="tr-TR"/>
+              </w:rPr>
+              <w:t>8.4. Takbis Belgesi</w:t>
+            </w:r>
+            <w:bookmarkEnd w:id="102"/>
+          </w:p>
+        </w:tc>
+      </w:tr>
+      <w:tr>
+        <w:trPr>
+          <w:gridAfter w:val="1"/>
+          <w:wAfter w:w="290" w:type="dxa"/>
+          <w:trHeight w:val="269"/>
+        </w:trPr>
+        <w:tc>
+          <w:tcPr>
+            <w:tcW w:w="10505" w:type="dxa"/>
             <w:tcBorders>
               <w:top w:val="single" w:sz="8" w:space="0" w:color="auto"/>
               <w:left w:val="single" w:sz="8" w:space="0" w:color="auto"/>
               <w:bottom w:val="single" w:sz="8" w:space="0" w:color="000000"/>
               <w:right w:val="single" w:sz="8" w:space="0" w:color="000000"/>
             </w:tcBorders>
-            <w:vAlign w:val="center"/>
-            <w:hideMark/>
-          </w:tcPr>
-          <w:p>
-            <w:pPr>
-              <w:widowControl/>
-              <w:autoSpaceDE/>
-              <w:autoSpaceDN/>
+            <w:noWrap/>
+            <w:vAlign w:val="center"/>
+            <w:hideMark/>
+          </w:tcPr>
+          <w:p>
+            <w:pPr>
+              <w:widowControl/>
+              <w:autoSpaceDE/>
+              <w:autoSpaceDN/>
+              <w:jc w:val="center"/>
               <w:rPr>
                 <w:rFonts w:eastAsia="Times New Roman"/>
                 <w:b/>
@@ -30830,58 +30602,114 @@
                 <w:lang w:eastAsia="tr-TR"/>
               </w:rPr>
             </w:pPr>
-          </w:p>
-        </w:tc>
-        <w:tc>
-          <w:tcPr>
-            <w:tcW w:w="290" w:type="dxa"/>
-            <w:tcBorders>
-              <w:top w:val="nil"/>
-              <w:left w:val="nil"/>
-              <w:bottom w:val="nil"/>
-              <w:right w:val="nil"/>
-            </w:tcBorders>
-            <w:noWrap/>
-            <w:vAlign w:val="bottom"/>
-            <w:hideMark/>
-          </w:tcPr>
-          <w:p>
-            <w:pPr>
-              <w:widowControl/>
-              <w:autoSpaceDE/>
-              <w:autoSpaceDN/>
-              <w:rPr>
-                <w:rFonts w:ascii="Times New Roman" w:eastAsia="Times New Roman" w:hAnsi="Times New Roman" w:cs="Times New Roman"/>
-                <w:sz w:val="20"/>
-                <w:szCs w:val="20"/>
-                <w:lang w:eastAsia="tr-TR"/>
-              </w:rPr>
-            </w:pPr>
+            <w:r>
+              <w:rPr>
+                <w:rFonts w:eastAsia="Times New Roman"/>
+                <w:b/>
+                <w:bCs/>
+                <w:color w:val="1F497D"/>
+                <w:sz w:val="18"/>
+                <w:szCs w:val="18"/>
+                <w:lang w:eastAsia="tr-TR"/>
+              </w:rPr>
+              <w:t>{{FOTO_TAPUSENEDI}}</w:t>
+            </w:r>
+          </w:p>
+          <w:p>
+            <w:pPr>
+              <w:widowControl/>
+              <w:autoSpaceDE/>
+              <w:autoSpaceDN/>
+              <w:jc w:val="center"/>
+              <w:rPr>
+                <w:rFonts w:eastAsia="Times New Roman"/>
+                <w:b/>
+                <w:bCs/>
+                <w:color w:val="1F497D"/>
+                <w:sz w:val="18"/>
+                <w:szCs w:val="18"/>
+                <w:lang w:eastAsia="tr-TR"/>
+              </w:rPr>
+            </w:pPr>
+            <w:r>
+              <w:rPr>
+                <w:rFonts w:eastAsia="Times New Roman"/>
+                <w:b/>
+                <w:bCs/>
+                <w:color w:val="1F497D"/>
+                <w:sz w:val="18"/>
+                <w:szCs w:val="18"/>
+                <w:lang w:eastAsia="tr-TR"/>
+              </w:rPr>
+              <w:t>{{FOTO_TAKBISBELGESI}}</w:t>
+            </w:r>
           </w:p>
         </w:tc>
       </w:tr>
       <w:tr>
         <w:trPr>
-          <w:trHeight w:val="263"/>
+          <w:gridAfter w:val="1"/>
+          <w:wAfter w:w="290" w:type="dxa"/>
+          <w:trHeight w:val="275"/>
         </w:trPr>
         <w:tc>
           <w:tcPr>
             <w:tcW w:w="10505" w:type="dxa"/>
-            <w:vMerge/>
+            <w:tcBorders>
+              <w:top w:val="single" w:sz="8" w:space="0" w:color="auto"/>
+              <w:left w:val="single" w:sz="8" w:space="0" w:color="auto"/>
+              <w:bottom w:val="single" w:sz="8" w:space="0" w:color="auto"/>
+              <w:right w:val="single" w:sz="8" w:space="0" w:color="000000"/>
+            </w:tcBorders>
+            <w:shd w:val="clear" w:color="000000" w:fill="156082"/>
+            <w:vAlign w:val="center"/>
+            <w:hideMark/>
+          </w:tcPr>
+          <w:p>
+            <w:pPr>
+              <w:pStyle w:val="Balk1"/>
+              <w:spacing w:before="0"/>
+              <w:ind w:left="720"/>
+              <w:rPr>
+                <w:lang w:eastAsia="tr-TR"/>
+              </w:rPr>
+            </w:pPr>
+            <w:bookmarkStart w:id="103" w:name="_Toc221099479"/>
+            <w:r>
+              <w:rPr>
+                <w:lang w:eastAsia="tr-TR"/>
+              </w:rPr>
+              <w:t>8.5. Diğer Ekler</w:t>
+            </w:r>
+            <w:bookmarkEnd w:id="103"/>
+          </w:p>
+        </w:tc>
+      </w:tr>
+      <w:tr>
+        <w:trPr>
+          <w:gridAfter w:val="1"/>
+          <w:wAfter w:w="290" w:type="dxa"/>
+          <w:trHeight w:val="269"/>
+        </w:trPr>
+        <w:tc>
+          <w:tcPr>
+            <w:tcW w:w="10505" w:type="dxa"/>
             <w:tcBorders>
               <w:top w:val="single" w:sz="8" w:space="0" w:color="auto"/>
               <w:left w:val="single" w:sz="8" w:space="0" w:color="auto"/>
               <w:bottom w:val="single" w:sz="8" w:space="0" w:color="000000"/>
               <w:right w:val="single" w:sz="8" w:space="0" w:color="000000"/>
             </w:tcBorders>
-            <w:vAlign w:val="center"/>
-            <w:hideMark/>
-          </w:tcPr>
-          <w:p>
-            <w:pPr>
-              <w:widowControl/>
-              <w:autoSpaceDE/>
-              <w:autoSpaceDN/>
+            <w:noWrap/>
+            <w:vAlign w:val="center"/>
+            <w:hideMark/>
+          </w:tcPr>
+          <w:p>
+            <w:pPr>
+              <w:widowControl/>
+              <w:autoSpaceDE/>
+              <w:autoSpaceDN/>
+              <w:jc w:val="center"/>
               <w:rPr>
                 <w:rFonts w:eastAsia="Times New Roman"/>
                 <w:b/>
@@ -30892,58 +30720,7 @@
                 <w:lang w:eastAsia="tr-TR"/>
               </w:rPr>
             </w:pPr>
-          </w:p>
-        </w:tc>
-        <w:tc>
-          <w:tcPr>
-            <w:tcW w:w="290" w:type="dxa"/>
-            <w:tcBorders>
-              <w:top w:val="nil"/>
-              <w:left w:val="nil"/>
-              <w:bottom w:val="nil"/>
-              <w:right w:val="nil"/>
-            </w:tcBorders>
-            <w:noWrap/>
-            <w:vAlign w:val="bottom"/>
-            <w:hideMark/>
-          </w:tcPr>
-          <w:p>
-            <w:pPr>
-              <w:widowControl/>
-              <w:autoSpaceDE/>
-              <w:autoSpaceDN/>
-              <w:rPr>
-                <w:rFonts w:ascii="Times New Roman" w:eastAsia="Times New Roman" w:hAnsi="Times New Roman" w:cs="Times New Roman"/>
-                <w:sz w:val="20"/>
-                <w:szCs w:val="20"/>
-                <w:lang w:eastAsia="tr-TR"/>
-              </w:rPr>
-            </w:pPr>
-          </w:p>
-        </w:tc>
-      </w:tr>
-      <w:tr>
-        <w:trPr>
-          <w:trHeight w:val="263"/>
-        </w:trPr>
-        <w:tc>
-          <w:tcPr>
-            <w:tcW w:w="10505" w:type="dxa"/>
-            <w:vMerge/>
-            <w:tcBorders>
-              <w:top w:val="single" w:sz="8" w:space="0" w:color="auto"/>
-              <w:left w:val="single" w:sz="8" w:space="0" w:color="auto"/>
-              <w:bottom w:val="single" w:sz="8" w:space="0" w:color="000000"/>
-              <w:right w:val="single" w:sz="8" w:space="0" w:color="000000"/>
-            </w:tcBorders>
-            <w:vAlign w:val="center"/>
-            <w:hideMark/>
-          </w:tcPr>
-          <w:p>
-            <w:pPr>
-              <w:widowControl/>
-              <w:autoSpaceDE/>
-              <w:autoSpaceDN/>
+            <w:r>
               <w:rPr>
                 <w:rFonts w:eastAsia="Times New Roman"/>
                 <w:b/>
@@ -30953,59 +30730,15 @@
                 <w:szCs w:val="18"/>
                 <w:lang w:eastAsia="tr-TR"/>
               </w:rPr>
-            </w:pPr>
-          </w:p>
-        </w:tc>
-        <w:tc>
-          <w:tcPr>
-            <w:tcW w:w="290" w:type="dxa"/>
-            <w:tcBorders>
-              <w:top w:val="nil"/>
-              <w:left w:val="nil"/>
-              <w:bottom w:val="nil"/>
-              <w:right w:val="nil"/>
-            </w:tcBorders>
-            <w:noWrap/>
-            <w:vAlign w:val="bottom"/>
-            <w:hideMark/>
-          </w:tcPr>
-          <w:p>
-            <w:pPr>
-              <w:widowControl/>
-              <w:autoSpaceDE/>
-              <w:autoSpaceDN/>
-              <w:rPr>
-                <w:rFonts w:ascii="Times New Roman" w:eastAsia="Times New Roman" w:hAnsi="Times New Roman" w:cs="Times New Roman"/>
-                <w:sz w:val="20"/>
-                <w:szCs w:val="20"/>
-                <w:lang w:eastAsia="tr-TR"/>
-              </w:rPr>
-            </w:pPr>
-          </w:p>
-        </w:tc>
-      </w:tr>
-      <w:tr>
-        <w:trPr>
-          <w:trHeight w:val="263"/>
-        </w:trPr>
-        <w:tc>
-          <w:tcPr>
-            <w:tcW w:w="10505" w:type="dxa"/>
-            <w:vMerge/>
-            <w:tcBorders>
-              <w:top w:val="single" w:sz="8" w:space="0" w:color="auto"/>
-              <w:left w:val="single" w:sz="8" w:space="0" w:color="auto"/>
-              <w:bottom w:val="single" w:sz="8" w:space="0" w:color="000000"/>
-              <w:right w:val="single" w:sz="8" w:space="0" w:color="000000"/>
-            </w:tcBorders>
-            <w:vAlign w:val="center"/>
-            <w:hideMark/>
-          </w:tcPr>
-          <w:p>
-            <w:pPr>
-              <w:widowControl/>
-              <w:autoSpaceDE/>
-              <w:autoSpaceDN/>
+              <w:t>{{FOTO_ENERJIKIMLIK}}</w:t>
+            </w:r>
+          </w:p>
+          <w:p>
+            <w:pPr>
+              <w:widowControl/>
+              <w:autoSpaceDE/>
+              <w:autoSpaceDN/>
+              <w:jc w:val="center"/>
               <w:rPr>
                 <w:rFonts w:eastAsia="Times New Roman"/>
                 <w:b/>
@@ -31016,58 +30749,7 @@
                 <w:lang w:eastAsia="tr-TR"/>
               </w:rPr>
             </w:pPr>
-          </w:p>
-        </w:tc>
-        <w:tc>
-          <w:tcPr>
-            <w:tcW w:w="290" w:type="dxa"/>
-            <w:tcBorders>
-              <w:top w:val="nil"/>
-              <w:left w:val="nil"/>
-              <w:bottom w:val="nil"/>
-              <w:right w:val="nil"/>
-            </w:tcBorders>
-            <w:noWrap/>
-            <w:vAlign w:val="bottom"/>
-            <w:hideMark/>
-          </w:tcPr>
-          <w:p>
-            <w:pPr>
-              <w:widowControl/>
-              <w:autoSpaceDE/>
-              <w:autoSpaceDN/>
-              <w:rPr>
-                <w:rFonts w:ascii="Times New Roman" w:eastAsia="Times New Roman" w:hAnsi="Times New Roman" w:cs="Times New Roman"/>
-                <w:sz w:val="20"/>
-                <w:szCs w:val="20"/>
-                <w:lang w:eastAsia="tr-TR"/>
-              </w:rPr>
-            </w:pPr>
-          </w:p>
-        </w:tc>
-      </w:tr>
-      <w:tr>
-        <w:trPr>
-          <w:trHeight w:val="263"/>
-        </w:trPr>
-        <w:tc>
-          <w:tcPr>
-            <w:tcW w:w="10505" w:type="dxa"/>
-            <w:vMerge/>
-            <w:tcBorders>
-              <w:top w:val="single" w:sz="8" w:space="0" w:color="auto"/>
-              <w:left w:val="single" w:sz="8" w:space="0" w:color="auto"/>
-              <w:bottom w:val="single" w:sz="8" w:space="0" w:color="000000"/>
-              <w:right w:val="single" w:sz="8" w:space="0" w:color="000000"/>
-            </w:tcBorders>
-            <w:vAlign w:val="center"/>
-            <w:hideMark/>
-          </w:tcPr>
-          <w:p>
-            <w:pPr>
-              <w:widowControl/>
-              <w:autoSpaceDE/>
-              <w:autoSpaceDN/>
+            <w:r>
               <w:rPr>
                 <w:rFonts w:eastAsia="Times New Roman"/>
                 <w:b/>
@@ -31077,59 +30759,15 @@
                 <w:szCs w:val="18"/>
                 <w:lang w:eastAsia="tr-TR"/>
               </w:rPr>
-            </w:pPr>
-          </w:p>
-        </w:tc>
-        <w:tc>
-          <w:tcPr>
-            <w:tcW w:w="290" w:type="dxa"/>
-            <w:tcBorders>
-              <w:top w:val="nil"/>
-              <w:left w:val="nil"/>
-              <w:bottom w:val="nil"/>
-              <w:right w:val="nil"/>
-            </w:tcBorders>
-            <w:noWrap/>
-            <w:vAlign w:val="bottom"/>
-            <w:hideMark/>
-          </w:tcPr>
-          <w:p>
-            <w:pPr>
-              <w:widowControl/>
-              <w:autoSpaceDE/>
-              <w:autoSpaceDN/>
-              <w:rPr>
-                <w:rFonts w:ascii="Times New Roman" w:eastAsia="Times New Roman" w:hAnsi="Times New Roman" w:cs="Times New Roman"/>
-                <w:sz w:val="20"/>
-                <w:szCs w:val="20"/>
-                <w:lang w:eastAsia="tr-TR"/>
-              </w:rPr>
-            </w:pPr>
-          </w:p>
-        </w:tc>
-      </w:tr>
-      <w:tr>
-        <w:trPr>
-          <w:trHeight w:val="263"/>
-        </w:trPr>
-        <w:tc>
-          <w:tcPr>
-            <w:tcW w:w="10505" w:type="dxa"/>
-            <w:vMerge/>
-            <w:tcBorders>
-              <w:top w:val="single" w:sz="8" w:space="0" w:color="auto"/>
-              <w:left w:val="single" w:sz="8" w:space="0" w:color="auto"/>
-              <w:bottom w:val="single" w:sz="8" w:space="0" w:color="000000"/>
-              <w:right w:val="single" w:sz="8" w:space="0" w:color="000000"/>
-            </w:tcBorders>
-            <w:vAlign w:val="center"/>
-            <w:hideMark/>
-          </w:tcPr>
-          <w:p>
-            <w:pPr>
-              <w:widowControl/>
-              <w:autoSpaceDE/>
-              <w:autoSpaceDN/>
+              <w:t>{{FOTO_TUTANAKLAR}}</w:t>
+            </w:r>
+          </w:p>
+          <w:p>
+            <w:pPr>
+              <w:widowControl/>
+              <w:autoSpaceDE/>
+              <w:autoSpaceDN/>
+              <w:jc w:val="center"/>
               <w:rPr>
                 <w:rFonts w:eastAsia="Times New Roman"/>
                 <w:b/>
@@ -31140,58 +30778,7 @@
                 <w:lang w:eastAsia="tr-TR"/>
               </w:rPr>
             </w:pPr>
-          </w:p>
-        </w:tc>
-        <w:tc>
-          <w:tcPr>
-            <w:tcW w:w="290" w:type="dxa"/>
-            <w:tcBorders>
-              <w:top w:val="nil"/>
-              <w:left w:val="nil"/>
-              <w:bottom w:val="nil"/>
-              <w:right w:val="nil"/>
-            </w:tcBorders>
-            <w:noWrap/>
-            <w:vAlign w:val="bottom"/>
-            <w:hideMark/>
-          </w:tcPr>
-          <w:p>
-            <w:pPr>
-              <w:widowControl/>
-              <w:autoSpaceDE/>
-              <w:autoSpaceDN/>
-              <w:rPr>
-                <w:rFonts w:ascii="Times New Roman" w:eastAsia="Times New Roman" w:hAnsi="Times New Roman" w:cs="Times New Roman"/>
-                <w:sz w:val="20"/>
-                <w:szCs w:val="20"/>
-                <w:lang w:eastAsia="tr-TR"/>
-              </w:rPr>
-            </w:pPr>
-          </w:p>
-        </w:tc>
-      </w:tr>
-      <w:tr>
-        <w:trPr>
-          <w:trHeight w:val="263"/>
-        </w:trPr>
-        <w:tc>
-          <w:tcPr>
-            <w:tcW w:w="10505" w:type="dxa"/>
-            <w:vMerge/>
-            <w:tcBorders>
-              <w:top w:val="single" w:sz="8" w:space="0" w:color="auto"/>
-              <w:left w:val="single" w:sz="8" w:space="0" w:color="auto"/>
-              <w:bottom w:val="single" w:sz="8" w:space="0" w:color="000000"/>
-              <w:right w:val="single" w:sz="8" w:space="0" w:color="000000"/>
-            </w:tcBorders>
-            <w:vAlign w:val="center"/>
-            <w:hideMark/>
-          </w:tcPr>
-          <w:p>
-            <w:pPr>
-              <w:widowControl/>
-              <w:autoSpaceDE/>
-              <w:autoSpaceDN/>
+            <w:r>
               <w:rPr>
                 <w:rFonts w:eastAsia="Times New Roman"/>
                 <w:b/>
@@ -31201,59 +30788,15 @@
                 <w:szCs w:val="18"/>
                 <w:lang w:eastAsia="tr-TR"/>
               </w:rPr>
-            </w:pPr>
-          </w:p>
-        </w:tc>
-        <w:tc>
-          <w:tcPr>
-            <w:tcW w:w="290" w:type="dxa"/>
-            <w:tcBorders>
-              <w:top w:val="nil"/>
-              <w:left w:val="nil"/>
-              <w:bottom w:val="nil"/>
-              <w:right w:val="nil"/>
-            </w:tcBorders>
-            <w:noWrap/>
-            <w:vAlign w:val="bottom"/>
-            <w:hideMark/>
-          </w:tcPr>
-          <w:p>
-            <w:pPr>
-              <w:widowControl/>
-              <w:autoSpaceDE/>
-              <w:autoSpaceDN/>
-              <w:rPr>
-                <w:rFonts w:ascii="Times New Roman" w:eastAsia="Times New Roman" w:hAnsi="Times New Roman" w:cs="Times New Roman"/>
-                <w:sz w:val="20"/>
-                <w:szCs w:val="20"/>
-                <w:lang w:eastAsia="tr-TR"/>
-              </w:rPr>
-            </w:pPr>
-          </w:p>
-        </w:tc>
-      </w:tr>
-      <w:tr>
-        <w:trPr>
-          <w:trHeight w:val="263"/>
-        </w:trPr>
-        <w:tc>
-          <w:tcPr>
-            <w:tcW w:w="10505" w:type="dxa"/>
-            <w:vMerge/>
-            <w:tcBorders>
-              <w:top w:val="single" w:sz="8" w:space="0" w:color="auto"/>
-              <w:left w:val="single" w:sz="8" w:space="0" w:color="auto"/>
-              <w:bottom w:val="single" w:sz="8" w:space="0" w:color="000000"/>
-              <w:right w:val="single" w:sz="8" w:space="0" w:color="000000"/>
-            </w:tcBorders>
-            <w:vAlign w:val="center"/>
-            <w:hideMark/>
-          </w:tcPr>
-          <w:p>
-            <w:pPr>
-              <w:widowControl/>
-              <w:autoSpaceDE/>
-              <w:autoSpaceDN/>
+              <w:t>{{FOTO_MAHKEMEEVRAKLARI}}</w:t>
+            </w:r>
+          </w:p>
+          <w:p>
+            <w:pPr>
+              <w:widowControl/>
+              <w:autoSpaceDE/>
+              <w:autoSpaceDN/>
+              <w:jc w:val="center"/>
               <w:rPr>
                 <w:rFonts w:eastAsia="Times New Roman"/>
                 <w:b/>
@@ -31264,58 +30807,7 @@
                 <w:lang w:eastAsia="tr-TR"/>
               </w:rPr>
             </w:pPr>
-          </w:p>
-        </w:tc>
-        <w:tc>
-          <w:tcPr>
-            <w:tcW w:w="290" w:type="dxa"/>
-            <w:tcBorders>
-              <w:top w:val="nil"/>
-              <w:left w:val="nil"/>
-              <w:bottom w:val="nil"/>
-              <w:right w:val="nil"/>
-            </w:tcBorders>
-            <w:noWrap/>
-            <w:vAlign w:val="bottom"/>
-            <w:hideMark/>
-          </w:tcPr>
-          <w:p>
-            <w:pPr>
-              <w:widowControl/>
-              <w:autoSpaceDE/>
-              <w:autoSpaceDN/>
-              <w:rPr>
-                <w:rFonts w:ascii="Times New Roman" w:eastAsia="Times New Roman" w:hAnsi="Times New Roman" w:cs="Times New Roman"/>
-                <w:sz w:val="20"/>
-                <w:szCs w:val="20"/>
-                <w:lang w:eastAsia="tr-TR"/>
-              </w:rPr>
-            </w:pPr>
-          </w:p>
-        </w:tc>
-      </w:tr>
-      <w:tr>
-        <w:trPr>
-          <w:trHeight w:val="263"/>
-        </w:trPr>
-        <w:tc>
-          <w:tcPr>
-            <w:tcW w:w="10505" w:type="dxa"/>
-            <w:vMerge/>
-            <w:tcBorders>
-              <w:top w:val="single" w:sz="8" w:space="0" w:color="auto"/>
-              <w:left w:val="single" w:sz="8" w:space="0" w:color="auto"/>
-              <w:bottom w:val="single" w:sz="8" w:space="0" w:color="000000"/>
-              <w:right w:val="single" w:sz="8" w:space="0" w:color="000000"/>
-            </w:tcBorders>
-            <w:vAlign w:val="center"/>
-            <w:hideMark/>
-          </w:tcPr>
-          <w:p>
-            <w:pPr>
-              <w:widowControl/>
-              <w:autoSpaceDE/>
-              <w:autoSpaceDN/>
+            <w:r>
               <w:rPr>
                 <w:rFonts w:eastAsia="Times New Roman"/>
                 <w:b/>
@@ -31325,59 +30817,15 @@
                 <w:szCs w:val="18"/>
                 <w:lang w:eastAsia="tr-TR"/>
               </w:rPr>
-            </w:pPr>
-          </w:p>
-        </w:tc>
-        <w:tc>
-          <w:tcPr>
-            <w:tcW w:w="290" w:type="dxa"/>
-            <w:tcBorders>
-              <w:top w:val="nil"/>
-              <w:left w:val="nil"/>
-              <w:bottom w:val="nil"/>
-              <w:right w:val="nil"/>
-            </w:tcBorders>
-            <w:noWrap/>
-            <w:vAlign w:val="bottom"/>
-            <w:hideMark/>
-          </w:tcPr>
-          <w:p>
-            <w:pPr>
-              <w:widowControl/>
-              <w:autoSpaceDE/>
-              <w:autoSpaceDN/>
-              <w:rPr>
-                <w:rFonts w:ascii="Times New Roman" w:eastAsia="Times New Roman" w:hAnsi="Times New Roman" w:cs="Times New Roman"/>
-                <w:sz w:val="20"/>
-                <w:szCs w:val="20"/>
-                <w:lang w:eastAsia="tr-TR"/>
-              </w:rPr>
-            </w:pPr>
-          </w:p>
-        </w:tc>
-      </w:tr>
-      <w:tr>
-        <w:trPr>
-          <w:trHeight w:val="263"/>
-        </w:trPr>
-        <w:tc>
-          <w:tcPr>
-            <w:tcW w:w="10505" w:type="dxa"/>
-            <w:vMerge/>
-            <w:tcBorders>
-              <w:top w:val="single" w:sz="8" w:space="0" w:color="auto"/>
-              <w:left w:val="single" w:sz="8" w:space="0" w:color="auto"/>
-              <w:bottom w:val="single" w:sz="8" w:space="0" w:color="000000"/>
-              <w:right w:val="single" w:sz="8" w:space="0" w:color="000000"/>
-            </w:tcBorders>
-            <w:vAlign w:val="center"/>
-            <w:hideMark/>
-          </w:tcPr>
-          <w:p>
-            <w:pPr>
-              <w:widowControl/>
-              <w:autoSpaceDE/>
-              <w:autoSpaceDN/>
+              <w:t>{{FOTO_UZMANOZCEKIM}}</w:t>
+            </w:r>
+          </w:p>
+          <w:p>
+            <w:pPr>
+              <w:widowControl/>
+              <w:autoSpaceDE/>
+              <w:autoSpaceDN/>
+              <w:jc w:val="center"/>
               <w:rPr>
                 <w:rFonts w:eastAsia="Times New Roman"/>
                 <w:b/>
@@ -31388,58 +30836,7 @@
                 <w:lang w:eastAsia="tr-TR"/>
               </w:rPr>
             </w:pPr>
-          </w:p>
-        </w:tc>
-        <w:tc>
-          <w:tcPr>
-            <w:tcW w:w="290" w:type="dxa"/>
-            <w:tcBorders>
-              <w:top w:val="nil"/>
-              <w:left w:val="nil"/>
-              <w:bottom w:val="nil"/>
-              <w:right w:val="nil"/>
-            </w:tcBorders>
-            <w:noWrap/>
-            <w:vAlign w:val="bottom"/>
-            <w:hideMark/>
-          </w:tcPr>
-          <w:p>
-            <w:pPr>
-              <w:widowControl/>
-              <w:autoSpaceDE/>
-              <w:autoSpaceDN/>
-              <w:rPr>
-                <w:rFonts w:ascii="Times New Roman" w:eastAsia="Times New Roman" w:hAnsi="Times New Roman" w:cs="Times New Roman"/>
-                <w:sz w:val="20"/>
-                <w:szCs w:val="20"/>
-                <w:lang w:eastAsia="tr-TR"/>
-              </w:rPr>
-            </w:pPr>
-          </w:p>
-        </w:tc>
-      </w:tr>
-      <w:tr>
-        <w:trPr>
-          <w:trHeight w:val="263"/>
-        </w:trPr>
-        <w:tc>
-          <w:tcPr>
-            <w:tcW w:w="10505" w:type="dxa"/>
-            <w:vMerge/>
-            <w:tcBorders>
-              <w:top w:val="single" w:sz="8" w:space="0" w:color="auto"/>
-              <w:left w:val="single" w:sz="8" w:space="0" w:color="auto"/>
-              <w:bottom w:val="single" w:sz="8" w:space="0" w:color="000000"/>
-              <w:right w:val="single" w:sz="8" w:space="0" w:color="000000"/>
-            </w:tcBorders>
-            <w:vAlign w:val="center"/>
-            <w:hideMark/>
-          </w:tcPr>
-          <w:p>
-            <w:pPr>
-              <w:widowControl/>
-              <w:autoSpaceDE/>
-              <w:autoSpaceDN/>
+            <w:r>
               <w:rPr>
                 <w:rFonts w:eastAsia="Times New Roman"/>
                 <w:b/>
@@ -31449,59 +30846,15 @@
                 <w:szCs w:val="18"/>
                 <w:lang w:eastAsia="tr-TR"/>
               </w:rPr>
-            </w:pPr>
-          </w:p>
-        </w:tc>
-        <w:tc>
-          <w:tcPr>
-            <w:tcW w:w="290" w:type="dxa"/>
-            <w:tcBorders>
-              <w:top w:val="nil"/>
-              <w:left w:val="nil"/>
-              <w:bottom w:val="nil"/>
-              <w:right w:val="nil"/>
-            </w:tcBorders>
-            <w:noWrap/>
-            <w:vAlign w:val="bottom"/>
-            <w:hideMark/>
-          </w:tcPr>
-          <w:p>
-            <w:pPr>
-              <w:widowControl/>
-              <w:autoSpaceDE/>
-              <w:autoSpaceDN/>
-              <w:rPr>
-                <w:rFonts w:ascii="Times New Roman" w:eastAsia="Times New Roman" w:hAnsi="Times New Roman" w:cs="Times New Roman"/>
-                <w:sz w:val="20"/>
-                <w:szCs w:val="20"/>
-                <w:lang w:eastAsia="tr-TR"/>
-              </w:rPr>
-            </w:pPr>
-          </w:p>
-        </w:tc>
-      </w:tr>
-      <w:tr>
-        <w:trPr>
-          <w:trHeight w:val="263"/>
-        </w:trPr>
-        <w:tc>
-          <w:tcPr>
-            <w:tcW w:w="10505" w:type="dxa"/>
-            <w:vMerge/>
-            <w:tcBorders>
-              <w:top w:val="single" w:sz="8" w:space="0" w:color="auto"/>
-              <w:left w:val="single" w:sz="8" w:space="0" w:color="auto"/>
-              <w:bottom w:val="single" w:sz="8" w:space="0" w:color="000000"/>
-              <w:right w:val="single" w:sz="8" w:space="0" w:color="000000"/>
-            </w:tcBorders>
-            <w:vAlign w:val="center"/>
-            <w:hideMark/>
-          </w:tcPr>
-          <w:p>
-            <w:pPr>
-              <w:widowControl/>
-              <w:autoSpaceDE/>
-              <w:autoSpaceDN/>
+              <w:t>{{FOTO_HESAPLAMATABLOLARI}}</w:t>
+            </w:r>
+          </w:p>
+          <w:p>
+            <w:pPr>
+              <w:widowControl/>
+              <w:autoSpaceDE/>
+              <w:autoSpaceDN/>
+              <w:jc w:val="center"/>
               <w:rPr>
                 <w:rFonts w:eastAsia="Times New Roman"/>
                 <w:b/>
@@ -31512,58 +30865,7 @@
                 <w:lang w:eastAsia="tr-TR"/>
               </w:rPr>
             </w:pPr>
-          </w:p>
-        </w:tc>
-        <w:tc>
-          <w:tcPr>
-            <w:tcW w:w="290" w:type="dxa"/>
-            <w:tcBorders>
-              <w:top w:val="nil"/>
-              <w:left w:val="nil"/>
-              <w:bottom w:val="nil"/>
-              <w:right w:val="nil"/>
-            </w:tcBorders>
-            <w:noWrap/>
-            <w:vAlign w:val="bottom"/>
-            <w:hideMark/>
-          </w:tcPr>
-          <w:p>
-            <w:pPr>
-              <w:widowControl/>
-              <w:autoSpaceDE/>
-              <w:autoSpaceDN/>
-              <w:rPr>
-                <w:rFonts w:ascii="Times New Roman" w:eastAsia="Times New Roman" w:hAnsi="Times New Roman" w:cs="Times New Roman"/>
-                <w:sz w:val="20"/>
-                <w:szCs w:val="20"/>
-                <w:lang w:eastAsia="tr-TR"/>
-              </w:rPr>
-            </w:pPr>
-          </w:p>
-        </w:tc>
-      </w:tr>
-      <w:tr>
-        <w:trPr>
-          <w:trHeight w:val="263"/>
-        </w:trPr>
-        <w:tc>
-          <w:tcPr>
-            <w:tcW w:w="10505" w:type="dxa"/>
-            <w:vMerge/>
-            <w:tcBorders>
-              <w:top w:val="single" w:sz="8" w:space="0" w:color="auto"/>
-              <w:left w:val="single" w:sz="8" w:space="0" w:color="auto"/>
-              <w:bottom w:val="single" w:sz="8" w:space="0" w:color="000000"/>
-              <w:right w:val="single" w:sz="8" w:space="0" w:color="000000"/>
-            </w:tcBorders>
-            <w:vAlign w:val="center"/>
-            <w:hideMark/>
-          </w:tcPr>
-          <w:p>
-            <w:pPr>
-              <w:widowControl/>
-              <w:autoSpaceDE/>
-              <w:autoSpaceDN/>
+            <w:r>
               <w:rPr>
                 <w:rFonts w:eastAsia="Times New Roman"/>
                 <w:b/>
@@ -31573,59 +30875,15 @@
                 <w:szCs w:val="18"/>
                 <w:lang w:eastAsia="tr-TR"/>
               </w:rPr>
-            </w:pPr>
-          </w:p>
-        </w:tc>
-        <w:tc>
-          <w:tcPr>
-            <w:tcW w:w="290" w:type="dxa"/>
-            <w:tcBorders>
-              <w:top w:val="nil"/>
-              <w:left w:val="nil"/>
-              <w:bottom w:val="nil"/>
-              <w:right w:val="nil"/>
-            </w:tcBorders>
-            <w:noWrap/>
-            <w:vAlign w:val="bottom"/>
-            <w:hideMark/>
-          </w:tcPr>
-          <w:p>
-            <w:pPr>
-              <w:widowControl/>
-              <w:autoSpaceDE/>
-              <w:autoSpaceDN/>
-              <w:rPr>
-                <w:rFonts w:ascii="Times New Roman" w:eastAsia="Times New Roman" w:hAnsi="Times New Roman" w:cs="Times New Roman"/>
-                <w:sz w:val="20"/>
-                <w:szCs w:val="20"/>
-                <w:lang w:eastAsia="tr-TR"/>
-              </w:rPr>
-            </w:pPr>
-          </w:p>
-        </w:tc>
-      </w:tr>
-      <w:tr>
-        <w:trPr>
-          <w:trHeight w:val="263"/>
-        </w:trPr>
-        <w:tc>
-          <w:tcPr>
-            <w:tcW w:w="10505" w:type="dxa"/>
-            <w:vMerge/>
-            <w:tcBorders>
-              <w:top w:val="single" w:sz="8" w:space="0" w:color="auto"/>
-              <w:left w:val="single" w:sz="8" w:space="0" w:color="auto"/>
-              <w:bottom w:val="single" w:sz="8" w:space="0" w:color="000000"/>
-              <w:right w:val="single" w:sz="8" w:space="0" w:color="000000"/>
-            </w:tcBorders>
-            <w:vAlign w:val="center"/>
-            <w:hideMark/>
-          </w:tcPr>
-          <w:p>
-            <w:pPr>
-              <w:widowControl/>
-              <w:autoSpaceDE/>
-              <w:autoSpaceDN/>
+              <w:t>{{FOTO_FINANSALTABLOLAR}}</w:t>
+            </w:r>
+          </w:p>
+          <w:p>
+            <w:pPr>
+              <w:widowControl/>
+              <w:autoSpaceDE/>
+              <w:autoSpaceDN/>
+              <w:jc w:val="center"/>
               <w:rPr>
                 <w:rFonts w:eastAsia="Times New Roman"/>
                 <w:b/>
@@ -31636,58 +30894,7 @@
                 <w:lang w:eastAsia="tr-TR"/>
               </w:rPr>
             </w:pPr>
-          </w:p>
-        </w:tc>
-        <w:tc>
-          <w:tcPr>
-            <w:tcW w:w="290" w:type="dxa"/>
-            <w:tcBorders>
-              <w:top w:val="nil"/>
-              <w:left w:val="nil"/>
-              <w:bottom w:val="nil"/>
-              <w:right w:val="nil"/>
-            </w:tcBorders>
-            <w:noWrap/>
-            <w:vAlign w:val="bottom"/>
-            <w:hideMark/>
-          </w:tcPr>
-          <w:p>
-            <w:pPr>
-              <w:widowControl/>
-              <w:autoSpaceDE/>
-              <w:autoSpaceDN/>
-              <w:rPr>
-                <w:rFonts w:ascii="Times New Roman" w:eastAsia="Times New Roman" w:hAnsi="Times New Roman" w:cs="Times New Roman"/>
-                <w:sz w:val="20"/>
-                <w:szCs w:val="20"/>
-                <w:lang w:eastAsia="tr-TR"/>
-              </w:rPr>
-            </w:pPr>
-          </w:p>
-        </w:tc>
-      </w:tr>
-      <w:tr>
-        <w:trPr>
-          <w:trHeight w:val="263"/>
-        </w:trPr>
-        <w:tc>
-          <w:tcPr>
-            <w:tcW w:w="10505" w:type="dxa"/>
-            <w:vMerge/>
-            <w:tcBorders>
-              <w:top w:val="single" w:sz="8" w:space="0" w:color="auto"/>
-              <w:left w:val="single" w:sz="8" w:space="0" w:color="auto"/>
-              <w:bottom w:val="single" w:sz="8" w:space="0" w:color="000000"/>
-              <w:right w:val="single" w:sz="8" w:space="0" w:color="000000"/>
-            </w:tcBorders>
-            <w:vAlign w:val="center"/>
-            <w:hideMark/>
-          </w:tcPr>
-          <w:p>
-            <w:pPr>
-              <w:widowControl/>
-              <w:autoSpaceDE/>
-              <w:autoSpaceDN/>
+            <w:r>
               <w:rPr>
                 <w:rFonts w:eastAsia="Times New Roman"/>
                 <w:b/>
@@ -31697,1522 +30904,8 @@
                 <w:szCs w:val="18"/>
                 <w:lang w:eastAsia="tr-TR"/>
               </w:rPr>
-            </w:pPr>
-          </w:p>
-        </w:tc>
-        <w:tc>
-          <w:tcPr>
-            <w:tcW w:w="290" w:type="dxa"/>
-            <w:tcBorders>
-              <w:top w:val="nil"/>
-              <w:left w:val="nil"/>
-              <w:bottom w:val="nil"/>
-              <w:right w:val="nil"/>
-            </w:tcBorders>
-            <w:noWrap/>
-            <w:vAlign w:val="bottom"/>
-            <w:hideMark/>
-          </w:tcPr>
-          <w:p>
-            <w:pPr>
-              <w:widowControl/>
-              <w:autoSpaceDE/>
-              <w:autoSpaceDN/>
-              <w:rPr>
-                <w:rFonts w:ascii="Times New Roman" w:eastAsia="Times New Roman" w:hAnsi="Times New Roman" w:cs="Times New Roman"/>
-                <w:sz w:val="20"/>
-                <w:szCs w:val="20"/>
-                <w:lang w:eastAsia="tr-TR"/>
-              </w:rPr>
-            </w:pPr>
-          </w:p>
-        </w:tc>
-      </w:tr>
-      <w:tr>
-        <w:trPr>
-          <w:trHeight w:val="263"/>
-        </w:trPr>
-        <w:tc>
-          <w:tcPr>
-            <w:tcW w:w="10505" w:type="dxa"/>
-            <w:vMerge/>
-            <w:tcBorders>
-              <w:top w:val="single" w:sz="8" w:space="0" w:color="auto"/>
-              <w:left w:val="single" w:sz="8" w:space="0" w:color="auto"/>
-              <w:bottom w:val="single" w:sz="8" w:space="0" w:color="000000"/>
-              <w:right w:val="single" w:sz="8" w:space="0" w:color="000000"/>
-            </w:tcBorders>
-            <w:vAlign w:val="center"/>
-            <w:hideMark/>
-          </w:tcPr>
-          <w:p>
-            <w:pPr>
-              <w:widowControl/>
-              <w:autoSpaceDE/>
-              <w:autoSpaceDN/>
-              <w:rPr>
-                <w:rFonts w:eastAsia="Times New Roman"/>
-                <w:b/>
-                <w:bCs/>
-                <w:color w:val="1F497D"/>
-                <w:sz w:val="18"/>
-                <w:szCs w:val="18"/>
-                <w:lang w:eastAsia="tr-TR"/>
-              </w:rPr>
-            </w:pPr>
-          </w:p>
-        </w:tc>
-        <w:tc>
-          <w:tcPr>
-            <w:tcW w:w="290" w:type="dxa"/>
-            <w:tcBorders>
-              <w:top w:val="nil"/>
-              <w:left w:val="nil"/>
-              <w:bottom w:val="nil"/>
-              <w:right w:val="nil"/>
-            </w:tcBorders>
-            <w:noWrap/>
-            <w:vAlign w:val="bottom"/>
-            <w:hideMark/>
-          </w:tcPr>
-          <w:p>
-            <w:pPr>
-              <w:widowControl/>
-              <w:autoSpaceDE/>
-              <w:autoSpaceDN/>
-              <w:rPr>
-                <w:rFonts w:ascii="Times New Roman" w:eastAsia="Times New Roman" w:hAnsi="Times New Roman" w:cs="Times New Roman"/>
-                <w:sz w:val="20"/>
-                <w:szCs w:val="20"/>
-                <w:lang w:eastAsia="tr-TR"/>
-              </w:rPr>
-            </w:pPr>
-          </w:p>
-        </w:tc>
-      </w:tr>
-      <w:tr>
-        <w:trPr>
-          <w:trHeight w:val="263"/>
-        </w:trPr>
-        <w:tc>
-          <w:tcPr>
-            <w:tcW w:w="10505" w:type="dxa"/>
-            <w:vMerge/>
-            <w:tcBorders>
-              <w:top w:val="single" w:sz="8" w:space="0" w:color="auto"/>
-              <w:left w:val="single" w:sz="8" w:space="0" w:color="auto"/>
-              <w:bottom w:val="single" w:sz="8" w:space="0" w:color="000000"/>
-              <w:right w:val="single" w:sz="8" w:space="0" w:color="000000"/>
-            </w:tcBorders>
-            <w:vAlign w:val="center"/>
-            <w:hideMark/>
-          </w:tcPr>
-          <w:p>
-            <w:pPr>
-              <w:widowControl/>
-              <w:autoSpaceDE/>
-              <w:autoSpaceDN/>
-              <w:rPr>
-                <w:rFonts w:eastAsia="Times New Roman"/>
-                <w:b/>
-                <w:bCs/>
-                <w:color w:val="1F497D"/>
-                <w:sz w:val="18"/>
-                <w:szCs w:val="18"/>
-                <w:lang w:eastAsia="tr-TR"/>
-              </w:rPr>
-            </w:pPr>
-          </w:p>
-        </w:tc>
-        <w:tc>
-          <w:tcPr>
-            <w:tcW w:w="290" w:type="dxa"/>
-            <w:tcBorders>
-              <w:top w:val="nil"/>
-              <w:left w:val="nil"/>
-              <w:bottom w:val="nil"/>
-              <w:right w:val="nil"/>
-            </w:tcBorders>
-            <w:noWrap/>
-            <w:vAlign w:val="bottom"/>
-            <w:hideMark/>
-          </w:tcPr>
-          <w:p>
-            <w:pPr>
-              <w:widowControl/>
-              <w:autoSpaceDE/>
-              <w:autoSpaceDN/>
-              <w:rPr>
-                <w:rFonts w:ascii="Times New Roman" w:eastAsia="Times New Roman" w:hAnsi="Times New Roman" w:cs="Times New Roman"/>
-                <w:sz w:val="20"/>
-                <w:szCs w:val="20"/>
-                <w:lang w:eastAsia="tr-TR"/>
-              </w:rPr>
-            </w:pPr>
-          </w:p>
-        </w:tc>
-      </w:tr>
-      <w:tr>
-        <w:trPr>
-          <w:trHeight w:val="263"/>
-        </w:trPr>
-        <w:tc>
-          <w:tcPr>
-            <w:tcW w:w="10505" w:type="dxa"/>
-            <w:vMerge/>
-            <w:tcBorders>
-              <w:top w:val="single" w:sz="8" w:space="0" w:color="auto"/>
-              <w:left w:val="single" w:sz="8" w:space="0" w:color="auto"/>
-              <w:bottom w:val="single" w:sz="8" w:space="0" w:color="000000"/>
-              <w:right w:val="single" w:sz="8" w:space="0" w:color="000000"/>
-            </w:tcBorders>
-            <w:vAlign w:val="center"/>
-            <w:hideMark/>
-          </w:tcPr>
-          <w:p>
-            <w:pPr>
-              <w:widowControl/>
-              <w:autoSpaceDE/>
-              <w:autoSpaceDN/>
-              <w:rPr>
-                <w:rFonts w:eastAsia="Times New Roman"/>
-                <w:b/>
-                <w:bCs/>
-                <w:color w:val="1F497D"/>
-                <w:sz w:val="18"/>
-                <w:szCs w:val="18"/>
-                <w:lang w:eastAsia="tr-TR"/>
-              </w:rPr>
-            </w:pPr>
-          </w:p>
-        </w:tc>
-        <w:tc>
-          <w:tcPr>
-            <w:tcW w:w="290" w:type="dxa"/>
-            <w:tcBorders>
-              <w:top w:val="nil"/>
-              <w:left w:val="nil"/>
-              <w:bottom w:val="nil"/>
-              <w:right w:val="nil"/>
-            </w:tcBorders>
-            <w:noWrap/>
-            <w:vAlign w:val="bottom"/>
-            <w:hideMark/>
-          </w:tcPr>
-          <w:p>
-            <w:pPr>
-              <w:widowControl/>
-              <w:autoSpaceDE/>
-              <w:autoSpaceDN/>
-              <w:rPr>
-                <w:rFonts w:ascii="Times New Roman" w:eastAsia="Times New Roman" w:hAnsi="Times New Roman" w:cs="Times New Roman"/>
-                <w:sz w:val="20"/>
-                <w:szCs w:val="20"/>
-                <w:lang w:eastAsia="tr-TR"/>
-              </w:rPr>
-            </w:pPr>
-          </w:p>
-        </w:tc>
-      </w:tr>
-      <w:tr>
-        <w:trPr>
-          <w:trHeight w:val="263"/>
-        </w:trPr>
-        <w:tc>
-          <w:tcPr>
-            <w:tcW w:w="10505" w:type="dxa"/>
-            <w:vMerge/>
-            <w:tcBorders>
-              <w:top w:val="single" w:sz="8" w:space="0" w:color="auto"/>
-              <w:left w:val="single" w:sz="8" w:space="0" w:color="auto"/>
-              <w:bottom w:val="single" w:sz="8" w:space="0" w:color="000000"/>
-              <w:right w:val="single" w:sz="8" w:space="0" w:color="000000"/>
-            </w:tcBorders>
-            <w:vAlign w:val="center"/>
-            <w:hideMark/>
-          </w:tcPr>
-          <w:p>
-            <w:pPr>
-              <w:widowControl/>
-              <w:autoSpaceDE/>
-              <w:autoSpaceDN/>
-              <w:rPr>
-                <w:rFonts w:eastAsia="Times New Roman"/>
-                <w:b/>
-                <w:bCs/>
-                <w:color w:val="1F497D"/>
-                <w:sz w:val="18"/>
-                <w:szCs w:val="18"/>
-                <w:lang w:eastAsia="tr-TR"/>
-              </w:rPr>
-            </w:pPr>
-          </w:p>
-        </w:tc>
-        <w:tc>
-          <w:tcPr>
-            <w:tcW w:w="290" w:type="dxa"/>
-            <w:tcBorders>
-              <w:top w:val="nil"/>
-              <w:left w:val="nil"/>
-              <w:bottom w:val="nil"/>
-              <w:right w:val="nil"/>
-            </w:tcBorders>
-            <w:noWrap/>
-            <w:vAlign w:val="bottom"/>
-            <w:hideMark/>
-          </w:tcPr>
-          <w:p>
-            <w:pPr>
-              <w:widowControl/>
-              <w:autoSpaceDE/>
-              <w:autoSpaceDN/>
-              <w:rPr>
-                <w:rFonts w:ascii="Times New Roman" w:eastAsia="Times New Roman" w:hAnsi="Times New Roman" w:cs="Times New Roman"/>
-                <w:sz w:val="20"/>
-                <w:szCs w:val="20"/>
-                <w:lang w:eastAsia="tr-TR"/>
-              </w:rPr>
-            </w:pPr>
-          </w:p>
-        </w:tc>
-      </w:tr>
-      <w:tr>
-        <w:trPr>
-          <w:trHeight w:val="263"/>
-        </w:trPr>
-        <w:tc>
-          <w:tcPr>
-            <w:tcW w:w="10505" w:type="dxa"/>
-            <w:vMerge/>
-            <w:tcBorders>
-              <w:top w:val="single" w:sz="8" w:space="0" w:color="auto"/>
-              <w:left w:val="single" w:sz="8" w:space="0" w:color="auto"/>
-              <w:bottom w:val="single" w:sz="8" w:space="0" w:color="000000"/>
-              <w:right w:val="single" w:sz="8" w:space="0" w:color="000000"/>
-            </w:tcBorders>
-            <w:vAlign w:val="center"/>
-            <w:hideMark/>
-          </w:tcPr>
-          <w:p>
-            <w:pPr>
-              <w:widowControl/>
-              <w:autoSpaceDE/>
-              <w:autoSpaceDN/>
-              <w:rPr>
-                <w:rFonts w:eastAsia="Times New Roman"/>
-                <w:b/>
-                <w:bCs/>
-                <w:color w:val="1F497D"/>
-                <w:sz w:val="18"/>
-                <w:szCs w:val="18"/>
-                <w:lang w:eastAsia="tr-TR"/>
-              </w:rPr>
-            </w:pPr>
-          </w:p>
-        </w:tc>
-        <w:tc>
-          <w:tcPr>
-            <w:tcW w:w="290" w:type="dxa"/>
-            <w:tcBorders>
-              <w:top w:val="nil"/>
-              <w:left w:val="nil"/>
-              <w:bottom w:val="nil"/>
-              <w:right w:val="nil"/>
-            </w:tcBorders>
-            <w:noWrap/>
-            <w:vAlign w:val="bottom"/>
-            <w:hideMark/>
-          </w:tcPr>
-          <w:p>
-            <w:pPr>
-              <w:widowControl/>
-              <w:autoSpaceDE/>
-              <w:autoSpaceDN/>
-              <w:rPr>
-                <w:rFonts w:ascii="Times New Roman" w:eastAsia="Times New Roman" w:hAnsi="Times New Roman" w:cs="Times New Roman"/>
-                <w:sz w:val="20"/>
-                <w:szCs w:val="20"/>
-                <w:lang w:eastAsia="tr-TR"/>
-              </w:rPr>
-            </w:pPr>
-          </w:p>
-        </w:tc>
-      </w:tr>
-      <w:tr>
-        <w:trPr>
-          <w:trHeight w:val="263"/>
-        </w:trPr>
-        <w:tc>
-          <w:tcPr>
-            <w:tcW w:w="10505" w:type="dxa"/>
-            <w:vMerge/>
-            <w:tcBorders>
-              <w:top w:val="single" w:sz="8" w:space="0" w:color="auto"/>
-              <w:left w:val="single" w:sz="8" w:space="0" w:color="auto"/>
-              <w:bottom w:val="single" w:sz="8" w:space="0" w:color="000000"/>
-              <w:right w:val="single" w:sz="8" w:space="0" w:color="000000"/>
-            </w:tcBorders>
-            <w:vAlign w:val="center"/>
-            <w:hideMark/>
-          </w:tcPr>
-          <w:p>
-            <w:pPr>
-              <w:widowControl/>
-              <w:autoSpaceDE/>
-              <w:autoSpaceDN/>
-              <w:rPr>
-                <w:rFonts w:eastAsia="Times New Roman"/>
-                <w:b/>
-                <w:bCs/>
-                <w:color w:val="1F497D"/>
-                <w:sz w:val="18"/>
-                <w:szCs w:val="18"/>
-                <w:lang w:eastAsia="tr-TR"/>
-              </w:rPr>
-            </w:pPr>
-          </w:p>
-        </w:tc>
-        <w:tc>
-          <w:tcPr>
-            <w:tcW w:w="290" w:type="dxa"/>
-            <w:tcBorders>
-              <w:top w:val="nil"/>
-              <w:left w:val="nil"/>
-              <w:bottom w:val="nil"/>
-              <w:right w:val="nil"/>
-            </w:tcBorders>
-            <w:noWrap/>
-            <w:vAlign w:val="bottom"/>
-            <w:hideMark/>
-          </w:tcPr>
-          <w:p>
-            <w:pPr>
-              <w:widowControl/>
-              <w:autoSpaceDE/>
-              <w:autoSpaceDN/>
-              <w:rPr>
-                <w:rFonts w:ascii="Times New Roman" w:eastAsia="Times New Roman" w:hAnsi="Times New Roman" w:cs="Times New Roman"/>
-                <w:sz w:val="20"/>
-                <w:szCs w:val="20"/>
-                <w:lang w:eastAsia="tr-TR"/>
-              </w:rPr>
-            </w:pPr>
-          </w:p>
-        </w:tc>
-      </w:tr>
-      <w:tr>
-        <w:trPr>
-          <w:trHeight w:val="263"/>
-        </w:trPr>
-        <w:tc>
-          <w:tcPr>
-            <w:tcW w:w="10505" w:type="dxa"/>
-            <w:vMerge/>
-            <w:tcBorders>
-              <w:top w:val="single" w:sz="8" w:space="0" w:color="auto"/>
-              <w:left w:val="single" w:sz="8" w:space="0" w:color="auto"/>
-              <w:bottom w:val="single" w:sz="8" w:space="0" w:color="000000"/>
-              <w:right w:val="single" w:sz="8" w:space="0" w:color="000000"/>
-            </w:tcBorders>
-            <w:vAlign w:val="center"/>
-            <w:hideMark/>
-          </w:tcPr>
-          <w:p>
-            <w:pPr>
-              <w:widowControl/>
-              <w:autoSpaceDE/>
-              <w:autoSpaceDN/>
-              <w:rPr>
-                <w:rFonts w:eastAsia="Times New Roman"/>
-                <w:b/>
-                <w:bCs/>
-                <w:color w:val="1F497D"/>
-                <w:sz w:val="18"/>
-                <w:szCs w:val="18"/>
-                <w:lang w:eastAsia="tr-TR"/>
-              </w:rPr>
-            </w:pPr>
-          </w:p>
-        </w:tc>
-        <w:tc>
-          <w:tcPr>
-            <w:tcW w:w="290" w:type="dxa"/>
-            <w:tcBorders>
-              <w:top w:val="nil"/>
-              <w:left w:val="nil"/>
-              <w:bottom w:val="nil"/>
-              <w:right w:val="nil"/>
-            </w:tcBorders>
-            <w:noWrap/>
-            <w:vAlign w:val="bottom"/>
-            <w:hideMark/>
-          </w:tcPr>
-          <w:p>
-            <w:pPr>
-              <w:widowControl/>
-              <w:autoSpaceDE/>
-              <w:autoSpaceDN/>
-              <w:rPr>
-                <w:rFonts w:ascii="Times New Roman" w:eastAsia="Times New Roman" w:hAnsi="Times New Roman" w:cs="Times New Roman"/>
-                <w:sz w:val="20"/>
-                <w:szCs w:val="20"/>
-                <w:lang w:eastAsia="tr-TR"/>
-              </w:rPr>
-            </w:pPr>
-          </w:p>
-        </w:tc>
-      </w:tr>
-      <w:tr>
-        <w:trPr>
-          <w:trHeight w:val="263"/>
-        </w:trPr>
-        <w:tc>
-          <w:tcPr>
-            <w:tcW w:w="10505" w:type="dxa"/>
-            <w:vMerge/>
-            <w:tcBorders>
-              <w:top w:val="single" w:sz="8" w:space="0" w:color="auto"/>
-              <w:left w:val="single" w:sz="8" w:space="0" w:color="auto"/>
-              <w:bottom w:val="single" w:sz="8" w:space="0" w:color="000000"/>
-              <w:right w:val="single" w:sz="8" w:space="0" w:color="000000"/>
-            </w:tcBorders>
-            <w:vAlign w:val="center"/>
-            <w:hideMark/>
-          </w:tcPr>
-          <w:p>
-            <w:pPr>
-              <w:widowControl/>
-              <w:autoSpaceDE/>
-              <w:autoSpaceDN/>
-              <w:rPr>
-                <w:rFonts w:eastAsia="Times New Roman"/>
-                <w:b/>
-                <w:bCs/>
-                <w:color w:val="1F497D"/>
-                <w:sz w:val="18"/>
-                <w:szCs w:val="18"/>
-                <w:lang w:eastAsia="tr-TR"/>
-              </w:rPr>
-            </w:pPr>
-          </w:p>
-        </w:tc>
-        <w:tc>
-          <w:tcPr>
-            <w:tcW w:w="290" w:type="dxa"/>
-            <w:tcBorders>
-              <w:top w:val="nil"/>
-              <w:left w:val="nil"/>
-              <w:bottom w:val="nil"/>
-              <w:right w:val="nil"/>
-            </w:tcBorders>
-            <w:noWrap/>
-            <w:vAlign w:val="bottom"/>
-            <w:hideMark/>
-          </w:tcPr>
-          <w:p>
-            <w:pPr>
-              <w:widowControl/>
-              <w:autoSpaceDE/>
-              <w:autoSpaceDN/>
-              <w:rPr>
-                <w:rFonts w:ascii="Times New Roman" w:eastAsia="Times New Roman" w:hAnsi="Times New Roman" w:cs="Times New Roman"/>
-                <w:sz w:val="20"/>
-                <w:szCs w:val="20"/>
-                <w:lang w:eastAsia="tr-TR"/>
-              </w:rPr>
-            </w:pPr>
-          </w:p>
-        </w:tc>
-      </w:tr>
-      <w:tr>
-        <w:trPr>
-          <w:trHeight w:val="263"/>
-        </w:trPr>
-        <w:tc>
-          <w:tcPr>
-            <w:tcW w:w="10505" w:type="dxa"/>
-            <w:vMerge/>
-            <w:tcBorders>
-              <w:top w:val="single" w:sz="8" w:space="0" w:color="auto"/>
-              <w:left w:val="single" w:sz="8" w:space="0" w:color="auto"/>
-              <w:bottom w:val="single" w:sz="8" w:space="0" w:color="000000"/>
-              <w:right w:val="single" w:sz="8" w:space="0" w:color="000000"/>
-            </w:tcBorders>
-            <w:vAlign w:val="center"/>
-            <w:hideMark/>
-          </w:tcPr>
-          <w:p>
-            <w:pPr>
-              <w:widowControl/>
-              <w:autoSpaceDE/>
-              <w:autoSpaceDN/>
-              <w:rPr>
-                <w:rFonts w:eastAsia="Times New Roman"/>
-                <w:b/>
-                <w:bCs/>
-                <w:color w:val="1F497D"/>
-                <w:sz w:val="18"/>
-                <w:szCs w:val="18"/>
-                <w:lang w:eastAsia="tr-TR"/>
-              </w:rPr>
-            </w:pPr>
-          </w:p>
-        </w:tc>
-        <w:tc>
-          <w:tcPr>
-            <w:tcW w:w="290" w:type="dxa"/>
-            <w:tcBorders>
-              <w:top w:val="nil"/>
-              <w:left w:val="nil"/>
-              <w:bottom w:val="nil"/>
-              <w:right w:val="nil"/>
-            </w:tcBorders>
-            <w:noWrap/>
-            <w:vAlign w:val="bottom"/>
-            <w:hideMark/>
-          </w:tcPr>
-          <w:p>
-            <w:pPr>
-              <w:widowControl/>
-              <w:autoSpaceDE/>
-              <w:autoSpaceDN/>
-              <w:rPr>
-                <w:rFonts w:ascii="Times New Roman" w:eastAsia="Times New Roman" w:hAnsi="Times New Roman" w:cs="Times New Roman"/>
-                <w:sz w:val="20"/>
-                <w:szCs w:val="20"/>
-                <w:lang w:eastAsia="tr-TR"/>
-              </w:rPr>
-            </w:pPr>
-          </w:p>
-        </w:tc>
-      </w:tr>
-      <w:tr>
-        <w:trPr>
-          <w:trHeight w:val="263"/>
-        </w:trPr>
-        <w:tc>
-          <w:tcPr>
-            <w:tcW w:w="10505" w:type="dxa"/>
-            <w:vMerge/>
-            <w:tcBorders>
-              <w:top w:val="single" w:sz="8" w:space="0" w:color="auto"/>
-              <w:left w:val="single" w:sz="8" w:space="0" w:color="auto"/>
-              <w:bottom w:val="single" w:sz="8" w:space="0" w:color="000000"/>
-              <w:right w:val="single" w:sz="8" w:space="0" w:color="000000"/>
-            </w:tcBorders>
-            <w:vAlign w:val="center"/>
-            <w:hideMark/>
-          </w:tcPr>
-          <w:p>
-            <w:pPr>
-              <w:widowControl/>
-              <w:autoSpaceDE/>
-              <w:autoSpaceDN/>
-              <w:rPr>
-                <w:rFonts w:eastAsia="Times New Roman"/>
-                <w:b/>
-                <w:bCs/>
-                <w:color w:val="1F497D"/>
-                <w:sz w:val="18"/>
-                <w:szCs w:val="18"/>
-                <w:lang w:eastAsia="tr-TR"/>
-              </w:rPr>
-            </w:pPr>
-          </w:p>
-        </w:tc>
-        <w:tc>
-          <w:tcPr>
-            <w:tcW w:w="290" w:type="dxa"/>
-            <w:tcBorders>
-              <w:top w:val="nil"/>
-              <w:left w:val="nil"/>
-              <w:bottom w:val="nil"/>
-              <w:right w:val="nil"/>
-            </w:tcBorders>
-            <w:noWrap/>
-            <w:vAlign w:val="bottom"/>
-            <w:hideMark/>
-          </w:tcPr>
-          <w:p>
-            <w:pPr>
-              <w:widowControl/>
-              <w:autoSpaceDE/>
-              <w:autoSpaceDN/>
-              <w:rPr>
-                <w:rFonts w:ascii="Times New Roman" w:eastAsia="Times New Roman" w:hAnsi="Times New Roman" w:cs="Times New Roman"/>
-                <w:sz w:val="20"/>
-                <w:szCs w:val="20"/>
-                <w:lang w:eastAsia="tr-TR"/>
-              </w:rPr>
-            </w:pPr>
-          </w:p>
-        </w:tc>
-      </w:tr>
-      <w:tr>
-        <w:trPr>
-          <w:trHeight w:val="263"/>
-        </w:trPr>
-        <w:tc>
-          <w:tcPr>
-            <w:tcW w:w="10505" w:type="dxa"/>
-            <w:vMerge/>
-            <w:tcBorders>
-              <w:top w:val="single" w:sz="8" w:space="0" w:color="auto"/>
-              <w:left w:val="single" w:sz="8" w:space="0" w:color="auto"/>
-              <w:bottom w:val="single" w:sz="8" w:space="0" w:color="000000"/>
-              <w:right w:val="single" w:sz="8" w:space="0" w:color="000000"/>
-            </w:tcBorders>
-            <w:vAlign w:val="center"/>
-            <w:hideMark/>
-          </w:tcPr>
-          <w:p>
-            <w:pPr>
-              <w:widowControl/>
-              <w:autoSpaceDE/>
-              <w:autoSpaceDN/>
-              <w:rPr>
-                <w:rFonts w:eastAsia="Times New Roman"/>
-                <w:b/>
-                <w:bCs/>
-                <w:color w:val="1F497D"/>
-                <w:sz w:val="18"/>
-                <w:szCs w:val="18"/>
-                <w:lang w:eastAsia="tr-TR"/>
-              </w:rPr>
-            </w:pPr>
-          </w:p>
-        </w:tc>
-        <w:tc>
-          <w:tcPr>
-            <w:tcW w:w="290" w:type="dxa"/>
-            <w:tcBorders>
-              <w:top w:val="nil"/>
-              <w:left w:val="nil"/>
-              <w:bottom w:val="nil"/>
-              <w:right w:val="nil"/>
-            </w:tcBorders>
-            <w:noWrap/>
-            <w:vAlign w:val="bottom"/>
-            <w:hideMark/>
-          </w:tcPr>
-          <w:p>
-            <w:pPr>
-              <w:widowControl/>
-              <w:autoSpaceDE/>
-              <w:autoSpaceDN/>
-              <w:rPr>
-                <w:rFonts w:ascii="Times New Roman" w:eastAsia="Times New Roman" w:hAnsi="Times New Roman" w:cs="Times New Roman"/>
-                <w:sz w:val="20"/>
-                <w:szCs w:val="20"/>
-                <w:lang w:eastAsia="tr-TR"/>
-              </w:rPr>
-            </w:pPr>
-          </w:p>
-        </w:tc>
-      </w:tr>
-      <w:tr>
-        <w:trPr>
-          <w:trHeight w:val="263"/>
-        </w:trPr>
-        <w:tc>
-          <w:tcPr>
-            <w:tcW w:w="10505" w:type="dxa"/>
-            <w:vMerge/>
-            <w:tcBorders>
-              <w:top w:val="single" w:sz="8" w:space="0" w:color="auto"/>
-              <w:left w:val="single" w:sz="8" w:space="0" w:color="auto"/>
-              <w:bottom w:val="single" w:sz="8" w:space="0" w:color="000000"/>
-              <w:right w:val="single" w:sz="8" w:space="0" w:color="000000"/>
-            </w:tcBorders>
-            <w:vAlign w:val="center"/>
-            <w:hideMark/>
-          </w:tcPr>
-          <w:p>
-            <w:pPr>
-              <w:widowControl/>
-              <w:autoSpaceDE/>
-              <w:autoSpaceDN/>
-              <w:rPr>
-                <w:rFonts w:eastAsia="Times New Roman"/>
-                <w:b/>
-                <w:bCs/>
-                <w:color w:val="1F497D"/>
-                <w:sz w:val="18"/>
-                <w:szCs w:val="18"/>
-                <w:lang w:eastAsia="tr-TR"/>
-              </w:rPr>
-            </w:pPr>
-          </w:p>
-        </w:tc>
-        <w:tc>
-          <w:tcPr>
-            <w:tcW w:w="290" w:type="dxa"/>
-            <w:tcBorders>
-              <w:top w:val="nil"/>
-              <w:left w:val="nil"/>
-              <w:bottom w:val="nil"/>
-              <w:right w:val="nil"/>
-            </w:tcBorders>
-            <w:noWrap/>
-            <w:vAlign w:val="bottom"/>
-            <w:hideMark/>
-          </w:tcPr>
-          <w:p>
-            <w:pPr>
-              <w:widowControl/>
-              <w:autoSpaceDE/>
-              <w:autoSpaceDN/>
-              <w:rPr>
-                <w:rFonts w:ascii="Times New Roman" w:eastAsia="Times New Roman" w:hAnsi="Times New Roman" w:cs="Times New Roman"/>
-                <w:sz w:val="20"/>
-                <w:szCs w:val="20"/>
-                <w:lang w:eastAsia="tr-TR"/>
-              </w:rPr>
-            </w:pPr>
-          </w:p>
-        </w:tc>
-      </w:tr>
-      <w:tr>
-        <w:trPr>
-          <w:trHeight w:val="263"/>
-        </w:trPr>
-        <w:tc>
-          <w:tcPr>
-            <w:tcW w:w="10505" w:type="dxa"/>
-            <w:vMerge/>
-            <w:tcBorders>
-              <w:top w:val="single" w:sz="8" w:space="0" w:color="auto"/>
-              <w:left w:val="single" w:sz="8" w:space="0" w:color="auto"/>
-              <w:bottom w:val="single" w:sz="8" w:space="0" w:color="000000"/>
-              <w:right w:val="single" w:sz="8" w:space="0" w:color="000000"/>
-            </w:tcBorders>
-            <w:vAlign w:val="center"/>
-            <w:hideMark/>
-          </w:tcPr>
-          <w:p>
-            <w:pPr>
-              <w:widowControl/>
-              <w:autoSpaceDE/>
-              <w:autoSpaceDN/>
-              <w:rPr>
-                <w:rFonts w:eastAsia="Times New Roman"/>
-                <w:b/>
-                <w:bCs/>
-                <w:color w:val="1F497D"/>
-                <w:sz w:val="18"/>
-                <w:szCs w:val="18"/>
-                <w:lang w:eastAsia="tr-TR"/>
-              </w:rPr>
-            </w:pPr>
-          </w:p>
-        </w:tc>
-        <w:tc>
-          <w:tcPr>
-            <w:tcW w:w="290" w:type="dxa"/>
-            <w:tcBorders>
-              <w:top w:val="nil"/>
-              <w:left w:val="nil"/>
-              <w:bottom w:val="nil"/>
-              <w:right w:val="nil"/>
-            </w:tcBorders>
-            <w:noWrap/>
-            <w:vAlign w:val="bottom"/>
-            <w:hideMark/>
-          </w:tcPr>
-          <w:p>
-            <w:pPr>
-              <w:widowControl/>
-              <w:autoSpaceDE/>
-              <w:autoSpaceDN/>
-              <w:rPr>
-                <w:rFonts w:ascii="Times New Roman" w:eastAsia="Times New Roman" w:hAnsi="Times New Roman" w:cs="Times New Roman"/>
-                <w:sz w:val="20"/>
-                <w:szCs w:val="20"/>
-                <w:lang w:eastAsia="tr-TR"/>
-              </w:rPr>
-            </w:pPr>
-          </w:p>
-        </w:tc>
-      </w:tr>
-      <w:tr>
-        <w:trPr>
-          <w:trHeight w:val="263"/>
-        </w:trPr>
-        <w:tc>
-          <w:tcPr>
-            <w:tcW w:w="10505" w:type="dxa"/>
-            <w:vMerge/>
-            <w:tcBorders>
-              <w:top w:val="single" w:sz="8" w:space="0" w:color="auto"/>
-              <w:left w:val="single" w:sz="8" w:space="0" w:color="auto"/>
-              <w:bottom w:val="single" w:sz="8" w:space="0" w:color="000000"/>
-              <w:right w:val="single" w:sz="8" w:space="0" w:color="000000"/>
-            </w:tcBorders>
-            <w:vAlign w:val="center"/>
-            <w:hideMark/>
-          </w:tcPr>
-          <w:p>
-            <w:pPr>
-              <w:widowControl/>
-              <w:autoSpaceDE/>
-              <w:autoSpaceDN/>
-              <w:rPr>
-                <w:rFonts w:eastAsia="Times New Roman"/>
-                <w:b/>
-                <w:bCs/>
-                <w:color w:val="1F497D"/>
-                <w:sz w:val="18"/>
-                <w:szCs w:val="18"/>
-                <w:lang w:eastAsia="tr-TR"/>
-              </w:rPr>
-            </w:pPr>
-          </w:p>
-        </w:tc>
-        <w:tc>
-          <w:tcPr>
-            <w:tcW w:w="290" w:type="dxa"/>
-            <w:tcBorders>
-              <w:top w:val="nil"/>
-              <w:left w:val="nil"/>
-              <w:bottom w:val="nil"/>
-              <w:right w:val="nil"/>
-            </w:tcBorders>
-            <w:noWrap/>
-            <w:vAlign w:val="bottom"/>
-            <w:hideMark/>
-          </w:tcPr>
-          <w:p>
-            <w:pPr>
-              <w:widowControl/>
-              <w:autoSpaceDE/>
-              <w:autoSpaceDN/>
-              <w:rPr>
-                <w:rFonts w:ascii="Times New Roman" w:eastAsia="Times New Roman" w:hAnsi="Times New Roman" w:cs="Times New Roman"/>
-                <w:sz w:val="20"/>
-                <w:szCs w:val="20"/>
-                <w:lang w:eastAsia="tr-TR"/>
-              </w:rPr>
-            </w:pPr>
-          </w:p>
-        </w:tc>
-      </w:tr>
-      <w:tr>
-        <w:trPr>
-          <w:trHeight w:val="263"/>
-        </w:trPr>
-        <w:tc>
-          <w:tcPr>
-            <w:tcW w:w="10505" w:type="dxa"/>
-            <w:vMerge/>
-            <w:tcBorders>
-              <w:top w:val="single" w:sz="8" w:space="0" w:color="auto"/>
-              <w:left w:val="single" w:sz="8" w:space="0" w:color="auto"/>
-              <w:bottom w:val="single" w:sz="8" w:space="0" w:color="000000"/>
-              <w:right w:val="single" w:sz="8" w:space="0" w:color="000000"/>
-            </w:tcBorders>
-            <w:vAlign w:val="center"/>
-            <w:hideMark/>
-          </w:tcPr>
-          <w:p>
-            <w:pPr>
-              <w:widowControl/>
-              <w:autoSpaceDE/>
-              <w:autoSpaceDN/>
-              <w:rPr>
-                <w:rFonts w:eastAsia="Times New Roman"/>
-                <w:b/>
-                <w:bCs/>
-                <w:color w:val="1F497D"/>
-                <w:sz w:val="18"/>
-                <w:szCs w:val="18"/>
-                <w:lang w:eastAsia="tr-TR"/>
-              </w:rPr>
-            </w:pPr>
-          </w:p>
-        </w:tc>
-        <w:tc>
-          <w:tcPr>
-            <w:tcW w:w="290" w:type="dxa"/>
-            <w:tcBorders>
-              <w:top w:val="nil"/>
-              <w:left w:val="nil"/>
-              <w:bottom w:val="nil"/>
-              <w:right w:val="nil"/>
-            </w:tcBorders>
-            <w:noWrap/>
-            <w:vAlign w:val="bottom"/>
-            <w:hideMark/>
-          </w:tcPr>
-          <w:p>
-            <w:pPr>
-              <w:widowControl/>
-              <w:autoSpaceDE/>
-              <w:autoSpaceDN/>
-              <w:rPr>
-                <w:rFonts w:ascii="Times New Roman" w:eastAsia="Times New Roman" w:hAnsi="Times New Roman" w:cs="Times New Roman"/>
-                <w:sz w:val="20"/>
-                <w:szCs w:val="20"/>
-                <w:lang w:eastAsia="tr-TR"/>
-              </w:rPr>
-            </w:pPr>
-          </w:p>
-        </w:tc>
-      </w:tr>
-      <w:tr>
-        <w:trPr>
-          <w:trHeight w:val="263"/>
-        </w:trPr>
-        <w:tc>
-          <w:tcPr>
-            <w:tcW w:w="10505" w:type="dxa"/>
-            <w:vMerge/>
-            <w:tcBorders>
-              <w:top w:val="single" w:sz="8" w:space="0" w:color="auto"/>
-              <w:left w:val="single" w:sz="8" w:space="0" w:color="auto"/>
-              <w:bottom w:val="single" w:sz="8" w:space="0" w:color="000000"/>
-              <w:right w:val="single" w:sz="8" w:space="0" w:color="000000"/>
-            </w:tcBorders>
-            <w:vAlign w:val="center"/>
-            <w:hideMark/>
-          </w:tcPr>
-          <w:p>
-            <w:pPr>
-              <w:widowControl/>
-              <w:autoSpaceDE/>
-              <w:autoSpaceDN/>
-              <w:rPr>
-                <w:rFonts w:eastAsia="Times New Roman"/>
-                <w:b/>
-                <w:bCs/>
-                <w:color w:val="1F497D"/>
-                <w:sz w:val="18"/>
-                <w:szCs w:val="18"/>
-                <w:lang w:eastAsia="tr-TR"/>
-              </w:rPr>
-            </w:pPr>
-          </w:p>
-        </w:tc>
-        <w:tc>
-          <w:tcPr>
-            <w:tcW w:w="290" w:type="dxa"/>
-            <w:tcBorders>
-              <w:top w:val="nil"/>
-              <w:left w:val="nil"/>
-              <w:bottom w:val="nil"/>
-              <w:right w:val="nil"/>
-            </w:tcBorders>
-            <w:noWrap/>
-            <w:vAlign w:val="bottom"/>
-            <w:hideMark/>
-          </w:tcPr>
-          <w:p>
-            <w:pPr>
-              <w:widowControl/>
-              <w:autoSpaceDE/>
-              <w:autoSpaceDN/>
-              <w:rPr>
-                <w:rFonts w:ascii="Times New Roman" w:eastAsia="Times New Roman" w:hAnsi="Times New Roman" w:cs="Times New Roman"/>
-                <w:sz w:val="20"/>
-                <w:szCs w:val="20"/>
-                <w:lang w:eastAsia="tr-TR"/>
-              </w:rPr>
-            </w:pPr>
-          </w:p>
-        </w:tc>
-      </w:tr>
-      <w:tr>
-        <w:trPr>
-          <w:trHeight w:val="263"/>
-        </w:trPr>
-        <w:tc>
-          <w:tcPr>
-            <w:tcW w:w="10505" w:type="dxa"/>
-            <w:vMerge/>
-            <w:tcBorders>
-              <w:top w:val="single" w:sz="8" w:space="0" w:color="auto"/>
-              <w:left w:val="single" w:sz="8" w:space="0" w:color="auto"/>
-              <w:bottom w:val="single" w:sz="8" w:space="0" w:color="000000"/>
-              <w:right w:val="single" w:sz="8" w:space="0" w:color="000000"/>
-            </w:tcBorders>
-            <w:vAlign w:val="center"/>
-            <w:hideMark/>
-          </w:tcPr>
-          <w:p>
-            <w:pPr>
-              <w:widowControl/>
-              <w:autoSpaceDE/>
-              <w:autoSpaceDN/>
-              <w:rPr>
-                <w:rFonts w:eastAsia="Times New Roman"/>
-                <w:b/>
-                <w:bCs/>
-                <w:color w:val="1F497D"/>
-                <w:sz w:val="18"/>
-                <w:szCs w:val="18"/>
-                <w:lang w:eastAsia="tr-TR"/>
-              </w:rPr>
-            </w:pPr>
-          </w:p>
-        </w:tc>
-        <w:tc>
-          <w:tcPr>
-            <w:tcW w:w="290" w:type="dxa"/>
-            <w:tcBorders>
-              <w:top w:val="nil"/>
-              <w:left w:val="nil"/>
-              <w:bottom w:val="nil"/>
-              <w:right w:val="nil"/>
-            </w:tcBorders>
-            <w:noWrap/>
-            <w:vAlign w:val="bottom"/>
-            <w:hideMark/>
-          </w:tcPr>
-          <w:p>
-            <w:pPr>
-              <w:widowControl/>
-              <w:autoSpaceDE/>
-              <w:autoSpaceDN/>
-              <w:rPr>
-                <w:rFonts w:ascii="Times New Roman" w:eastAsia="Times New Roman" w:hAnsi="Times New Roman" w:cs="Times New Roman"/>
-                <w:sz w:val="20"/>
-                <w:szCs w:val="20"/>
-                <w:lang w:eastAsia="tr-TR"/>
-              </w:rPr>
-            </w:pPr>
-          </w:p>
-        </w:tc>
-      </w:tr>
-      <w:tr>
-        <w:trPr>
-          <w:trHeight w:val="263"/>
-        </w:trPr>
-        <w:tc>
-          <w:tcPr>
-            <w:tcW w:w="10505" w:type="dxa"/>
-            <w:vMerge/>
-            <w:tcBorders>
-              <w:top w:val="single" w:sz="8" w:space="0" w:color="auto"/>
-              <w:left w:val="single" w:sz="8" w:space="0" w:color="auto"/>
-              <w:bottom w:val="single" w:sz="8" w:space="0" w:color="000000"/>
-              <w:right w:val="single" w:sz="8" w:space="0" w:color="000000"/>
-            </w:tcBorders>
-            <w:vAlign w:val="center"/>
-            <w:hideMark/>
-          </w:tcPr>
-          <w:p>
-            <w:pPr>
-              <w:widowControl/>
-              <w:autoSpaceDE/>
-              <w:autoSpaceDN/>
-              <w:rPr>
-                <w:rFonts w:eastAsia="Times New Roman"/>
-                <w:b/>
-                <w:bCs/>
-                <w:color w:val="1F497D"/>
-                <w:sz w:val="18"/>
-                <w:szCs w:val="18"/>
-                <w:lang w:eastAsia="tr-TR"/>
-              </w:rPr>
-            </w:pPr>
-          </w:p>
-        </w:tc>
-        <w:tc>
-          <w:tcPr>
-            <w:tcW w:w="290" w:type="dxa"/>
-            <w:tcBorders>
-              <w:top w:val="nil"/>
-              <w:left w:val="nil"/>
-              <w:bottom w:val="nil"/>
-              <w:right w:val="nil"/>
-            </w:tcBorders>
-            <w:noWrap/>
-            <w:vAlign w:val="bottom"/>
-            <w:hideMark/>
-          </w:tcPr>
-          <w:p>
-            <w:pPr>
-              <w:widowControl/>
-              <w:autoSpaceDE/>
-              <w:autoSpaceDN/>
-              <w:rPr>
-                <w:rFonts w:ascii="Times New Roman" w:eastAsia="Times New Roman" w:hAnsi="Times New Roman" w:cs="Times New Roman"/>
-                <w:sz w:val="20"/>
-                <w:szCs w:val="20"/>
-                <w:lang w:eastAsia="tr-TR"/>
-              </w:rPr>
-            </w:pPr>
-          </w:p>
-        </w:tc>
-      </w:tr>
-      <w:tr>
-        <w:trPr>
-          <w:trHeight w:val="263"/>
-        </w:trPr>
-        <w:tc>
-          <w:tcPr>
-            <w:tcW w:w="10505" w:type="dxa"/>
-            <w:vMerge/>
-            <w:tcBorders>
-              <w:top w:val="single" w:sz="8" w:space="0" w:color="auto"/>
-              <w:left w:val="single" w:sz="8" w:space="0" w:color="auto"/>
-              <w:bottom w:val="single" w:sz="8" w:space="0" w:color="000000"/>
-              <w:right w:val="single" w:sz="8" w:space="0" w:color="000000"/>
-            </w:tcBorders>
-            <w:vAlign w:val="center"/>
-            <w:hideMark/>
-          </w:tcPr>
-          <w:p>
-            <w:pPr>
-              <w:widowControl/>
-              <w:autoSpaceDE/>
-              <w:autoSpaceDN/>
-              <w:rPr>
-                <w:rFonts w:eastAsia="Times New Roman"/>
-                <w:b/>
-                <w:bCs/>
-                <w:color w:val="1F497D"/>
-                <w:sz w:val="18"/>
-                <w:szCs w:val="18"/>
-                <w:lang w:eastAsia="tr-TR"/>
-              </w:rPr>
-            </w:pPr>
-          </w:p>
-        </w:tc>
-        <w:tc>
-          <w:tcPr>
-            <w:tcW w:w="290" w:type="dxa"/>
-            <w:tcBorders>
-              <w:top w:val="nil"/>
-              <w:left w:val="nil"/>
-              <w:bottom w:val="nil"/>
-              <w:right w:val="nil"/>
-            </w:tcBorders>
-            <w:noWrap/>
-            <w:vAlign w:val="bottom"/>
-            <w:hideMark/>
-          </w:tcPr>
-          <w:p>
-            <w:pPr>
-              <w:widowControl/>
-              <w:autoSpaceDE/>
-              <w:autoSpaceDN/>
-              <w:rPr>
-                <w:rFonts w:ascii="Times New Roman" w:eastAsia="Times New Roman" w:hAnsi="Times New Roman" w:cs="Times New Roman"/>
-                <w:sz w:val="20"/>
-                <w:szCs w:val="20"/>
-                <w:lang w:eastAsia="tr-TR"/>
-              </w:rPr>
-            </w:pPr>
-          </w:p>
-        </w:tc>
-      </w:tr>
-      <w:tr>
-        <w:trPr>
-          <w:trHeight w:val="263"/>
-        </w:trPr>
-        <w:tc>
-          <w:tcPr>
-            <w:tcW w:w="10505" w:type="dxa"/>
-            <w:vMerge/>
-            <w:tcBorders>
-              <w:top w:val="single" w:sz="8" w:space="0" w:color="auto"/>
-              <w:left w:val="single" w:sz="8" w:space="0" w:color="auto"/>
-              <w:bottom w:val="single" w:sz="8" w:space="0" w:color="000000"/>
-              <w:right w:val="single" w:sz="8" w:space="0" w:color="000000"/>
-            </w:tcBorders>
-            <w:vAlign w:val="center"/>
-            <w:hideMark/>
-          </w:tcPr>
-          <w:p>
-            <w:pPr>
-              <w:widowControl/>
-              <w:autoSpaceDE/>
-              <w:autoSpaceDN/>
-              <w:rPr>
-                <w:rFonts w:eastAsia="Times New Roman"/>
-                <w:b/>
-                <w:bCs/>
-                <w:color w:val="1F497D"/>
-                <w:sz w:val="18"/>
-                <w:szCs w:val="18"/>
-                <w:lang w:eastAsia="tr-TR"/>
-              </w:rPr>
-            </w:pPr>
-          </w:p>
-        </w:tc>
-        <w:tc>
-          <w:tcPr>
-            <w:tcW w:w="290" w:type="dxa"/>
-            <w:tcBorders>
-              <w:top w:val="nil"/>
-              <w:left w:val="nil"/>
-              <w:bottom w:val="nil"/>
-              <w:right w:val="nil"/>
-            </w:tcBorders>
-            <w:noWrap/>
-            <w:vAlign w:val="bottom"/>
-            <w:hideMark/>
-          </w:tcPr>
-          <w:p>
-            <w:pPr>
-              <w:widowControl/>
-              <w:autoSpaceDE/>
-              <w:autoSpaceDN/>
-              <w:rPr>
-                <w:rFonts w:ascii="Times New Roman" w:eastAsia="Times New Roman" w:hAnsi="Times New Roman" w:cs="Times New Roman"/>
-                <w:sz w:val="20"/>
-                <w:szCs w:val="20"/>
-                <w:lang w:eastAsia="tr-TR"/>
-              </w:rPr>
-            </w:pPr>
-          </w:p>
-        </w:tc>
-      </w:tr>
-      <w:tr>
-        <w:trPr>
-          <w:trHeight w:val="263"/>
-        </w:trPr>
-        <w:tc>
-          <w:tcPr>
-            <w:tcW w:w="10505" w:type="dxa"/>
-            <w:vMerge/>
-            <w:tcBorders>
-              <w:top w:val="single" w:sz="8" w:space="0" w:color="auto"/>
-              <w:left w:val="single" w:sz="8" w:space="0" w:color="auto"/>
-              <w:bottom w:val="single" w:sz="8" w:space="0" w:color="000000"/>
-              <w:right w:val="single" w:sz="8" w:space="0" w:color="000000"/>
-            </w:tcBorders>
-            <w:vAlign w:val="center"/>
-            <w:hideMark/>
-          </w:tcPr>
-          <w:p>
-            <w:pPr>
-              <w:widowControl/>
-              <w:autoSpaceDE/>
-              <w:autoSpaceDN/>
-              <w:rPr>
-                <w:rFonts w:eastAsia="Times New Roman"/>
-                <w:b/>
-                <w:bCs/>
-                <w:color w:val="1F497D"/>
-                <w:sz w:val="18"/>
-                <w:szCs w:val="18"/>
-                <w:lang w:eastAsia="tr-TR"/>
-              </w:rPr>
-            </w:pPr>
-          </w:p>
-        </w:tc>
-        <w:tc>
-          <w:tcPr>
-            <w:tcW w:w="290" w:type="dxa"/>
-            <w:tcBorders>
-              <w:top w:val="nil"/>
-              <w:left w:val="nil"/>
-              <w:bottom w:val="nil"/>
-              <w:right w:val="nil"/>
-            </w:tcBorders>
-            <w:noWrap/>
-            <w:vAlign w:val="bottom"/>
-            <w:hideMark/>
-          </w:tcPr>
-          <w:p>
-            <w:pPr>
-              <w:widowControl/>
-              <w:autoSpaceDE/>
-              <w:autoSpaceDN/>
-              <w:rPr>
-                <w:rFonts w:ascii="Times New Roman" w:eastAsia="Times New Roman" w:hAnsi="Times New Roman" w:cs="Times New Roman"/>
-                <w:sz w:val="20"/>
-                <w:szCs w:val="20"/>
-                <w:lang w:eastAsia="tr-TR"/>
-              </w:rPr>
-            </w:pPr>
-          </w:p>
-        </w:tc>
-      </w:tr>
-      <w:tr>
-        <w:trPr>
-          <w:trHeight w:val="263"/>
-        </w:trPr>
-        <w:tc>
-          <w:tcPr>
-            <w:tcW w:w="10505" w:type="dxa"/>
-            <w:vMerge/>
-            <w:tcBorders>
-              <w:top w:val="single" w:sz="8" w:space="0" w:color="auto"/>
-              <w:left w:val="single" w:sz="8" w:space="0" w:color="auto"/>
-              <w:bottom w:val="single" w:sz="8" w:space="0" w:color="000000"/>
-              <w:right w:val="single" w:sz="8" w:space="0" w:color="000000"/>
-            </w:tcBorders>
-            <w:vAlign w:val="center"/>
-            <w:hideMark/>
-          </w:tcPr>
-          <w:p>
-            <w:pPr>
-              <w:widowControl/>
-              <w:autoSpaceDE/>
-              <w:autoSpaceDN/>
-              <w:rPr>
-                <w:rFonts w:eastAsia="Times New Roman"/>
-                <w:b/>
-                <w:bCs/>
-                <w:color w:val="1F497D"/>
-                <w:sz w:val="18"/>
-                <w:szCs w:val="18"/>
-                <w:lang w:eastAsia="tr-TR"/>
-              </w:rPr>
-            </w:pPr>
-          </w:p>
-        </w:tc>
-        <w:tc>
-          <w:tcPr>
-            <w:tcW w:w="290" w:type="dxa"/>
-            <w:tcBorders>
-              <w:top w:val="nil"/>
-              <w:left w:val="nil"/>
-              <w:bottom w:val="nil"/>
-              <w:right w:val="nil"/>
-            </w:tcBorders>
-            <w:noWrap/>
-            <w:vAlign w:val="bottom"/>
-            <w:hideMark/>
-          </w:tcPr>
-          <w:p>
-            <w:pPr>
-              <w:widowControl/>
-              <w:autoSpaceDE/>
-              <w:autoSpaceDN/>
-              <w:rPr>
-                <w:rFonts w:ascii="Times New Roman" w:eastAsia="Times New Roman" w:hAnsi="Times New Roman" w:cs="Times New Roman"/>
-                <w:sz w:val="20"/>
-                <w:szCs w:val="20"/>
-                <w:lang w:eastAsia="tr-TR"/>
-              </w:rPr>
-            </w:pPr>
-          </w:p>
-        </w:tc>
-      </w:tr>
-      <w:tr>
-        <w:trPr>
-          <w:trHeight w:val="263"/>
-        </w:trPr>
-        <w:tc>
-          <w:tcPr>
-            <w:tcW w:w="10505" w:type="dxa"/>
-            <w:vMerge/>
-            <w:tcBorders>
-              <w:top w:val="single" w:sz="8" w:space="0" w:color="auto"/>
-              <w:left w:val="single" w:sz="8" w:space="0" w:color="auto"/>
-              <w:bottom w:val="single" w:sz="8" w:space="0" w:color="000000"/>
-              <w:right w:val="single" w:sz="8" w:space="0" w:color="000000"/>
-            </w:tcBorders>
-            <w:vAlign w:val="center"/>
-            <w:hideMark/>
-          </w:tcPr>
-          <w:p>
-            <w:pPr>
-              <w:widowControl/>
-              <w:autoSpaceDE/>
-              <w:autoSpaceDN/>
-              <w:rPr>
-                <w:rFonts w:eastAsia="Times New Roman"/>
-                <w:b/>
-                <w:bCs/>
-                <w:color w:val="1F497D"/>
-                <w:sz w:val="18"/>
-                <w:szCs w:val="18"/>
-                <w:lang w:eastAsia="tr-TR"/>
-              </w:rPr>
-            </w:pPr>
-          </w:p>
-        </w:tc>
-        <w:tc>
-          <w:tcPr>
-            <w:tcW w:w="290" w:type="dxa"/>
-            <w:tcBorders>
-              <w:top w:val="nil"/>
-              <w:left w:val="nil"/>
-              <w:bottom w:val="nil"/>
-              <w:right w:val="nil"/>
-            </w:tcBorders>
-            <w:noWrap/>
-            <w:vAlign w:val="bottom"/>
-            <w:hideMark/>
-          </w:tcPr>
-          <w:p>
-            <w:pPr>
-              <w:widowControl/>
-              <w:autoSpaceDE/>
-              <w:autoSpaceDN/>
-              <w:rPr>
-                <w:rFonts w:ascii="Times New Roman" w:eastAsia="Times New Roman" w:hAnsi="Times New Roman" w:cs="Times New Roman"/>
-                <w:sz w:val="20"/>
-                <w:szCs w:val="20"/>
-                <w:lang w:eastAsia="tr-TR"/>
-              </w:rPr>
-            </w:pPr>
-          </w:p>
-        </w:tc>
-      </w:tr>
-      <w:tr>
-        <w:trPr>
-          <w:trHeight w:val="275"/>
-        </w:trPr>
-        <w:tc>
-          <w:tcPr>
-            <w:tcW w:w="10505" w:type="dxa"/>
-            <w:vMerge/>
-            <w:tcBorders>
-              <w:top w:val="single" w:sz="8" w:space="0" w:color="auto"/>
-              <w:left w:val="single" w:sz="8" w:space="0" w:color="auto"/>
-              <w:bottom w:val="single" w:sz="8" w:space="0" w:color="000000"/>
-              <w:right w:val="single" w:sz="8" w:space="0" w:color="000000"/>
-            </w:tcBorders>
-            <w:vAlign w:val="center"/>
-            <w:hideMark/>
-          </w:tcPr>
-          <w:p>
-            <w:pPr>
-              <w:widowControl/>
-              <w:autoSpaceDE/>
-              <w:autoSpaceDN/>
-              <w:rPr>
-                <w:rFonts w:eastAsia="Times New Roman"/>
-                <w:b/>
-                <w:bCs/>
-                <w:color w:val="1F497D"/>
-                <w:sz w:val="18"/>
-                <w:szCs w:val="18"/>
-                <w:lang w:eastAsia="tr-TR"/>
-              </w:rPr>
-            </w:pPr>
-          </w:p>
-        </w:tc>
-        <w:tc>
-          <w:tcPr>
-            <w:tcW w:w="290" w:type="dxa"/>
-            <w:tcBorders>
-              <w:top w:val="nil"/>
-              <w:left w:val="nil"/>
-              <w:bottom w:val="nil"/>
-              <w:right w:val="nil"/>
-            </w:tcBorders>
-            <w:noWrap/>
-            <w:vAlign w:val="bottom"/>
-            <w:hideMark/>
-          </w:tcPr>
-          <w:p>
-            <w:pPr>
-              <w:widowControl/>
-              <w:autoSpaceDE/>
-              <w:autoSpaceDN/>
-              <w:rPr>
-                <w:rFonts w:ascii="Times New Roman" w:eastAsia="Times New Roman" w:hAnsi="Times New Roman" w:cs="Times New Roman"/>
-                <w:sz w:val="20"/>
-                <w:szCs w:val="20"/>
-                <w:lang w:eastAsia="tr-TR"/>
-              </w:rPr>
-            </w:pPr>
+              <w:t>{{FOTO_DIGER}}</w:t>
+            </w:r>
           </w:p>
         </w:tc>
       </w:tr>
@@ -33305,16 +30998,32 @@
           </w:tcPr>
           <w:p>
             <w:pPr>
-              <w:pStyle w:val="Balk1"/>
-              <w:ind w:left="720"/>
-              <w:rPr>
-                <w:rFonts w:eastAsia="Times New Roman"/>
-                <w:b w:val="0"/>
-                <w:bCs w:val="0"/>
-                <w:color w:val="FFFFFF"/>
-                <w:lang w:eastAsia="tr-TR"/>
-              </w:rPr>
-            </w:pPr>
+              <w:widowControl/>
+              <w:autoSpaceDE/>
+              <w:autoSpaceDN/>
+              <w:jc w:val="center"/>
+              <w:rPr>
+                <w:rFonts w:eastAsia="Times New Roman"/>
+                <w:b/>
+                <w:bCs/>
+                <w:color w:val="1F497D"/>
+                <w:sz w:val="18"/>
+                <w:szCs w:val="18"/>
+                <w:lang w:eastAsia="tr-TR"/>
+              </w:rPr>
+            </w:pPr>
+            <w:r>
+              <w:rPr>
+                <w:rFonts w:eastAsia="Times New Roman"/>
+                <w:b/>
+                <w:bCs/>
+                <w:color w:val="1F497D"/>
+                <w:sz w:val="18"/>
+                <w:szCs w:val="18"/>
+                <w:lang w:eastAsia="tr-TR"/>
+              </w:rPr>
+              <w:t>{{FOTO_HARCLAR}}</w:t>
+            </w:r>
           </w:p>
         </w:tc>
       </w:tr>

--- a/templates/emlakkatilim.docx
+++ b/templates/emlakkatilim.docx
@@ -29963,6 +29963,7 @@
           <w:p>
             <w:pPr>
               <w:pStyle w:val="Balk1"/>
+              <w:keepNext/>
               <w:spacing w:before="0"/>
               <w:ind w:left="720"/>
               <w:rPr>
@@ -30026,35 +30027,6 @@
                 <w:szCs w:val="18"/>
                 <w:lang w:eastAsia="tr-TR"/>
               </w:rPr>
-              <w:t>{{FOTO_KAPAK}}</w:t>
-            </w:r>
-          </w:p>
-          <w:p>
-            <w:pPr>
-              <w:widowControl/>
-              <w:autoSpaceDE/>
-              <w:autoSpaceDN/>
-              <w:jc w:val="center"/>
-              <w:rPr>
-                <w:rFonts w:eastAsia="Times New Roman"/>
-                <w:b/>
-                <w:bCs/>
-                <w:color w:val="1F497D"/>
-                <w:sz w:val="18"/>
-                <w:szCs w:val="18"/>
-                <w:lang w:eastAsia="tr-TR"/>
-              </w:rPr>
-            </w:pPr>
-            <w:r>
-              <w:rPr>
-                <w:rFonts w:eastAsia="Times New Roman"/>
-                <w:b/>
-                <w:bCs/>
-                <w:color w:val="1F497D"/>
-                <w:sz w:val="18"/>
-                <w:szCs w:val="18"/>
-                <w:lang w:eastAsia="tr-TR"/>
-              </w:rPr>
               <w:t>{{FOTO_DISMEKAN}}</w:t>
             </w:r>
           </w:p>
@@ -30227,6 +30199,7 @@
           <w:p>
             <w:pPr>
               <w:pStyle w:val="Balk1"/>
+              <w:keepNext/>
               <w:spacing w:before="0"/>
               <w:ind w:left="720"/>
               <w:rPr>
@@ -30345,6 +30318,7 @@
           <w:p>
             <w:pPr>
               <w:pStyle w:val="Balk1"/>
+              <w:keepNext/>
               <w:spacing w:before="0"/>
               <w:ind w:left="720"/>
               <w:rPr>
@@ -30550,6 +30524,7 @@
           <w:p>
             <w:pPr>
               <w:pStyle w:val="Balk1"/>
+              <w:keepNext/>
               <w:spacing w:before="0"/>
               <w:ind w:left="720"/>
               <w:rPr>
@@ -30668,6 +30643,7 @@
           <w:p>
             <w:pPr>
               <w:pStyle w:val="Balk1"/>
+              <w:keepNext/>
               <w:spacing w:before="0"/>
               <w:ind w:left="720"/>
               <w:rPr>
@@ -30959,6 +30935,7 @@
           <w:p>
             <w:pPr>
               <w:pStyle w:val="Balk1"/>
+              <w:keepNext/>
               <w:ind w:left="720"/>
               <w:rPr>
                 <w:lang w:eastAsia="tr-TR"/>

--- a/templates/emlakkatilim.docx
+++ b/templates/emlakkatilim.docx
@@ -712,7 +712,7 @@
         <w:trPr>
           <w:gridAfter w:val="1"/>
           <w:wAfter w:w="160" w:type="dxa"/>
-          <w:trHeight w:val="330"/>
+          <w:trHeight w:val="260"/>
         </w:trPr>
         <w:tc>
           <w:tcPr>
@@ -870,7 +870,7 @@
                 <w:szCs w:val="16"/>
                 <w:lang w:eastAsia="tr-TR"/>
               </w:rPr>
-              <w:t>{{STREET_BUYUK}}</w:t>
+              <w:t>{{STREET_SOKAK_BUYUK}}</w:t>
             </w:r>
           </w:p>
         </w:tc>
@@ -1534,7 +1534,7 @@
                 <w:szCs w:val="16"/>
                 <w:lang w:eastAsia="tr-TR"/>
               </w:rPr>
-              <w:t>{{STREET_BUYUK}}</w:t>
+              <w:t>{{STREET_CADDE_BUYUK}}</w:t>
             </w:r>
           </w:p>
         </w:tc>
@@ -3182,6 +3182,7 @@
                 <w:rFonts w:ascii="Times New Roman" w:eastAsia="Times New Roman" w:hAnsi="Times New Roman" w:cs="Times New Roman"/>
                 <w:b/>
                 <w:bCs/>
+                <w:caps/>
                 <w:color w:val="000000"/>
                 <w:sz w:val="16"/>
                 <w:szCs w:val="16"/>
@@ -3193,6 +3194,7 @@
                 <w:rFonts w:ascii="Times New Roman" w:eastAsia="Times New Roman" w:hAnsi="Times New Roman" w:cs="Times New Roman"/>
                 <w:b/>
                 <w:bCs/>
+                <w:caps/>
                 <w:color w:val="000000"/>
                 <w:sz w:val="16"/>
                 <w:szCs w:val="16"/>
@@ -3222,6 +3224,7 @@
               <w:autoSpaceDN/>
               <w:rPr>
                 <w:rFonts w:ascii="Times New Roman" w:eastAsia="Times New Roman" w:hAnsi="Times New Roman" w:cs="Times New Roman"/>
+                <w:caps/>
                 <w:color w:val="000000"/>
                 <w:sz w:val="16"/>
                 <w:szCs w:val="16"/>
@@ -3231,6 +3234,7 @@
             <w:r>
               <w:rPr>
                 <w:rFonts w:ascii="Times New Roman" w:eastAsia="Times New Roman" w:hAnsi="Times New Roman" w:cs="Times New Roman"/>
+                <w:caps/>
                 <w:color w:val="000000"/>
                 <w:sz w:val="16"/>
                 <w:szCs w:val="16"/>
@@ -3262,6 +3266,7 @@
                 <w:rFonts w:ascii="Times New Roman" w:eastAsia="Times New Roman" w:hAnsi="Times New Roman" w:cs="Times New Roman"/>
                 <w:b/>
                 <w:bCs/>
+                <w:caps/>
                 <w:color w:val="000000"/>
                 <w:sz w:val="16"/>
                 <w:szCs w:val="16"/>
@@ -3273,6 +3278,7 @@
                 <w:rFonts w:ascii="Times New Roman" w:eastAsia="Times New Roman" w:hAnsi="Times New Roman" w:cs="Times New Roman"/>
                 <w:b/>
                 <w:bCs/>
+                <w:caps/>
                 <w:color w:val="000000"/>
                 <w:sz w:val="16"/>
                 <w:szCs w:val="16"/>
@@ -3302,6 +3308,7 @@
               <w:autoSpaceDN/>
               <w:rPr>
                 <w:rFonts w:ascii="Times New Roman" w:eastAsia="Times New Roman" w:hAnsi="Times New Roman" w:cs="Times New Roman"/>
+                <w:caps/>
                 <w:color w:val="000000"/>
                 <w:sz w:val="16"/>
                 <w:szCs w:val="16"/>
@@ -3311,6 +3318,7 @@
             <w:r>
               <w:rPr>
                 <w:rFonts w:ascii="Times New Roman" w:eastAsia="Times New Roman" w:hAnsi="Times New Roman" w:cs="Times New Roman"/>
+                <w:caps/>
                 <w:color w:val="000000"/>
                 <w:sz w:val="16"/>
                 <w:szCs w:val="16"/>
@@ -3342,6 +3350,7 @@
                 <w:rFonts w:ascii="Times New Roman" w:eastAsia="Times New Roman" w:hAnsi="Times New Roman" w:cs="Times New Roman"/>
                 <w:b/>
                 <w:bCs/>
+                <w:caps/>
                 <w:color w:val="000000"/>
                 <w:sz w:val="16"/>
                 <w:szCs w:val="16"/>
@@ -3353,6 +3362,7 @@
                 <w:rFonts w:ascii="Times New Roman" w:eastAsia="Times New Roman" w:hAnsi="Times New Roman" w:cs="Times New Roman"/>
                 <w:b/>
                 <w:bCs/>
+                <w:caps/>
                 <w:color w:val="000000"/>
                 <w:sz w:val="16"/>
                 <w:szCs w:val="16"/>
@@ -3382,6 +3392,7 @@
               <w:autoSpaceDN/>
               <w:rPr>
                 <w:rFonts w:ascii="Times New Roman" w:eastAsia="Times New Roman" w:hAnsi="Times New Roman" w:cs="Times New Roman"/>
+                <w:caps/>
                 <w:color w:val="000000"/>
                 <w:sz w:val="16"/>
                 <w:szCs w:val="16"/>
@@ -3391,6 +3402,7 @@
             <w:r>
               <w:rPr>
                 <w:rFonts w:ascii="Times New Roman" w:eastAsia="Times New Roman" w:hAnsi="Times New Roman" w:cs="Times New Roman"/>
+                <w:caps/>
                 <w:color w:val="000000"/>
                 <w:sz w:val="16"/>
                 <w:szCs w:val="16"/>
@@ -3413,6 +3425,7 @@
               <w:autoSpaceDN/>
               <w:rPr>
                 <w:rFonts w:ascii="Times New Roman" w:eastAsia="Times New Roman" w:hAnsi="Times New Roman" w:cs="Times New Roman"/>
+                <w:caps/>
                 <w:sz w:val="20"/>
                 <w:szCs w:val="20"/>
                 <w:lang w:eastAsia="tr-TR"/>
@@ -3447,6 +3460,7 @@
                 <w:rFonts w:ascii="Times New Roman" w:eastAsia="Times New Roman" w:hAnsi="Times New Roman" w:cs="Times New Roman"/>
                 <w:b/>
                 <w:bCs/>
+                <w:caps/>
                 <w:color w:val="000000"/>
                 <w:sz w:val="16"/>
                 <w:szCs w:val="16"/>
@@ -3458,6 +3472,7 @@
                 <w:rFonts w:ascii="Times New Roman" w:eastAsia="Times New Roman" w:hAnsi="Times New Roman" w:cs="Times New Roman"/>
                 <w:b/>
                 <w:bCs/>
+                <w:caps/>
                 <w:color w:val="000000"/>
                 <w:sz w:val="16"/>
                 <w:szCs w:val="16"/>
@@ -3487,6 +3502,7 @@
               <w:autoSpaceDN/>
               <w:rPr>
                 <w:rFonts w:ascii="Times New Roman" w:eastAsia="Times New Roman" w:hAnsi="Times New Roman" w:cs="Times New Roman"/>
+                <w:caps/>
                 <w:color w:val="000000"/>
                 <w:sz w:val="16"/>
                 <w:szCs w:val="16"/>
@@ -3496,6 +3512,7 @@
             <w:r>
               <w:rPr>
                 <w:rFonts w:ascii="Times New Roman" w:eastAsia="Times New Roman" w:hAnsi="Times New Roman" w:cs="Times New Roman"/>
+                <w:caps/>
                 <w:color w:val="000000"/>
                 <w:sz w:val="16"/>
                 <w:szCs w:val="16"/>
@@ -3527,6 +3544,7 @@
                 <w:rFonts w:ascii="Times New Roman" w:eastAsia="Times New Roman" w:hAnsi="Times New Roman" w:cs="Times New Roman"/>
                 <w:b/>
                 <w:bCs/>
+                <w:caps/>
                 <w:color w:val="000000"/>
                 <w:sz w:val="16"/>
                 <w:szCs w:val="16"/>
@@ -3538,6 +3556,7 @@
                 <w:rFonts w:ascii="Times New Roman" w:eastAsia="Times New Roman" w:hAnsi="Times New Roman" w:cs="Times New Roman"/>
                 <w:b/>
                 <w:bCs/>
+                <w:caps/>
                 <w:color w:val="000000"/>
                 <w:sz w:val="16"/>
                 <w:szCs w:val="16"/>
@@ -3567,6 +3586,7 @@
               <w:autoSpaceDN/>
               <w:rPr>
                 <w:rFonts w:ascii="Times New Roman" w:eastAsia="Times New Roman" w:hAnsi="Times New Roman" w:cs="Times New Roman"/>
+                <w:caps/>
                 <w:color w:val="000000"/>
                 <w:sz w:val="16"/>
                 <w:szCs w:val="16"/>
@@ -3576,6 +3596,7 @@
             <w:r>
               <w:rPr>
                 <w:rFonts w:ascii="Times New Roman" w:eastAsia="Times New Roman" w:hAnsi="Times New Roman" w:cs="Times New Roman"/>
+                <w:caps/>
                 <w:color w:val="000000"/>
                 <w:sz w:val="16"/>
                 <w:szCs w:val="16"/>
@@ -3607,6 +3628,7 @@
                 <w:rFonts w:ascii="Times New Roman" w:eastAsia="Times New Roman" w:hAnsi="Times New Roman" w:cs="Times New Roman"/>
                 <w:b/>
                 <w:bCs/>
+                <w:caps/>
                 <w:color w:val="000000"/>
                 <w:sz w:val="16"/>
                 <w:szCs w:val="16"/>
@@ -3618,6 +3640,7 @@
                 <w:rFonts w:ascii="Times New Roman" w:eastAsia="Times New Roman" w:hAnsi="Times New Roman" w:cs="Times New Roman"/>
                 <w:b/>
                 <w:bCs/>
+                <w:caps/>
                 <w:color w:val="000000"/>
                 <w:sz w:val="16"/>
                 <w:szCs w:val="16"/>
@@ -3647,6 +3670,7 @@
               <w:autoSpaceDN/>
               <w:rPr>
                 <w:rFonts w:ascii="Times New Roman" w:eastAsia="Times New Roman" w:hAnsi="Times New Roman" w:cs="Times New Roman"/>
+                <w:caps/>
                 <w:color w:val="000000"/>
                 <w:sz w:val="16"/>
                 <w:szCs w:val="16"/>
@@ -3656,6 +3680,7 @@
             <w:r>
               <w:rPr>
                 <w:rFonts w:ascii="Times New Roman" w:eastAsia="Times New Roman" w:hAnsi="Times New Roman" w:cs="Times New Roman"/>
+                <w:caps/>
                 <w:color w:val="000000"/>
                 <w:sz w:val="16"/>
                 <w:szCs w:val="16"/>
@@ -3678,6 +3703,7 @@
               <w:autoSpaceDN/>
               <w:rPr>
                 <w:rFonts w:ascii="Times New Roman" w:eastAsia="Times New Roman" w:hAnsi="Times New Roman" w:cs="Times New Roman"/>
+                <w:caps/>
                 <w:sz w:val="20"/>
                 <w:szCs w:val="20"/>
                 <w:lang w:eastAsia="tr-TR"/>
@@ -3712,6 +3738,7 @@
                 <w:rFonts w:ascii="Times New Roman" w:eastAsia="Times New Roman" w:hAnsi="Times New Roman" w:cs="Times New Roman"/>
                 <w:b/>
                 <w:bCs/>
+                <w:caps/>
                 <w:color w:val="000000"/>
                 <w:sz w:val="16"/>
                 <w:szCs w:val="16"/>
@@ -3723,6 +3750,7 @@
                 <w:rFonts w:ascii="Times New Roman" w:eastAsia="Times New Roman" w:hAnsi="Times New Roman" w:cs="Times New Roman"/>
                 <w:b/>
                 <w:bCs/>
+                <w:caps/>
                 <w:color w:val="000000"/>
                 <w:sz w:val="16"/>
                 <w:szCs w:val="16"/>
@@ -3752,6 +3780,7 @@
               <w:autoSpaceDN/>
               <w:rPr>
                 <w:rFonts w:ascii="Times New Roman" w:eastAsia="Times New Roman" w:hAnsi="Times New Roman" w:cs="Times New Roman"/>
+                <w:caps/>
                 <w:color w:val="000000"/>
                 <w:sz w:val="16"/>
                 <w:szCs w:val="16"/>
@@ -3761,6 +3790,7 @@
             <w:r>
               <w:rPr>
                 <w:rFonts w:ascii="Times New Roman" w:eastAsia="Times New Roman" w:hAnsi="Times New Roman" w:cs="Times New Roman"/>
+                <w:caps/>
                 <w:color w:val="000000"/>
                 <w:sz w:val="16"/>
                 <w:szCs w:val="16"/>
@@ -3792,6 +3822,7 @@
                 <w:rFonts w:ascii="Times New Roman" w:eastAsia="Times New Roman" w:hAnsi="Times New Roman" w:cs="Times New Roman"/>
                 <w:b/>
                 <w:bCs/>
+                <w:caps/>
                 <w:color w:val="000000"/>
                 <w:sz w:val="16"/>
                 <w:szCs w:val="16"/>
@@ -3803,6 +3834,7 @@
                 <w:rFonts w:ascii="Times New Roman" w:eastAsia="Times New Roman" w:hAnsi="Times New Roman" w:cs="Times New Roman"/>
                 <w:b/>
                 <w:bCs/>
+                <w:caps/>
                 <w:color w:val="000000"/>
                 <w:sz w:val="16"/>
                 <w:szCs w:val="16"/>
@@ -3832,6 +3864,7 @@
               <w:autoSpaceDN/>
               <w:rPr>
                 <w:rFonts w:ascii="Times New Roman" w:eastAsia="Times New Roman" w:hAnsi="Times New Roman" w:cs="Times New Roman"/>
+                <w:caps/>
                 <w:color w:val="000000"/>
                 <w:sz w:val="16"/>
                 <w:szCs w:val="16"/>
@@ -3841,6 +3874,7 @@
             <w:r>
               <w:rPr>
                 <w:rFonts w:ascii="Times New Roman" w:eastAsia="Times New Roman" w:hAnsi="Times New Roman" w:cs="Times New Roman"/>
+                <w:caps/>
                 <w:color w:val="000000"/>
                 <w:sz w:val="16"/>
                 <w:szCs w:val="16"/>
@@ -3872,6 +3906,7 @@
                 <w:rFonts w:ascii="Times New Roman" w:eastAsia="Times New Roman" w:hAnsi="Times New Roman" w:cs="Times New Roman"/>
                 <w:b/>
                 <w:bCs/>
+                <w:caps/>
                 <w:color w:val="000000"/>
                 <w:sz w:val="16"/>
                 <w:szCs w:val="16"/>
@@ -3883,6 +3918,7 @@
                 <w:rFonts w:ascii="Times New Roman" w:eastAsia="Times New Roman" w:hAnsi="Times New Roman" w:cs="Times New Roman"/>
                 <w:b/>
                 <w:bCs/>
+                <w:caps/>
                 <w:color w:val="000000"/>
                 <w:sz w:val="16"/>
                 <w:szCs w:val="16"/>
@@ -3912,6 +3948,7 @@
               <w:autoSpaceDN/>
               <w:rPr>
                 <w:rFonts w:ascii="Times New Roman" w:eastAsia="Times New Roman" w:hAnsi="Times New Roman" w:cs="Times New Roman"/>
+                <w:caps/>
                 <w:color w:val="000000"/>
                 <w:sz w:val="16"/>
                 <w:szCs w:val="16"/>
@@ -3921,6 +3958,7 @@
             <w:r>
               <w:rPr>
                 <w:rFonts w:ascii="Times New Roman" w:eastAsia="Times New Roman" w:hAnsi="Times New Roman" w:cs="Times New Roman"/>
+                <w:caps/>
                 <w:color w:val="000000"/>
                 <w:sz w:val="16"/>
                 <w:szCs w:val="16"/>
@@ -3943,6 +3981,7 @@
               <w:autoSpaceDN/>
               <w:rPr>
                 <w:rFonts w:ascii="Times New Roman" w:eastAsia="Times New Roman" w:hAnsi="Times New Roman" w:cs="Times New Roman"/>
+                <w:caps/>
                 <w:sz w:val="20"/>
                 <w:szCs w:val="20"/>
                 <w:lang w:eastAsia="tr-TR"/>
@@ -3977,6 +4016,7 @@
                 <w:rFonts w:ascii="Times New Roman" w:eastAsia="Times New Roman" w:hAnsi="Times New Roman" w:cs="Times New Roman"/>
                 <w:b/>
                 <w:bCs/>
+                <w:caps/>
                 <w:color w:val="000000"/>
                 <w:sz w:val="16"/>
                 <w:szCs w:val="16"/>
@@ -3988,6 +4028,7 @@
                 <w:rFonts w:ascii="Times New Roman" w:eastAsia="Times New Roman" w:hAnsi="Times New Roman" w:cs="Times New Roman"/>
                 <w:b/>
                 <w:bCs/>
+                <w:caps/>
                 <w:color w:val="000000"/>
                 <w:sz w:val="16"/>
                 <w:szCs w:val="16"/>
@@ -4017,6 +4058,7 @@
               <w:autoSpaceDN/>
               <w:rPr>
                 <w:rFonts w:ascii="Times New Roman" w:eastAsia="Times New Roman" w:hAnsi="Times New Roman" w:cs="Times New Roman"/>
+                <w:caps/>
                 <w:color w:val="000000"/>
                 <w:sz w:val="16"/>
                 <w:szCs w:val="16"/>
@@ -4026,6 +4068,7 @@
             <w:r>
               <w:rPr>
                 <w:rFonts w:ascii="Times New Roman" w:eastAsia="Times New Roman" w:hAnsi="Times New Roman" w:cs="Times New Roman"/>
+                <w:caps/>
                 <w:color w:val="000000"/>
                 <w:sz w:val="16"/>
                 <w:szCs w:val="16"/>
@@ -4057,6 +4100,7 @@
                 <w:rFonts w:ascii="Times New Roman" w:eastAsia="Times New Roman" w:hAnsi="Times New Roman" w:cs="Times New Roman"/>
                 <w:b/>
                 <w:bCs/>
+                <w:caps/>
                 <w:color w:val="000000"/>
                 <w:sz w:val="16"/>
                 <w:szCs w:val="16"/>
@@ -4068,6 +4112,7 @@
                 <w:rFonts w:ascii="Times New Roman" w:eastAsia="Times New Roman" w:hAnsi="Times New Roman" w:cs="Times New Roman"/>
                 <w:b/>
                 <w:bCs/>
+                <w:caps/>
                 <w:color w:val="000000"/>
                 <w:sz w:val="16"/>
                 <w:szCs w:val="16"/>
@@ -4097,6 +4142,7 @@
               <w:autoSpaceDN/>
               <w:rPr>
                 <w:rFonts w:ascii="Times New Roman" w:eastAsia="Times New Roman" w:hAnsi="Times New Roman" w:cs="Times New Roman"/>
+                <w:caps/>
                 <w:color w:val="000000"/>
                 <w:sz w:val="16"/>
                 <w:szCs w:val="16"/>
@@ -4106,6 +4152,7 @@
             <w:r>
               <w:rPr>
                 <w:rFonts w:ascii="Times New Roman" w:eastAsia="Times New Roman" w:hAnsi="Times New Roman" w:cs="Times New Roman"/>
+                <w:caps/>
                 <w:color w:val="000000"/>
                 <w:sz w:val="16"/>
                 <w:szCs w:val="16"/>
@@ -4137,6 +4184,7 @@
                 <w:rFonts w:ascii="Times New Roman" w:eastAsia="Times New Roman" w:hAnsi="Times New Roman" w:cs="Times New Roman"/>
                 <w:b/>
                 <w:bCs/>
+                <w:caps/>
                 <w:color w:val="000000"/>
                 <w:sz w:val="16"/>
                 <w:szCs w:val="16"/>
@@ -4148,6 +4196,7 @@
                 <w:rFonts w:ascii="Times New Roman" w:eastAsia="Times New Roman" w:hAnsi="Times New Roman" w:cs="Times New Roman"/>
                 <w:b/>
                 <w:bCs/>
+                <w:caps/>
                 <w:color w:val="000000"/>
                 <w:sz w:val="16"/>
                 <w:szCs w:val="16"/>
@@ -4177,6 +4226,7 @@
               <w:autoSpaceDN/>
               <w:rPr>
                 <w:rFonts w:ascii="Times New Roman" w:eastAsia="Times New Roman" w:hAnsi="Times New Roman" w:cs="Times New Roman"/>
+                <w:caps/>
                 <w:color w:val="000000"/>
                 <w:sz w:val="16"/>
                 <w:szCs w:val="16"/>
@@ -4186,6 +4236,7 @@
             <w:r>
               <w:rPr>
                 <w:rFonts w:ascii="Times New Roman" w:eastAsia="Times New Roman" w:hAnsi="Times New Roman" w:cs="Times New Roman"/>
+                <w:caps/>
                 <w:color w:val="000000"/>
                 <w:sz w:val="16"/>
                 <w:szCs w:val="16"/>
@@ -4208,6 +4259,7 @@
               <w:autoSpaceDN/>
               <w:rPr>
                 <w:rFonts w:ascii="Times New Roman" w:eastAsia="Times New Roman" w:hAnsi="Times New Roman" w:cs="Times New Roman"/>
+                <w:caps/>
                 <w:sz w:val="20"/>
                 <w:szCs w:val="20"/>
                 <w:lang w:eastAsia="tr-TR"/>
@@ -4242,6 +4294,7 @@
                 <w:rFonts w:ascii="Times New Roman" w:eastAsia="Times New Roman" w:hAnsi="Times New Roman" w:cs="Times New Roman"/>
                 <w:b/>
                 <w:bCs/>
+                <w:caps/>
                 <w:color w:val="000000"/>
                 <w:sz w:val="16"/>
                 <w:szCs w:val="16"/>
@@ -4253,6 +4306,7 @@
                 <w:rFonts w:ascii="Times New Roman" w:eastAsia="Times New Roman" w:hAnsi="Times New Roman" w:cs="Times New Roman"/>
                 <w:b/>
                 <w:bCs/>
+                <w:caps/>
                 <w:color w:val="000000"/>
                 <w:sz w:val="16"/>
                 <w:szCs w:val="16"/>
@@ -4282,6 +4336,7 @@
               <w:autoSpaceDN/>
               <w:rPr>
                 <w:rFonts w:ascii="Times New Roman" w:eastAsia="Times New Roman" w:hAnsi="Times New Roman" w:cs="Times New Roman"/>
+                <w:caps/>
                 <w:color w:val="000000"/>
                 <w:sz w:val="16"/>
                 <w:szCs w:val="16"/>
@@ -4291,6 +4346,7 @@
             <w:r>
               <w:rPr>
                 <w:rFonts w:ascii="Times New Roman" w:eastAsia="Times New Roman" w:hAnsi="Times New Roman" w:cs="Times New Roman"/>
+                <w:caps/>
                 <w:color w:val="000000"/>
                 <w:sz w:val="16"/>
                 <w:szCs w:val="16"/>
@@ -4322,6 +4378,7 @@
                 <w:rFonts w:ascii="Times New Roman" w:eastAsia="Times New Roman" w:hAnsi="Times New Roman" w:cs="Times New Roman"/>
                 <w:b/>
                 <w:bCs/>
+                <w:caps/>
                 <w:color w:val="000000"/>
                 <w:sz w:val="16"/>
                 <w:szCs w:val="16"/>
@@ -4333,6 +4390,7 @@
                 <w:rFonts w:ascii="Times New Roman" w:eastAsia="Times New Roman" w:hAnsi="Times New Roman" w:cs="Times New Roman"/>
                 <w:b/>
                 <w:bCs/>
+                <w:caps/>
                 <w:color w:val="000000"/>
                 <w:sz w:val="16"/>
                 <w:szCs w:val="16"/>
@@ -4362,6 +4420,7 @@
               <w:autoSpaceDN/>
               <w:rPr>
                 <w:rFonts w:ascii="Times New Roman" w:eastAsia="Times New Roman" w:hAnsi="Times New Roman" w:cs="Times New Roman"/>
+                <w:caps/>
                 <w:color w:val="000000"/>
                 <w:sz w:val="16"/>
                 <w:szCs w:val="16"/>
@@ -4371,6 +4430,7 @@
             <w:r>
               <w:rPr>
                 <w:rFonts w:ascii="Times New Roman" w:eastAsia="Times New Roman" w:hAnsi="Times New Roman" w:cs="Times New Roman"/>
+                <w:caps/>
                 <w:color w:val="000000"/>
                 <w:sz w:val="16"/>
                 <w:szCs w:val="16"/>
@@ -4402,6 +4462,7 @@
                 <w:rFonts w:ascii="Times New Roman" w:eastAsia="Times New Roman" w:hAnsi="Times New Roman" w:cs="Times New Roman"/>
                 <w:b/>
                 <w:bCs/>
+                <w:caps/>
                 <w:color w:val="000000"/>
                 <w:sz w:val="16"/>
                 <w:szCs w:val="16"/>
@@ -4413,6 +4474,7 @@
                 <w:rFonts w:ascii="Times New Roman" w:eastAsia="Times New Roman" w:hAnsi="Times New Roman" w:cs="Times New Roman"/>
                 <w:b/>
                 <w:bCs/>
+                <w:caps/>
                 <w:color w:val="000000"/>
                 <w:sz w:val="16"/>
                 <w:szCs w:val="16"/>
@@ -4442,6 +4504,7 @@
               <w:autoSpaceDN/>
               <w:rPr>
                 <w:rFonts w:ascii="Times New Roman" w:eastAsia="Times New Roman" w:hAnsi="Times New Roman" w:cs="Times New Roman"/>
+                <w:caps/>
                 <w:color w:val="000000"/>
                 <w:sz w:val="16"/>
                 <w:szCs w:val="16"/>
@@ -4451,6 +4514,7 @@
             <w:r>
               <w:rPr>
                 <w:rFonts w:ascii="Times New Roman" w:eastAsia="Times New Roman" w:hAnsi="Times New Roman" w:cs="Times New Roman"/>
+                <w:caps/>
                 <w:color w:val="000000"/>
                 <w:sz w:val="16"/>
                 <w:szCs w:val="16"/>
@@ -4473,6 +4537,7 @@
               <w:autoSpaceDN/>
               <w:rPr>
                 <w:rFonts w:ascii="Times New Roman" w:eastAsia="Times New Roman" w:hAnsi="Times New Roman" w:cs="Times New Roman"/>
+                <w:caps/>
                 <w:sz w:val="20"/>
                 <w:szCs w:val="20"/>
                 <w:lang w:eastAsia="tr-TR"/>
@@ -4507,6 +4572,7 @@
                 <w:rFonts w:ascii="Times New Roman" w:eastAsia="Times New Roman" w:hAnsi="Times New Roman" w:cs="Times New Roman"/>
                 <w:b/>
                 <w:bCs/>
+                <w:caps/>
                 <w:color w:val="000000"/>
                 <w:sz w:val="16"/>
                 <w:szCs w:val="16"/>
@@ -4518,6 +4584,7 @@
                 <w:rFonts w:ascii="Times New Roman" w:eastAsia="Times New Roman" w:hAnsi="Times New Roman" w:cs="Times New Roman"/>
                 <w:b/>
                 <w:bCs/>
+                <w:caps/>
                 <w:color w:val="000000"/>
                 <w:sz w:val="16"/>
                 <w:szCs w:val="16"/>
@@ -4547,6 +4614,7 @@
               <w:autoSpaceDN/>
               <w:rPr>
                 <w:rFonts w:ascii="Times New Roman" w:eastAsia="Times New Roman" w:hAnsi="Times New Roman" w:cs="Times New Roman"/>
+                <w:caps/>
                 <w:color w:val="000000"/>
                 <w:sz w:val="16"/>
                 <w:szCs w:val="16"/>
@@ -4556,6 +4624,7 @@
             <w:r>
               <w:rPr>
                 <w:rFonts w:ascii="Times New Roman" w:eastAsia="Times New Roman" w:hAnsi="Times New Roman" w:cs="Times New Roman"/>
+                <w:caps/>
                 <w:color w:val="000000"/>
                 <w:sz w:val="16"/>
                 <w:szCs w:val="16"/>
@@ -4587,6 +4656,7 @@
                 <w:rFonts w:ascii="Times New Roman" w:eastAsia="Times New Roman" w:hAnsi="Times New Roman" w:cs="Times New Roman"/>
                 <w:b/>
                 <w:bCs/>
+                <w:caps/>
                 <w:color w:val="000000"/>
                 <w:sz w:val="16"/>
                 <w:szCs w:val="16"/>
@@ -4598,6 +4668,7 @@
                 <w:rFonts w:ascii="Times New Roman" w:eastAsia="Times New Roman" w:hAnsi="Times New Roman" w:cs="Times New Roman"/>
                 <w:b/>
                 <w:bCs/>
+                <w:caps/>
                 <w:color w:val="000000"/>
                 <w:sz w:val="16"/>
                 <w:szCs w:val="16"/>
@@ -4627,6 +4698,7 @@
               <w:autoSpaceDN/>
               <w:rPr>
                 <w:rFonts w:ascii="Times New Roman" w:eastAsia="Times New Roman" w:hAnsi="Times New Roman" w:cs="Times New Roman"/>
+                <w:caps/>
                 <w:color w:val="000000"/>
                 <w:sz w:val="16"/>
                 <w:szCs w:val="16"/>
@@ -4636,6 +4708,7 @@
             <w:r>
               <w:rPr>
                 <w:rFonts w:ascii="Times New Roman" w:eastAsia="Times New Roman" w:hAnsi="Times New Roman" w:cs="Times New Roman"/>
+                <w:caps/>
                 <w:color w:val="000000"/>
                 <w:sz w:val="16"/>
                 <w:szCs w:val="16"/>
@@ -4667,6 +4740,7 @@
                 <w:rFonts w:ascii="Times New Roman" w:eastAsia="Times New Roman" w:hAnsi="Times New Roman" w:cs="Times New Roman"/>
                 <w:b/>
                 <w:bCs/>
+                <w:caps/>
                 <w:color w:val="000000"/>
                 <w:sz w:val="16"/>
                 <w:szCs w:val="16"/>
@@ -4678,6 +4752,7 @@
                 <w:rFonts w:ascii="Times New Roman" w:eastAsia="Times New Roman" w:hAnsi="Times New Roman" w:cs="Times New Roman"/>
                 <w:b/>
                 <w:bCs/>
+                <w:caps/>
                 <w:color w:val="000000"/>
                 <w:sz w:val="16"/>
                 <w:szCs w:val="16"/>
@@ -4707,6 +4782,7 @@
               <w:autoSpaceDN/>
               <w:rPr>
                 <w:rFonts w:ascii="Times New Roman" w:eastAsia="Times New Roman" w:hAnsi="Times New Roman" w:cs="Times New Roman"/>
+                <w:caps/>
                 <w:color w:val="000000"/>
                 <w:sz w:val="16"/>
                 <w:szCs w:val="16"/>
@@ -4716,6 +4792,7 @@
             <w:r>
               <w:rPr>
                 <w:rFonts w:ascii="Times New Roman" w:eastAsia="Times New Roman" w:hAnsi="Times New Roman" w:cs="Times New Roman"/>
+                <w:caps/>
                 <w:color w:val="000000"/>
                 <w:sz w:val="16"/>
                 <w:szCs w:val="16"/>
@@ -4738,6 +4815,7 @@
               <w:autoSpaceDN/>
               <w:rPr>
                 <w:rFonts w:ascii="Times New Roman" w:eastAsia="Times New Roman" w:hAnsi="Times New Roman" w:cs="Times New Roman"/>
+                <w:caps/>
                 <w:sz w:val="20"/>
                 <w:szCs w:val="20"/>
                 <w:lang w:eastAsia="tr-TR"/>
@@ -4770,6 +4848,7 @@
               <w:autoSpaceDN/>
               <w:rPr>
                 <w:rFonts w:ascii="Times New Roman" w:eastAsia="Times New Roman" w:hAnsi="Times New Roman" w:cs="Times New Roman"/>
+                <w:caps/>
                 <w:color w:val="000000"/>
                 <w:sz w:val="16"/>
                 <w:szCs w:val="16"/>
@@ -4779,6 +4858,7 @@
             <w:r>
               <w:rPr>
                 <w:rFonts w:ascii="Times New Roman" w:eastAsia="Times New Roman" w:hAnsi="Times New Roman" w:cs="Times New Roman"/>
+                <w:caps/>
                 <w:color w:val="000000"/>
                 <w:sz w:val="16"/>
                 <w:szCs w:val="16"/>
@@ -4809,6 +4889,7 @@
               <w:autoSpaceDN/>
               <w:rPr>
                 <w:rFonts w:ascii="Times New Roman" w:eastAsia="Times New Roman" w:hAnsi="Times New Roman" w:cs="Times New Roman"/>
+                <w:caps/>
                 <w:color w:val="000000"/>
                 <w:sz w:val="16"/>
                 <w:szCs w:val="16"/>
@@ -4818,6 +4899,7 @@
             <w:r>
               <w:rPr>
                 <w:rFonts w:ascii="Times New Roman" w:eastAsia="Times New Roman" w:hAnsi="Times New Roman" w:cs="Times New Roman"/>
+                <w:caps/>
                 <w:color w:val="000000"/>
                 <w:sz w:val="16"/>
                 <w:szCs w:val="16"/>
@@ -4847,6 +4929,7 @@
               <w:autoSpaceDN/>
               <w:rPr>
                 <w:rFonts w:ascii="Times New Roman" w:eastAsia="Times New Roman" w:hAnsi="Times New Roman" w:cs="Times New Roman"/>
+                <w:caps/>
                 <w:color w:val="000000"/>
                 <w:sz w:val="16"/>
                 <w:szCs w:val="16"/>
@@ -4856,6 +4939,7 @@
             <w:r>
               <w:rPr>
                 <w:rFonts w:ascii="Times New Roman" w:eastAsia="Times New Roman" w:hAnsi="Times New Roman" w:cs="Times New Roman"/>
+                <w:caps/>
                 <w:color w:val="000000"/>
                 <w:sz w:val="16"/>
                 <w:szCs w:val="16"/>
@@ -4886,6 +4970,7 @@
               <w:autoSpaceDN/>
               <w:rPr>
                 <w:rFonts w:ascii="Times New Roman" w:eastAsia="Times New Roman" w:hAnsi="Times New Roman" w:cs="Times New Roman"/>
+                <w:caps/>
                 <w:color w:val="000000"/>
                 <w:sz w:val="16"/>
                 <w:szCs w:val="16"/>
@@ -4895,6 +4980,7 @@
             <w:r>
               <w:rPr>
                 <w:rFonts w:ascii="Times New Roman" w:eastAsia="Times New Roman" w:hAnsi="Times New Roman" w:cs="Times New Roman"/>
+                <w:caps/>
                 <w:color w:val="000000"/>
                 <w:sz w:val="16"/>
                 <w:szCs w:val="16"/>
@@ -4924,6 +5010,7 @@
               <w:autoSpaceDN/>
               <w:rPr>
                 <w:rFonts w:ascii="Times New Roman" w:eastAsia="Times New Roman" w:hAnsi="Times New Roman" w:cs="Times New Roman"/>
+                <w:caps/>
                 <w:color w:val="000000"/>
                 <w:sz w:val="16"/>
                 <w:szCs w:val="16"/>
@@ -4953,6 +5040,7 @@
               <w:autoSpaceDN/>
               <w:rPr>
                 <w:rFonts w:ascii="Times New Roman" w:eastAsia="Times New Roman" w:hAnsi="Times New Roman" w:cs="Times New Roman"/>
+                <w:caps/>
                 <w:color w:val="000000"/>
                 <w:sz w:val="16"/>
                 <w:szCs w:val="16"/>
@@ -4962,6 +5050,7 @@
             <w:r>
               <w:rPr>
                 <w:rFonts w:ascii="Times New Roman" w:eastAsia="Times New Roman" w:hAnsi="Times New Roman" w:cs="Times New Roman"/>
+                <w:caps/>
                 <w:color w:val="000000"/>
                 <w:sz w:val="16"/>
                 <w:szCs w:val="16"/>
@@ -4984,6 +5073,7 @@
               <w:autoSpaceDN/>
               <w:rPr>
                 <w:rFonts w:ascii="Times New Roman" w:eastAsia="Times New Roman" w:hAnsi="Times New Roman" w:cs="Times New Roman"/>
+                <w:caps/>
                 <w:sz w:val="20"/>
                 <w:szCs w:val="20"/>
                 <w:lang w:eastAsia="tr-TR"/>
@@ -5018,6 +5108,7 @@
                 <w:rFonts w:ascii="Times New Roman" w:eastAsia="Times New Roman" w:hAnsi="Times New Roman" w:cs="Times New Roman"/>
                 <w:b/>
                 <w:bCs/>
+                <w:caps/>
                 <w:color w:val="000000"/>
                 <w:sz w:val="16"/>
                 <w:szCs w:val="16"/>
@@ -5029,6 +5120,7 @@
                 <w:rFonts w:ascii="Times New Roman" w:eastAsia="Times New Roman" w:hAnsi="Times New Roman" w:cs="Times New Roman"/>
                 <w:b/>
                 <w:bCs/>
+                <w:caps/>
                 <w:color w:val="000000"/>
                 <w:sz w:val="16"/>
                 <w:szCs w:val="16"/>
@@ -5059,6 +5151,7 @@
               <w:autoSpaceDN/>
               <w:rPr>
                 <w:rFonts w:ascii="Times New Roman" w:eastAsia="Times New Roman" w:hAnsi="Times New Roman" w:cs="Times New Roman"/>
+                <w:caps/>
                 <w:color w:val="000000"/>
                 <w:sz w:val="16"/>
                 <w:szCs w:val="16"/>
@@ -5089,6 +5182,7 @@
                 <w:rFonts w:ascii="Times New Roman" w:eastAsia="Times New Roman" w:hAnsi="Times New Roman" w:cs="Times New Roman"/>
                 <w:b/>
                 <w:bCs/>
+                <w:caps/>
                 <w:color w:val="000000"/>
                 <w:sz w:val="16"/>
                 <w:szCs w:val="16"/>
@@ -5100,6 +5194,7 @@
                 <w:rFonts w:ascii="Times New Roman" w:eastAsia="Times New Roman" w:hAnsi="Times New Roman" w:cs="Times New Roman"/>
                 <w:b/>
                 <w:bCs/>
+                <w:caps/>
                 <w:color w:val="000000"/>
                 <w:sz w:val="16"/>
                 <w:szCs w:val="16"/>
@@ -5130,6 +5225,7 @@
               <w:autoSpaceDN/>
               <w:rPr>
                 <w:rFonts w:ascii="Times New Roman" w:eastAsia="Times New Roman" w:hAnsi="Times New Roman" w:cs="Times New Roman"/>
+                <w:caps/>
                 <w:color w:val="000000"/>
                 <w:sz w:val="16"/>
                 <w:szCs w:val="16"/>
@@ -5160,6 +5256,7 @@
                 <w:rFonts w:ascii="Times New Roman" w:eastAsia="Times New Roman" w:hAnsi="Times New Roman" w:cs="Times New Roman"/>
                 <w:b/>
                 <w:bCs/>
+                <w:caps/>
                 <w:color w:val="000000"/>
                 <w:sz w:val="16"/>
                 <w:szCs w:val="16"/>
@@ -5171,6 +5268,7 @@
                 <w:rFonts w:ascii="Times New Roman" w:eastAsia="Times New Roman" w:hAnsi="Times New Roman" w:cs="Times New Roman"/>
                 <w:b/>
                 <w:bCs/>
+                <w:caps/>
                 <w:color w:val="000000"/>
                 <w:sz w:val="16"/>
                 <w:szCs w:val="16"/>
@@ -5201,6 +5299,7 @@
               <w:autoSpaceDN/>
               <w:rPr>
                 <w:rFonts w:ascii="Times New Roman" w:eastAsia="Times New Roman" w:hAnsi="Times New Roman" w:cs="Times New Roman"/>
+                <w:caps/>
                 <w:color w:val="000000"/>
                 <w:sz w:val="16"/>
                 <w:szCs w:val="16"/>
@@ -5222,6 +5321,7 @@
               <w:autoSpaceDN/>
               <w:rPr>
                 <w:rFonts w:ascii="Times New Roman" w:eastAsia="Times New Roman" w:hAnsi="Times New Roman" w:cs="Times New Roman"/>
+                <w:caps/>
                 <w:sz w:val="20"/>
                 <w:szCs w:val="20"/>
                 <w:lang w:eastAsia="tr-TR"/>
@@ -5254,6 +5354,7 @@
               <w:autoSpaceDN/>
               <w:rPr>
                 <w:rFonts w:ascii="Times New Roman" w:eastAsia="Times New Roman" w:hAnsi="Times New Roman" w:cs="Times New Roman"/>
+                <w:caps/>
                 <w:color w:val="000000"/>
                 <w:sz w:val="16"/>
                 <w:szCs w:val="16"/>
@@ -5283,6 +5384,7 @@
               <w:autoSpaceDN/>
               <w:rPr>
                 <w:rFonts w:ascii="Times New Roman" w:eastAsia="Times New Roman" w:hAnsi="Times New Roman" w:cs="Times New Roman"/>
+                <w:caps/>
                 <w:color w:val="000000"/>
                 <w:sz w:val="16"/>
                 <w:szCs w:val="16"/>
@@ -5292,6 +5394,7 @@
             <w:r>
               <w:rPr>
                 <w:rFonts w:ascii="Times New Roman" w:eastAsia="Times New Roman" w:hAnsi="Times New Roman" w:cs="Times New Roman"/>
+                <w:caps/>
                 <w:color w:val="000000"/>
                 <w:sz w:val="16"/>
                 <w:szCs w:val="16"/>
@@ -5321,6 +5424,7 @@
               <w:autoSpaceDN/>
               <w:rPr>
                 <w:rFonts w:ascii="Times New Roman" w:eastAsia="Times New Roman" w:hAnsi="Times New Roman" w:cs="Times New Roman"/>
+                <w:caps/>
                 <w:color w:val="000000"/>
                 <w:sz w:val="16"/>
                 <w:szCs w:val="16"/>
@@ -5350,6 +5454,7 @@
               <w:autoSpaceDN/>
               <w:rPr>
                 <w:rFonts w:ascii="Times New Roman" w:eastAsia="Times New Roman" w:hAnsi="Times New Roman" w:cs="Times New Roman"/>
+                <w:caps/>
                 <w:color w:val="000000"/>
                 <w:sz w:val="16"/>
                 <w:szCs w:val="16"/>
@@ -5359,6 +5464,7 @@
             <w:r>
               <w:rPr>
                 <w:rFonts w:ascii="Times New Roman" w:eastAsia="Times New Roman" w:hAnsi="Times New Roman" w:cs="Times New Roman"/>
+                <w:caps/>
                 <w:color w:val="000000"/>
                 <w:sz w:val="16"/>
                 <w:szCs w:val="16"/>
@@ -5388,6 +5494,7 @@
               <w:autoSpaceDN/>
               <w:rPr>
                 <w:rFonts w:ascii="Times New Roman" w:eastAsia="Times New Roman" w:hAnsi="Times New Roman" w:cs="Times New Roman"/>
+                <w:caps/>
                 <w:color w:val="000000"/>
                 <w:sz w:val="16"/>
                 <w:szCs w:val="16"/>
@@ -5417,6 +5524,7 @@
               <w:autoSpaceDN/>
               <w:rPr>
                 <w:rFonts w:ascii="Times New Roman" w:eastAsia="Times New Roman" w:hAnsi="Times New Roman" w:cs="Times New Roman"/>
+                <w:caps/>
                 <w:color w:val="000000"/>
                 <w:sz w:val="16"/>
                 <w:szCs w:val="16"/>
@@ -5426,6 +5534,7 @@
             <w:r>
               <w:rPr>
                 <w:rFonts w:ascii="Times New Roman" w:eastAsia="Times New Roman" w:hAnsi="Times New Roman" w:cs="Times New Roman"/>
+                <w:caps/>
                 <w:color w:val="000000"/>
                 <w:sz w:val="16"/>
                 <w:szCs w:val="16"/>
@@ -5448,6 +5557,7 @@
               <w:autoSpaceDN/>
               <w:rPr>
                 <w:rFonts w:ascii="Times New Roman" w:eastAsia="Times New Roman" w:hAnsi="Times New Roman" w:cs="Times New Roman"/>
+                <w:caps/>
                 <w:sz w:val="20"/>
                 <w:szCs w:val="20"/>
                 <w:lang w:eastAsia="tr-TR"/>
@@ -5482,6 +5592,7 @@
                 <w:rFonts w:ascii="Times New Roman" w:eastAsia="Times New Roman" w:hAnsi="Times New Roman" w:cs="Times New Roman"/>
                 <w:b/>
                 <w:bCs/>
+                <w:caps/>
                 <w:color w:val="000000"/>
                 <w:sz w:val="16"/>
                 <w:szCs w:val="16"/>
@@ -5493,6 +5604,7 @@
                 <w:rFonts w:ascii="Times New Roman" w:eastAsia="Times New Roman" w:hAnsi="Times New Roman" w:cs="Times New Roman"/>
                 <w:b/>
                 <w:bCs/>
+                <w:caps/>
                 <w:color w:val="000000"/>
                 <w:sz w:val="16"/>
                 <w:szCs w:val="16"/>
@@ -5523,6 +5635,7 @@
               <w:autoSpaceDN/>
               <w:rPr>
                 <w:rFonts w:ascii="Times New Roman" w:eastAsia="Times New Roman" w:hAnsi="Times New Roman" w:cs="Times New Roman"/>
+                <w:caps/>
                 <w:color w:val="000000"/>
                 <w:sz w:val="16"/>
                 <w:szCs w:val="16"/>
@@ -5553,6 +5666,7 @@
                 <w:rFonts w:ascii="Times New Roman" w:eastAsia="Times New Roman" w:hAnsi="Times New Roman" w:cs="Times New Roman"/>
                 <w:b/>
                 <w:bCs/>
+                <w:caps/>
                 <w:color w:val="000000"/>
                 <w:sz w:val="16"/>
                 <w:szCs w:val="16"/>
@@ -5564,6 +5678,7 @@
                 <w:rFonts w:ascii="Times New Roman" w:eastAsia="Times New Roman" w:hAnsi="Times New Roman" w:cs="Times New Roman"/>
                 <w:b/>
                 <w:bCs/>
+                <w:caps/>
                 <w:color w:val="000000"/>
                 <w:sz w:val="16"/>
                 <w:szCs w:val="16"/>
@@ -5594,6 +5709,7 @@
               <w:autoSpaceDN/>
               <w:rPr>
                 <w:rFonts w:ascii="Times New Roman" w:eastAsia="Times New Roman" w:hAnsi="Times New Roman" w:cs="Times New Roman"/>
+                <w:caps/>
                 <w:color w:val="000000"/>
                 <w:sz w:val="16"/>
                 <w:szCs w:val="16"/>
@@ -5624,6 +5740,7 @@
                 <w:rFonts w:ascii="Times New Roman" w:eastAsia="Times New Roman" w:hAnsi="Times New Roman" w:cs="Times New Roman"/>
                 <w:b/>
                 <w:bCs/>
+                <w:caps/>
                 <w:color w:val="000000"/>
                 <w:sz w:val="16"/>
                 <w:szCs w:val="16"/>
@@ -5635,6 +5752,7 @@
                 <w:rFonts w:ascii="Times New Roman" w:eastAsia="Times New Roman" w:hAnsi="Times New Roman" w:cs="Times New Roman"/>
                 <w:b/>
                 <w:bCs/>
+                <w:caps/>
                 <w:color w:val="000000"/>
                 <w:sz w:val="16"/>
                 <w:szCs w:val="16"/>
@@ -5665,6 +5783,7 @@
               <w:autoSpaceDN/>
               <w:rPr>
                 <w:rFonts w:ascii="Times New Roman" w:eastAsia="Times New Roman" w:hAnsi="Times New Roman" w:cs="Times New Roman"/>
+                <w:caps/>
                 <w:color w:val="000000"/>
                 <w:sz w:val="16"/>
                 <w:szCs w:val="16"/>
@@ -5686,6 +5805,7 @@
               <w:autoSpaceDN/>
               <w:rPr>
                 <w:rFonts w:ascii="Times New Roman" w:eastAsia="Times New Roman" w:hAnsi="Times New Roman" w:cs="Times New Roman"/>
+                <w:caps/>
                 <w:sz w:val="20"/>
                 <w:szCs w:val="20"/>
                 <w:lang w:eastAsia="tr-TR"/>
@@ -5720,6 +5840,7 @@
                 <w:rFonts w:ascii="Times New Roman" w:eastAsia="Times New Roman" w:hAnsi="Times New Roman" w:cs="Times New Roman"/>
                 <w:b/>
                 <w:bCs/>
+                <w:caps/>
                 <w:color w:val="000000"/>
                 <w:sz w:val="16"/>
                 <w:szCs w:val="16"/>
@@ -5731,6 +5852,7 @@
                 <w:rFonts w:ascii="Times New Roman" w:eastAsia="Times New Roman" w:hAnsi="Times New Roman" w:cs="Times New Roman"/>
                 <w:b/>
                 <w:bCs/>
+                <w:caps/>
                 <w:color w:val="000000"/>
                 <w:sz w:val="16"/>
                 <w:szCs w:val="16"/>
@@ -5760,6 +5882,7 @@
               <w:autoSpaceDN/>
               <w:rPr>
                 <w:rFonts w:ascii="Times New Roman" w:eastAsia="Times New Roman" w:hAnsi="Times New Roman" w:cs="Times New Roman"/>
+                <w:caps/>
                 <w:color w:val="000000"/>
                 <w:sz w:val="16"/>
                 <w:szCs w:val="16"/>
@@ -5769,6 +5892,7 @@
             <w:r>
               <w:rPr>
                 <w:rFonts w:ascii="Times New Roman" w:eastAsia="Times New Roman" w:hAnsi="Times New Roman" w:cs="Times New Roman"/>
+                <w:caps/>
                 <w:color w:val="000000"/>
                 <w:sz w:val="16"/>
                 <w:szCs w:val="16"/>
@@ -5800,6 +5924,7 @@
                 <w:rFonts w:ascii="Times New Roman" w:eastAsia="Times New Roman" w:hAnsi="Times New Roman" w:cs="Times New Roman"/>
                 <w:b/>
                 <w:bCs/>
+                <w:caps/>
                 <w:color w:val="000000"/>
                 <w:sz w:val="16"/>
                 <w:szCs w:val="16"/>
@@ -5811,6 +5936,7 @@
                 <w:rFonts w:ascii="Times New Roman" w:eastAsia="Times New Roman" w:hAnsi="Times New Roman" w:cs="Times New Roman"/>
                 <w:b/>
                 <w:bCs/>
+                <w:caps/>
                 <w:color w:val="000000"/>
                 <w:sz w:val="16"/>
                 <w:szCs w:val="16"/>
@@ -5840,6 +5966,7 @@
               <w:autoSpaceDN/>
               <w:rPr>
                 <w:rFonts w:ascii="Times New Roman" w:eastAsia="Times New Roman" w:hAnsi="Times New Roman" w:cs="Times New Roman"/>
+                <w:caps/>
                 <w:color w:val="000000"/>
                 <w:sz w:val="14"/>
                 <w:szCs w:val="14"/>
@@ -5849,6 +5976,7 @@
             <w:r>
               <w:rPr>
                 <w:rFonts w:ascii="Times New Roman" w:eastAsia="Times New Roman" w:hAnsi="Times New Roman" w:cs="Times New Roman"/>
+                <w:caps/>
                 <w:color w:val="000000"/>
                 <w:sz w:val="14"/>
                 <w:szCs w:val="14"/>
@@ -5859,6 +5987,7 @@
             <w:r>
               <w:rPr>
                 <w:rFonts w:ascii="Times New Roman" w:eastAsia="Times New Roman" w:hAnsi="Times New Roman" w:cs="Times New Roman"/>
+                <w:caps/>
                 <w:color w:val="000000"/>
                 <w:sz w:val="18"/>
                 <w:szCs w:val="18"/>
@@ -5890,6 +6019,7 @@
                 <w:rFonts w:ascii="Times New Roman" w:eastAsia="Times New Roman" w:hAnsi="Times New Roman" w:cs="Times New Roman"/>
                 <w:b/>
                 <w:bCs/>
+                <w:caps/>
                 <w:color w:val="000000"/>
                 <w:sz w:val="16"/>
                 <w:szCs w:val="16"/>
@@ -5901,6 +6031,7 @@
                 <w:rFonts w:ascii="Times New Roman" w:eastAsia="Times New Roman" w:hAnsi="Times New Roman" w:cs="Times New Roman"/>
                 <w:b/>
                 <w:bCs/>
+                <w:caps/>
                 <w:color w:val="000000"/>
                 <w:sz w:val="16"/>
                 <w:szCs w:val="16"/>
@@ -5930,6 +6061,7 @@
               <w:autoSpaceDN/>
               <w:rPr>
                 <w:rFonts w:ascii="Times New Roman" w:eastAsia="Times New Roman" w:hAnsi="Times New Roman" w:cs="Times New Roman"/>
+                <w:caps/>
                 <w:color w:val="000000"/>
                 <w:sz w:val="16"/>
                 <w:szCs w:val="16"/>
@@ -5939,6 +6071,7 @@
             <w:r>
               <w:rPr>
                 <w:rFonts w:ascii="Times New Roman" w:eastAsia="Times New Roman" w:hAnsi="Times New Roman" w:cs="Times New Roman"/>
+                <w:caps/>
                 <w:color w:val="000000"/>
                 <w:sz w:val="16"/>
                 <w:szCs w:val="16"/>
@@ -5961,6 +6094,7 @@
               <w:autoSpaceDN/>
               <w:rPr>
                 <w:rFonts w:ascii="Times New Roman" w:eastAsia="Times New Roman" w:hAnsi="Times New Roman" w:cs="Times New Roman"/>
+                <w:caps/>
                 <w:sz w:val="20"/>
                 <w:szCs w:val="20"/>
                 <w:lang w:eastAsia="tr-TR"/>
@@ -5995,6 +6129,7 @@
                 <w:rFonts w:ascii="Times New Roman" w:eastAsia="Times New Roman" w:hAnsi="Times New Roman" w:cs="Times New Roman"/>
                 <w:b/>
                 <w:bCs/>
+                <w:caps/>
                 <w:color w:val="000000"/>
                 <w:sz w:val="16"/>
                 <w:szCs w:val="16"/>
@@ -6006,6 +6141,7 @@
                 <w:rFonts w:ascii="Times New Roman" w:eastAsia="Times New Roman" w:hAnsi="Times New Roman" w:cs="Times New Roman"/>
                 <w:b/>
                 <w:bCs/>
+                <w:caps/>
                 <w:color w:val="000000"/>
                 <w:sz w:val="16"/>
                 <w:szCs w:val="16"/>
@@ -6036,6 +6172,7 @@
               <w:autoSpaceDN/>
               <w:rPr>
                 <w:rFonts w:ascii="Times New Roman" w:eastAsia="Times New Roman" w:hAnsi="Times New Roman" w:cs="Times New Roman"/>
+                <w:caps/>
                 <w:color w:val="000000"/>
                 <w:sz w:val="16"/>
                 <w:szCs w:val="16"/>
@@ -6045,6 +6182,7 @@
             <w:r>
               <w:rPr>
                 <w:rFonts w:ascii="Times New Roman" w:eastAsia="Times New Roman" w:hAnsi="Times New Roman" w:cs="Times New Roman"/>
+                <w:caps/>
                 <w:color w:val="000000"/>
                 <w:sz w:val="16"/>
                 <w:szCs w:val="16"/>
@@ -6076,6 +6214,7 @@
                 <w:rFonts w:ascii="Times New Roman" w:eastAsia="Times New Roman" w:hAnsi="Times New Roman" w:cs="Times New Roman"/>
                 <w:b/>
                 <w:bCs/>
+                <w:caps/>
                 <w:color w:val="000000"/>
                 <w:sz w:val="16"/>
                 <w:szCs w:val="16"/>
@@ -6087,6 +6226,7 @@
                 <w:rFonts w:ascii="Times New Roman" w:eastAsia="Times New Roman" w:hAnsi="Times New Roman" w:cs="Times New Roman"/>
                 <w:b/>
                 <w:bCs/>
+                <w:caps/>
                 <w:color w:val="000000"/>
                 <w:sz w:val="16"/>
                 <w:szCs w:val="16"/>
@@ -6116,6 +6256,7 @@
               <w:autoSpaceDN/>
               <w:rPr>
                 <w:rFonts w:ascii="Times New Roman" w:eastAsia="Times New Roman" w:hAnsi="Times New Roman" w:cs="Times New Roman"/>
+                <w:caps/>
                 <w:color w:val="000000"/>
                 <w:sz w:val="16"/>
                 <w:szCs w:val="16"/>
@@ -6125,6 +6266,7 @@
             <w:r>
               <w:rPr>
                 <w:rFonts w:ascii="Times New Roman" w:eastAsia="Times New Roman" w:hAnsi="Times New Roman" w:cs="Times New Roman"/>
+                <w:caps/>
                 <w:color w:val="000000"/>
                 <w:sz w:val="16"/>
                 <w:szCs w:val="16"/>
@@ -6135,6 +6277,7 @@
             <w:r>
               <w:rPr>
                 <w:rFonts w:ascii="Times New Roman" w:eastAsia="Times New Roman" w:hAnsi="Times New Roman" w:cs="Times New Roman"/>
+                <w:caps/>
                 <w:color w:val="000000"/>
                 <w:sz w:val="18"/>
                 <w:szCs w:val="18"/>
@@ -6166,6 +6309,7 @@
                 <w:rFonts w:ascii="Times New Roman" w:eastAsia="Times New Roman" w:hAnsi="Times New Roman" w:cs="Times New Roman"/>
                 <w:b/>
                 <w:bCs/>
+                <w:caps/>
                 <w:color w:val="000000"/>
                 <w:sz w:val="16"/>
                 <w:szCs w:val="16"/>
@@ -6177,6 +6321,7 @@
                 <w:rFonts w:ascii="Times New Roman" w:eastAsia="Times New Roman" w:hAnsi="Times New Roman" w:cs="Times New Roman"/>
                 <w:b/>
                 <w:bCs/>
+                <w:caps/>
                 <w:color w:val="000000"/>
                 <w:sz w:val="16"/>
                 <w:szCs w:val="16"/>
@@ -6206,6 +6351,7 @@
               <w:autoSpaceDN/>
               <w:rPr>
                 <w:rFonts w:ascii="Times New Roman" w:eastAsia="Times New Roman" w:hAnsi="Times New Roman" w:cs="Times New Roman"/>
+                <w:caps/>
                 <w:color w:val="000000"/>
                 <w:sz w:val="16"/>
                 <w:szCs w:val="16"/>
@@ -6215,6 +6361,7 @@
             <w:r>
               <w:rPr>
                 <w:rFonts w:ascii="Times New Roman" w:eastAsia="Times New Roman" w:hAnsi="Times New Roman" w:cs="Times New Roman"/>
+                <w:caps/>
                 <w:color w:val="000000"/>
                 <w:sz w:val="16"/>
                 <w:szCs w:val="16"/>
@@ -6237,6 +6384,7 @@
               <w:autoSpaceDN/>
               <w:rPr>
                 <w:rFonts w:ascii="Times New Roman" w:eastAsia="Times New Roman" w:hAnsi="Times New Roman" w:cs="Times New Roman"/>
+                <w:caps/>
                 <w:sz w:val="20"/>
                 <w:szCs w:val="20"/>
                 <w:lang w:eastAsia="tr-TR"/>
@@ -6271,6 +6419,7 @@
                 <w:rFonts w:ascii="Times New Roman" w:eastAsia="Times New Roman" w:hAnsi="Times New Roman" w:cs="Times New Roman"/>
                 <w:b/>
                 <w:bCs/>
+                <w:caps/>
                 <w:color w:val="000000"/>
                 <w:sz w:val="16"/>
                 <w:szCs w:val="16"/>
@@ -6282,6 +6431,7 @@
                 <w:rFonts w:ascii="Times New Roman" w:eastAsia="Times New Roman" w:hAnsi="Times New Roman" w:cs="Times New Roman"/>
                 <w:b/>
                 <w:bCs/>
+                <w:caps/>
                 <w:color w:val="000000"/>
                 <w:sz w:val="16"/>
                 <w:szCs w:val="16"/>
@@ -6311,6 +6461,7 @@
               <w:jc w:val="center"/>
               <w:rPr>
                 <w:rFonts w:ascii="Times New Roman" w:eastAsia="Times New Roman" w:hAnsi="Times New Roman" w:cs="Times New Roman"/>
+                <w:caps/>
                 <w:color w:val="000000"/>
                 <w:sz w:val="16"/>
                 <w:szCs w:val="16"/>
@@ -6320,6 +6471,7 @@
             <w:r>
               <w:rPr>
                 <w:rFonts w:ascii="Times New Roman" w:eastAsia="Times New Roman" w:hAnsi="Times New Roman" w:cs="Times New Roman"/>
+                <w:caps/>
                 <w:color w:val="000000"/>
                 <w:sz w:val="16"/>
                 <w:szCs w:val="16"/>
@@ -6349,6 +6501,7 @@
               <w:jc w:val="center"/>
               <w:rPr>
                 <w:rFonts w:ascii="Times New Roman" w:eastAsia="Times New Roman" w:hAnsi="Times New Roman" w:cs="Times New Roman"/>
+                <w:caps/>
                 <w:color w:val="000000"/>
                 <w:sz w:val="16"/>
                 <w:szCs w:val="16"/>
@@ -6358,6 +6511,7 @@
             <w:r>
               <w:rPr>
                 <w:rFonts w:ascii="Times New Roman" w:eastAsia="Times New Roman" w:hAnsi="Times New Roman" w:cs="Times New Roman"/>
+                <w:caps/>
                 <w:color w:val="000000"/>
                 <w:sz w:val="16"/>
                 <w:szCs w:val="16"/>
@@ -6387,6 +6541,7 @@
               <w:jc w:val="center"/>
               <w:rPr>
                 <w:rFonts w:ascii="Times New Roman" w:eastAsia="Times New Roman" w:hAnsi="Times New Roman" w:cs="Times New Roman"/>
+                <w:caps/>
                 <w:color w:val="000000"/>
                 <w:sz w:val="16"/>
                 <w:szCs w:val="16"/>
@@ -6396,6 +6551,7 @@
             <w:r>
               <w:rPr>
                 <w:rFonts w:ascii="Times New Roman" w:eastAsia="Times New Roman" w:hAnsi="Times New Roman" w:cs="Times New Roman"/>
+                <w:caps/>
                 <w:color w:val="000000"/>
                 <w:sz w:val="16"/>
                 <w:szCs w:val="16"/>
@@ -6426,6 +6582,7 @@
               <w:jc w:val="center"/>
               <w:rPr>
                 <w:rFonts w:ascii="Times New Roman" w:eastAsia="Times New Roman" w:hAnsi="Times New Roman" w:cs="Times New Roman"/>
+                <w:caps/>
                 <w:color w:val="000000"/>
                 <w:sz w:val="16"/>
                 <w:szCs w:val="16"/>
@@ -6435,6 +6592,7 @@
             <w:r>
               <w:rPr>
                 <w:rFonts w:ascii="Times New Roman" w:eastAsia="Times New Roman" w:hAnsi="Times New Roman" w:cs="Times New Roman"/>
+                <w:caps/>
                 <w:color w:val="000000"/>
                 <w:sz w:val="16"/>
                 <w:szCs w:val="16"/>
@@ -6464,6 +6622,7 @@
               <w:jc w:val="center"/>
               <w:rPr>
                 <w:rFonts w:ascii="Times New Roman" w:eastAsia="Times New Roman" w:hAnsi="Times New Roman" w:cs="Times New Roman"/>
+                <w:caps/>
                 <w:color w:val="000000"/>
                 <w:sz w:val="16"/>
                 <w:szCs w:val="16"/>
@@ -6473,6 +6632,7 @@
             <w:r>
               <w:rPr>
                 <w:rFonts w:ascii="Times New Roman" w:eastAsia="Times New Roman" w:hAnsi="Times New Roman" w:cs="Times New Roman"/>
+                <w:caps/>
                 <w:color w:val="000000"/>
                 <w:sz w:val="16"/>
                 <w:szCs w:val="16"/>
@@ -6503,6 +6663,7 @@
               <w:jc w:val="center"/>
               <w:rPr>
                 <w:rFonts w:ascii="Times New Roman" w:eastAsia="Times New Roman" w:hAnsi="Times New Roman" w:cs="Times New Roman"/>
+                <w:caps/>
                 <w:color w:val="000000"/>
                 <w:sz w:val="16"/>
                 <w:szCs w:val="16"/>
@@ -6512,6 +6673,7 @@
             <w:r>
               <w:rPr>
                 <w:rFonts w:ascii="Times New Roman" w:eastAsia="Times New Roman" w:hAnsi="Times New Roman" w:cs="Times New Roman"/>
+                <w:caps/>
                 <w:color w:val="000000"/>
                 <w:sz w:val="16"/>
                 <w:szCs w:val="16"/>
@@ -6540,6 +6702,7 @@
               <w:autoSpaceDN/>
               <w:rPr>
                 <w:rFonts w:ascii="Times New Roman" w:eastAsia="Times New Roman" w:hAnsi="Times New Roman" w:cs="Times New Roman"/>
+                <w:caps/>
                 <w:color w:val="000000"/>
                 <w:sz w:val="16"/>
                 <w:szCs w:val="16"/>
@@ -6549,6 +6712,7 @@
             <w:r>
               <w:rPr>
                 <w:rFonts w:ascii="Times New Roman" w:eastAsia="Times New Roman" w:hAnsi="Times New Roman" w:cs="Times New Roman"/>
+                <w:caps/>
                 <w:color w:val="000000"/>
                 <w:sz w:val="16"/>
                 <w:szCs w:val="16"/>
@@ -6576,6 +6740,7 @@
               <w:autoSpaceDN/>
               <w:rPr>
                 <w:rFonts w:ascii="Times New Roman" w:eastAsia="Times New Roman" w:hAnsi="Times New Roman" w:cs="Times New Roman"/>
+                <w:caps/>
                 <w:color w:val="000000"/>
                 <w:sz w:val="16"/>
                 <w:szCs w:val="16"/>
@@ -6585,6 +6750,7 @@
             <w:r>
               <w:rPr>
                 <w:rFonts w:ascii="Times New Roman" w:eastAsia="Times New Roman" w:hAnsi="Times New Roman" w:cs="Times New Roman"/>
+                <w:caps/>
                 <w:color w:val="000000"/>
                 <w:sz w:val="16"/>
                 <w:szCs w:val="16"/>
@@ -6614,6 +6780,7 @@
               <w:jc w:val="center"/>
               <w:rPr>
                 <w:rFonts w:ascii="Times New Roman" w:eastAsia="Times New Roman" w:hAnsi="Times New Roman" w:cs="Times New Roman"/>
+                <w:caps/>
                 <w:color w:val="000000"/>
                 <w:sz w:val="16"/>
                 <w:szCs w:val="16"/>
@@ -6623,6 +6790,7 @@
             <w:r>
               <w:rPr>
                 <w:rFonts w:ascii="Times New Roman" w:eastAsia="Times New Roman" w:hAnsi="Times New Roman" w:cs="Times New Roman"/>
+                <w:caps/>
                 <w:color w:val="000000"/>
                 <w:sz w:val="16"/>
                 <w:szCs w:val="16"/>
@@ -6651,6 +6819,7 @@
               <w:autoSpaceDN/>
               <w:rPr>
                 <w:rFonts w:ascii="Times New Roman" w:eastAsia="Times New Roman" w:hAnsi="Times New Roman" w:cs="Times New Roman"/>
+                <w:caps/>
                 <w:color w:val="000000"/>
                 <w:sz w:val="16"/>
                 <w:szCs w:val="16"/>
@@ -6660,6 +6829,7 @@
             <w:r>
               <w:rPr>
                 <w:rFonts w:ascii="Times New Roman" w:eastAsia="Times New Roman" w:hAnsi="Times New Roman" w:cs="Times New Roman"/>
+                <w:caps/>
                 <w:color w:val="000000"/>
                 <w:sz w:val="16"/>
                 <w:szCs w:val="16"/>
@@ -6688,6 +6858,7 @@
               <w:autoSpaceDN/>
               <w:rPr>
                 <w:rFonts w:ascii="Segoe UI" w:eastAsia="Times New Roman" w:hAnsi="Segoe UI" w:cs="Segoe UI"/>
+                <w:caps/>
                 <w:color w:val="0B0B0B"/>
                 <w:sz w:val="21"/>
                 <w:szCs w:val="21"/>
@@ -6696,6 +6867,7 @@
             <w:r>
               <w:rPr>
                 <w:rFonts w:ascii="Times New Roman" w:eastAsia="Times New Roman" w:hAnsi="Times New Roman" w:cs="Times New Roman"/>
+                <w:caps/>
                 <w:color w:val="000000"/>
                 <w:sz w:val="16"/>
                 <w:szCs w:val="16"/>
@@ -6712,6 +6884,7 @@
               <w:jc w:val="center"/>
               <w:rPr>
                 <w:rFonts w:ascii="Times New Roman" w:eastAsia="Times New Roman" w:hAnsi="Times New Roman" w:cs="Times New Roman"/>
+                <w:caps/>
                 <w:color w:val="000000"/>
                 <w:sz w:val="16"/>
                 <w:szCs w:val="16"/>
@@ -6739,6 +6912,7 @@
               <w:autoSpaceDN/>
               <w:rPr>
                 <w:rFonts w:ascii="Times New Roman" w:eastAsia="Times New Roman" w:hAnsi="Times New Roman" w:cs="Times New Roman"/>
+                <w:caps/>
                 <w:color w:val="000000"/>
                 <w:sz w:val="16"/>
                 <w:szCs w:val="16"/>
@@ -6748,6 +6922,7 @@
             <w:r>
               <w:rPr>
                 <w:rFonts w:ascii="Times New Roman" w:eastAsia="Times New Roman" w:hAnsi="Times New Roman" w:cs="Times New Roman"/>
+                <w:caps/>
                 <w:color w:val="000000"/>
                 <w:sz w:val="16"/>
                 <w:szCs w:val="16"/>
@@ -6776,6 +6951,7 @@
               <w:autoSpaceDN/>
               <w:rPr>
                 <w:rFonts w:ascii="Times New Roman" w:eastAsia="Times New Roman" w:hAnsi="Times New Roman" w:cs="Times New Roman"/>
+                <w:caps/>
                 <w:color w:val="000000"/>
                 <w:sz w:val="16"/>
                 <w:szCs w:val="16"/>
@@ -6785,6 +6961,7 @@
             <w:r>
               <w:rPr>
                 <w:rFonts w:ascii="Times New Roman" w:eastAsia="Times New Roman" w:hAnsi="Times New Roman" w:cs="Times New Roman"/>
+                <w:caps/>
                 <w:color w:val="000000"/>
                 <w:sz w:val="16"/>
                 <w:szCs w:val="16"/>
@@ -6800,6 +6977,7 @@
               <w:autoSpaceDN/>
               <w:rPr>
                 <w:rFonts w:ascii="Times New Roman" w:eastAsia="Times New Roman" w:hAnsi="Times New Roman" w:cs="Times New Roman"/>
+                <w:caps/>
                 <w:color w:val="000000"/>
                 <w:sz w:val="16"/>
                 <w:szCs w:val="16"/>
@@ -6821,6 +6999,7 @@
               <w:autoSpaceDN/>
               <w:rPr>
                 <w:rFonts w:ascii="Times New Roman" w:eastAsia="Times New Roman" w:hAnsi="Times New Roman" w:cs="Times New Roman"/>
+                <w:caps/>
                 <w:sz w:val="20"/>
                 <w:szCs w:val="20"/>
                 <w:lang w:eastAsia="tr-TR"/>
@@ -9100,9 +9279,8 @@
                 <w:b/>
                 <w:spacing w:val="-2"/>
                 <w:sz w:val="12"/>
-                <w:highlight w:val="yellow"/>
-              </w:rPr>
-              <w:t>İSİM SOYİSİM</w:t>
+              </w:rPr>
+              <w:t>{{KULLANICI_AD_SOYAD}}</w:t>
             </w:r>
           </w:p>
           <w:p>
@@ -17801,7 +17979,7 @@
               <w:widowControl/>
               <w:autoSpaceDE/>
               <w:autoSpaceDN/>
-              <w:jc w:val="both"/>
+              <w:jc w:val="left"/>
               <w:rPr>
                 <w:rFonts w:eastAsia="Times New Roman"/>
                 <w:color w:val="000000"/>
@@ -26845,10 +27023,9 @@
                 <w:color w:val="000000"/>
                 <w:sz w:val="16"/>
                 <w:szCs w:val="16"/>
-                <w:highlight w:val="yellow"/>
-                <w:lang w:eastAsia="tr-TR"/>
-              </w:rPr>
-              <w:t>…..</w:t>
+                <w:lang w:eastAsia="tr-TR"/>
+              </w:rPr>
+              <w:t>{{KULLANICI_AD_SOYAD}}</w:t>
             </w:r>
           </w:p>
           <w:p>

--- a/templates/emlakkatilim.docx
+++ b/templates/emlakkatilim.docx
@@ -2521,7 +2521,7 @@
                 <w:szCs w:val="18"/>
                 <w:lang w:eastAsia="tr-TR"/>
               </w:rPr>
-              <w:t> {{TAKYIDATACIKLAMAGIRISCUMLESI}}</w:t>
+              <w:t>{{TAKYIDATACIKLAMAGIRISCUMLESI}}</w:t>
             </w:r>
           </w:p>
         </w:tc>
@@ -2694,7 +2694,7 @@
                 <w:szCs w:val="18"/>
                 <w:lang w:eastAsia="tr-TR"/>
               </w:rPr>
-              <w:t> {{BEYANLARBOLUMU}}</w:t>
+              <w:t>{{BEYANLARBOLUMU}}</w:t>
             </w:r>
           </w:p>
         </w:tc>
@@ -2799,7 +2799,7 @@
                 <w:szCs w:val="18"/>
                 <w:lang w:eastAsia="tr-TR"/>
               </w:rPr>
-              <w:t> {{SERHLERBOLUMU}}</w:t>
+              <w:t>{{SERHLERBOLUMU}}</w:t>
             </w:r>
           </w:p>
         </w:tc>
@@ -2904,7 +2904,7 @@
                 <w:szCs w:val="18"/>
                 <w:lang w:eastAsia="tr-TR"/>
               </w:rPr>
-              <w:t> {{REHINLERBOLUMU}}</w:t>
+              <w:t>{{REHINLERBOLUMU}}</w:t>
             </w:r>
           </w:p>
         </w:tc>
@@ -3240,7 +3240,7 @@
                 <w:szCs w:val="16"/>
                 <w:lang w:eastAsia="tr-TR"/>
               </w:rPr>
-              <w:t> {{CITY_BUYUK}}</w:t>
+              <w:t>{{CITY_BUYUK}}</w:t>
             </w:r>
           </w:p>
         </w:tc>
@@ -3408,7 +3408,7 @@
                 <w:szCs w:val="16"/>
                 <w:lang w:eastAsia="tr-TR"/>
               </w:rPr>
-              <w:t> {{NEİGHBORHOOD_BUYUK}}</w:t>
+              <w:t>{{NEİGHBORHOOD_BUYUK}}</w:t>
             </w:r>
           </w:p>
         </w:tc>
@@ -3518,7 +3518,7 @@
                 <w:szCs w:val="16"/>
                 <w:lang w:eastAsia="tr-TR"/>
               </w:rPr>
-              <w:t> {{DISTRICT_BUYUK}}</w:t>
+              <w:t>{{DISTRICT_BUYUK}}</w:t>
             </w:r>
           </w:p>
         </w:tc>
@@ -3880,7 +3880,7 @@
                 <w:szCs w:val="16"/>
                 <w:lang w:eastAsia="tr-TR"/>
               </w:rPr>
-              <w:t xml:space="preserve"> {{TİTLE_BLOCK_NAME}} / {{TİTLE_ENTRANCE}} / {{TİTLE_FLOOR}}</w:t>
+              <w:t xml:space="preserve">{{TİTLE_BLOCK_NAME}} / {{TİTLE_ENTRANCE}} / {{TİTLE_FLOOR}}</w:t>
             </w:r>
           </w:p>
         </w:tc>
@@ -4074,7 +4074,7 @@
                 <w:szCs w:val="16"/>
                 <w:lang w:eastAsia="tr-TR"/>
               </w:rPr>
-              <w:t> {{LOCATİON_NAME}}</w:t>
+              <w:t>{{LOCATİON_NAME}}</w:t>
             </w:r>
           </w:p>
         </w:tc>
@@ -4158,7 +4158,7 @@
                 <w:szCs w:val="16"/>
                 <w:lang w:eastAsia="tr-TR"/>
               </w:rPr>
-              <w:t> {{UNİT_NO}}</w:t>
+              <w:t>{{UNİT_NO}}</w:t>
             </w:r>
           </w:p>
         </w:tc>
@@ -4242,7 +4242,7 @@
                 <w:szCs w:val="16"/>
                 <w:lang w:eastAsia="tr-TR"/>
               </w:rPr>
-              <w:t> {{CURRENT_USAGE_NATURE}}</w:t>
+              <w:t>{{CURRENT_USAGE_NATURE}}</w:t>
             </w:r>
           </w:p>
         </w:tc>
@@ -4352,7 +4352,7 @@
                 <w:szCs w:val="16"/>
                 <w:lang w:eastAsia="tr-TR"/>
               </w:rPr>
-              <w:t> {{GROUND_TYPE}}</w:t>
+              <w:t>{{GROUND_TYPE}}</w:t>
             </w:r>
           </w:p>
         </w:tc>
@@ -4436,7 +4436,7 @@
                 <w:szCs w:val="16"/>
                 <w:lang w:eastAsia="tr-TR"/>
               </w:rPr>
-              <w:t> {{TİTLE_QUALİTY}}</w:t>
+              <w:t>{{TİTLE_QUALİTY}}</w:t>
             </w:r>
           </w:p>
         </w:tc>
@@ -4520,7 +4520,7 @@
                 <w:szCs w:val="16"/>
                 <w:lang w:eastAsia="tr-TR"/>
               </w:rPr>
-              <w:t> {{BUİLDİNG_AGE}}</w:t>
+              <w:t>{{BUİLDİNG_AGE}}</w:t>
             </w:r>
           </w:p>
         </w:tc>
@@ -4630,7 +4630,7 @@
                 <w:szCs w:val="16"/>
                 <w:lang w:eastAsia="tr-TR"/>
               </w:rPr>
-              <w:t> {{MAİN_PROPERTY_QUALİTY}}</w:t>
+              <w:t>{{MAİN_PROPERTY_QUALİTY}}</w:t>
             </w:r>
           </w:p>
         </w:tc>
@@ -4714,7 +4714,7 @@
                 <w:szCs w:val="16"/>
                 <w:lang w:eastAsia="tr-TR"/>
               </w:rPr>
-              <w:t> {{REGİSTRY_VOLUME}}</w:t>
+              <w:t>{{REGİSTRY_VOLUME}}</w:t>
             </w:r>
           </w:p>
         </w:tc>
@@ -4798,7 +4798,7 @@
                 <w:szCs w:val="16"/>
                 <w:lang w:eastAsia="tr-TR"/>
               </w:rPr>
-              <w:t> {{TOTAL_UNİTS}}</w:t>
+              <w:t>{{TOTAL_UNİTS}}</w:t>
             </w:r>
           </w:p>
         </w:tc>
@@ -4905,7 +4905,7 @@
                 <w:szCs w:val="16"/>
                 <w:lang w:eastAsia="tr-TR"/>
               </w:rPr>
-              <w:t> {{SHEET_NO}}</w:t>
+              <w:t>{{SHEET_NO}}</w:t>
             </w:r>
           </w:p>
         </w:tc>
@@ -4986,7 +4986,7 @@
                 <w:szCs w:val="16"/>
                 <w:lang w:eastAsia="tr-TR"/>
               </w:rPr>
-              <w:t> {{REGİSTRY_PAGE}}</w:t>
+              <w:t>{{REGİSTRY_PAGE}}</w:t>
             </w:r>
           </w:p>
         </w:tc>
@@ -5056,7 +5056,7 @@
                 <w:szCs w:val="16"/>
                 <w:lang w:eastAsia="tr-TR"/>
               </w:rPr>
-              <w:t> {{CEPHESAYISI}}</w:t>
+              <w:t>{{CEPHESAYISI}}</w:t>
             </w:r>
           </w:p>
         </w:tc>
@@ -5898,7 +5898,7 @@
                 <w:szCs w:val="16"/>
                 <w:lang w:eastAsia="tr-TR"/>
               </w:rPr>
-              <w:t> {{PARCEL_NO}}</w:t>
+              <w:t>{{PARCEL_NO}}</w:t>
             </w:r>
           </w:p>
         </w:tc>
@@ -5982,7 +5982,7 @@
                 <w:szCs w:val="14"/>
                 <w:lang w:eastAsia="tr-TR"/>
               </w:rPr>
-              <w:t> </w:t>
+              <w:t/>
             </w:r>
             <w:r>
               <w:rPr>
@@ -6077,7 +6077,7 @@
                 <w:szCs w:val="16"/>
                 <w:lang w:eastAsia="tr-TR"/>
               </w:rPr>
-              <w:t> {{TOTAL_FLOORS}}</w:t>
+              <w:t>{{TOTAL_FLOORS}}</w:t>
             </w:r>
           </w:p>
         </w:tc>
@@ -6272,7 +6272,7 @@
                 <w:szCs w:val="16"/>
                 <w:lang w:eastAsia="tr-TR"/>
               </w:rPr>
-              <w:t> </w:t>
+              <w:t/>
             </w:r>
             <w:r>
               <w:rPr>
@@ -6367,7 +6367,7 @@
                 <w:szCs w:val="16"/>
                 <w:lang w:eastAsia="tr-TR"/>
               </w:rPr>
-              <w:t> {{YAPIKULLANMAIZINBELGESIVARMI}}</w:t>
+              <w:t>{{YAPIKULLANMAIZINBELGESIVARMI}}</w:t>
             </w:r>
           </w:p>
         </w:tc>
@@ -6967,7 +6967,7 @@
                 <w:szCs w:val="16"/>
                 <w:lang w:eastAsia="tr-TR"/>
               </w:rPr>
-              <w:t> {{DIGER}}</w:t>
+              <w:t>{{DIGER}}</w:t>
             </w:r>
           </w:p>
           <w:p>
@@ -7553,7 +7553,7 @@
                 <w:szCs w:val="16"/>
                 <w:lang w:eastAsia="tr-TR"/>
               </w:rPr>
-              <w:t> {{DIGER}}</w:t>
+              <w:t>{{DIGER}}</w:t>
             </w:r>
           </w:p>
           <w:p>
@@ -24748,7 +24748,7 @@
                 <w:sz w:val="18"/>
                 <w:lang w:eastAsia="tr-TR"/>
               </w:rPr>
-              <w:t> {{VALUATİON_METHOD_EXPLANATİON}}</w:t>
+              <w:t>{{VALUATİON_METHOD_EXPLANATİON}}</w:t>
             </w:r>
           </w:p>
         </w:tc>
@@ -26902,11 +26902,10 @@
                 <w:color w:val="000000"/>
                 <w:sz w:val="16"/>
                 <w:szCs w:val="16"/>
-                <w:highlight w:val="yellow"/>
                 <w:lang w:eastAsia="tr-TR"/>
               </w:rPr>
               <w:lastRenderedPageBreak/>
-              <w:t>…..</w:t>
+              <w:t>{{KULLANICI_AD_SOYAD}}</w:t>
             </w:r>
           </w:p>
           <w:p>
@@ -27023,9 +27022,10 @@
                 <w:color w:val="000000"/>
                 <w:sz w:val="16"/>
                 <w:szCs w:val="16"/>
-                <w:lang w:eastAsia="tr-TR"/>
-              </w:rPr>
-              <w:t>{{KULLANICI_AD_SOYAD}}</w:t>
+                <w:highlight w:val="yellow"/>
+                <w:lang w:eastAsia="tr-TR"/>
+              </w:rPr>
+              <w:t>…..</w:t>
             </w:r>
           </w:p>
           <w:p>

--- a/templates/emlakkatilim.docx
+++ b/templates/emlakkatilim.docx
@@ -434,7 +434,7 @@
         <w:trPr>
           <w:gridAfter w:val="1"/>
           <w:wAfter w:w="160" w:type="dxa"/>
-          <w:trHeight w:val="315"/>
+          <w:trHeight w:val="645"/>
         </w:trPr>
         <w:tc>
           <w:tcPr>
@@ -443,11 +443,9 @@
             <w:tcBorders>
               <w:top w:val="single" w:sz="12" w:space="0" w:color="0D0D0D"/>
               <w:left w:val="single" w:sz="8" w:space="0" w:color="auto"/>
-              <w:bottom w:val="nil"/>
               <w:right w:val="single" w:sz="12" w:space="0" w:color="000000"/>
             </w:tcBorders>
             <w:vAlign w:val="center"/>
-            <w:hideMark/>
           </w:tcPr>
           <w:p>
             <w:pPr>
@@ -465,12 +463,14 @@
             <w:r>
               <w:rPr>
                 <w:rFonts w:ascii="Times New Roman" w:eastAsia="Times New Roman" w:hAnsi="Times New Roman" w:cs="Times New Roman"/>
+                <w:b/>
+                <w:bCs/>
                 <w:color w:val="000000"/>
                 <w:sz w:val="16"/>
                 <w:szCs w:val="16"/>
                 <w:lang w:eastAsia="tr-TR"/>
               </w:rPr>
-              <w:t> </w:t>
+              <w:t>Raporun Konusu</w:t>
             </w:r>
           </w:p>
         </w:tc>
@@ -510,7 +510,1212 @@
                 <w:szCs w:val="16"/>
                 <w:lang w:eastAsia="tr-TR"/>
               </w:rPr>
-              <w:t xml:space="preserve"> 1 Adet {{TITLE_QUALITY}}</w:t>
+              <w:t> 1 Adet {{TITLE_QUALITY}}</w:t>
+            </w:r>
+          </w:p>
+        </w:tc>
+      </w:tr>
+      <w:tr>
+        <w:trPr>
+          <w:gridAfter w:val="1"/>
+          <w:wAfter w:w="160" w:type="dxa"/>
+          <w:trHeight w:val="30"/>
+        </w:trPr>
+        <w:tc>
+          <w:tcPr>
+            <w:tcW w:w="3393" w:type="dxa"/>
+            <w:gridSpan w:val="3"/>
+            <w:tcBorders>
+              <w:top w:val="nil"/>
+              <w:left w:val="single" w:sz="8" w:space="0" w:color="auto"/>
+              <w:bottom w:val="single" w:sz="12" w:space="0" w:color="0D0D0D"/>
+              <w:right w:val="single" w:sz="12" w:space="0" w:color="000000"/>
+            </w:tcBorders>
+            <w:vAlign w:val="center"/>
+            <w:hideMark/>
+          </w:tcPr>
+          <w:p>
+            <w:pPr>
+              <w:widowControl/>
+              <w:autoSpaceDE/>
+              <w:autoSpaceDN/>
+              <w:rPr>
+                <w:rFonts w:ascii="Times New Roman" w:eastAsia="Times New Roman" w:hAnsi="Times New Roman" w:cs="Times New Roman"/>
+                <w:b/>
+                <w:bCs/>
+                <w:color w:val="000000"/>
+                <w:sz w:val="16"/>
+                <w:szCs w:val="16"/>
+                <w:lang w:eastAsia="tr-TR"/>
+              </w:rPr>
+            </w:pPr>
+          </w:p>
+        </w:tc>
+        <w:tc>
+          <w:tcPr>
+            <w:tcW w:w="7370" w:type="dxa"/>
+            <w:gridSpan w:val="14"/>
+            <w:vMerge/>
+            <w:tcBorders>
+              <w:top w:val="single" w:sz="12" w:space="0" w:color="0D0D0D"/>
+              <w:left w:val="single" w:sz="12" w:space="0" w:color="000000"/>
+              <w:bottom w:val="single" w:sz="12" w:space="0" w:color="0D0D0D"/>
+              <w:right w:val="nil"/>
+            </w:tcBorders>
+            <w:vAlign w:val="center"/>
+            <w:hideMark/>
+          </w:tcPr>
+          <w:p>
+            <w:pPr>
+              <w:widowControl/>
+              <w:autoSpaceDE/>
+              <w:autoSpaceDN/>
+              <w:rPr>
+                <w:rFonts w:ascii="Times New Roman" w:eastAsia="Times New Roman" w:hAnsi="Times New Roman" w:cs="Times New Roman"/>
+                <w:color w:val="000000"/>
+                <w:sz w:val="16"/>
+                <w:szCs w:val="16"/>
+                <w:lang w:eastAsia="tr-TR"/>
+              </w:rPr>
+            </w:pPr>
+          </w:p>
+        </w:tc>
+      </w:tr>
+      <w:tr>
+        <w:trPr>
+          <w:gridAfter w:val="1"/>
+          <w:wAfter w:w="160" w:type="dxa"/>
+          <w:trHeight w:val="330"/>
+        </w:trPr>
+        <w:tc>
+          <w:tcPr>
+            <w:tcW w:w="10763" w:type="dxa"/>
+            <w:gridSpan w:val="17"/>
+            <w:tcBorders>
+              <w:top w:val="single" w:sz="12" w:space="0" w:color="0D0D0D"/>
+              <w:left w:val="single" w:sz="8" w:space="0" w:color="auto"/>
+              <w:bottom w:val="nil"/>
+              <w:right w:val="nil"/>
+            </w:tcBorders>
+            <w:shd w:val="clear" w:color="000000" w:fill="156082"/>
+            <w:vAlign w:val="center"/>
+            <w:hideMark/>
+          </w:tcPr>
+          <w:p>
+            <w:pPr>
+              <w:widowControl/>
+              <w:autoSpaceDE/>
+              <w:autoSpaceDN/>
+              <w:jc w:val="center"/>
+              <w:rPr>
+                <w:rFonts w:ascii="Times New Roman" w:eastAsia="Times New Roman" w:hAnsi="Times New Roman" w:cs="Times New Roman"/>
+                <w:b/>
+                <w:bCs/>
+                <w:color w:val="FFFFFF"/>
+                <w:sz w:val="18"/>
+                <w:szCs w:val="18"/>
+                <w:lang w:eastAsia="tr-TR"/>
+              </w:rPr>
+            </w:pPr>
+            <w:r>
+              <w:rPr>
+                <w:rFonts w:ascii="Times New Roman" w:eastAsia="Times New Roman" w:hAnsi="Times New Roman" w:cs="Times New Roman"/>
+                <w:b/>
+                <w:bCs/>
+                <w:color w:val="FFFFFF"/>
+                <w:sz w:val="18"/>
+                <w:szCs w:val="18"/>
+                <w:lang w:eastAsia="tr-TR"/>
+              </w:rPr>
+              <w:t>Gayrimenkulün Adresi</w:t>
+            </w:r>
+          </w:p>
+        </w:tc>
+      </w:tr>
+      <w:tr>
+        <w:trPr>
+          <w:gridAfter w:val="1"/>
+          <w:wAfter w:w="160" w:type="dxa"/>
+          <w:trHeight w:val="260"/>
+        </w:trPr>
+        <w:tc>
+          <w:tcPr>
+            <w:tcW w:w="1067" w:type="dxa"/>
+            <w:tcBorders>
+              <w:top w:val="nil"/>
+              <w:left w:val="single" w:sz="8" w:space="0" w:color="auto"/>
+              <w:bottom w:val="single" w:sz="8" w:space="0" w:color="000000"/>
+              <w:right w:val="nil"/>
+            </w:tcBorders>
+            <w:vAlign w:val="center"/>
+            <w:hideMark/>
+          </w:tcPr>
+          <w:p>
+            <w:pPr>
+              <w:widowControl/>
+              <w:autoSpaceDE/>
+              <w:autoSpaceDN/>
+              <w:rPr>
+                <w:rFonts w:ascii="Times New Roman" w:eastAsia="Times New Roman" w:hAnsi="Times New Roman" w:cs="Times New Roman"/>
+                <w:b/>
+                <w:bCs/>
+                <w:color w:val="000000"/>
+                <w:sz w:val="16"/>
+                <w:szCs w:val="16"/>
+                <w:lang w:eastAsia="tr-TR"/>
+              </w:rPr>
+            </w:pPr>
+            <w:r>
+              <w:rPr>
+                <w:rFonts w:ascii="Times New Roman" w:eastAsia="Times New Roman" w:hAnsi="Times New Roman" w:cs="Times New Roman"/>
+                <w:b/>
+                <w:bCs/>
+                <w:color w:val="000000"/>
+                <w:sz w:val="16"/>
+                <w:szCs w:val="16"/>
+                <w:lang w:eastAsia="tr-TR"/>
+              </w:rPr>
+              <w:t>İl:</w:t>
+            </w:r>
+          </w:p>
+        </w:tc>
+        <w:tc>
+          <w:tcPr>
+            <w:tcW w:w="2326" w:type="dxa"/>
+            <w:gridSpan w:val="2"/>
+            <w:tcBorders>
+              <w:top w:val="single" w:sz="8" w:space="0" w:color="auto"/>
+              <w:left w:val="single" w:sz="8" w:space="0" w:color="auto"/>
+              <w:bottom w:val="single" w:sz="8" w:space="0" w:color="auto"/>
+              <w:right w:val="single" w:sz="8" w:space="0" w:color="000000"/>
+            </w:tcBorders>
+            <w:noWrap/>
+            <w:vAlign w:val="center"/>
+            <w:hideMark/>
+          </w:tcPr>
+          <w:p>
+            <w:pPr>
+              <w:widowControl/>
+              <w:autoSpaceDE/>
+              <w:autoSpaceDN/>
+              <w:rPr>
+                <w:rFonts w:ascii="Times New Roman" w:eastAsia="Times New Roman" w:hAnsi="Times New Roman" w:cs="Times New Roman"/>
+                <w:color w:val="000000"/>
+                <w:sz w:val="16"/>
+                <w:szCs w:val="16"/>
+                <w:lang w:eastAsia="tr-TR"/>
+              </w:rPr>
+            </w:pPr>
+            <w:r>
+              <w:rPr>
+                <w:rFonts w:ascii="Times New Roman" w:eastAsia="Times New Roman" w:hAnsi="Times New Roman" w:cs="Times New Roman"/>
+                <w:color w:val="000000"/>
+                <w:sz w:val="16"/>
+                <w:szCs w:val="16"/>
+                <w:lang w:eastAsia="tr-TR"/>
+              </w:rPr>
+              <w:t>{{CITY_BUYUK}}</w:t>
+            </w:r>
+          </w:p>
+        </w:tc>
+        <w:tc>
+          <w:tcPr>
+            <w:tcW w:w="1659" w:type="dxa"/>
+            <w:gridSpan w:val="3"/>
+            <w:tcBorders>
+              <w:top w:val="single" w:sz="12" w:space="0" w:color="000000"/>
+              <w:left w:val="nil"/>
+              <w:bottom w:val="single" w:sz="8" w:space="0" w:color="000000"/>
+              <w:right w:val="single" w:sz="12" w:space="0" w:color="000000"/>
+            </w:tcBorders>
+            <w:vAlign w:val="center"/>
+            <w:hideMark/>
+          </w:tcPr>
+          <w:p>
+            <w:pPr>
+              <w:widowControl/>
+              <w:autoSpaceDE/>
+              <w:autoSpaceDN/>
+              <w:rPr>
+                <w:rFonts w:ascii="Times New Roman" w:eastAsia="Times New Roman" w:hAnsi="Times New Roman" w:cs="Times New Roman"/>
+                <w:b/>
+                <w:bCs/>
+                <w:color w:val="000000"/>
+                <w:sz w:val="16"/>
+                <w:szCs w:val="16"/>
+                <w:lang w:eastAsia="tr-TR"/>
+              </w:rPr>
+            </w:pPr>
+            <w:r>
+              <w:rPr>
+                <w:rFonts w:ascii="Times New Roman" w:eastAsia="Times New Roman" w:hAnsi="Times New Roman" w:cs="Times New Roman"/>
+                <w:b/>
+                <w:bCs/>
+                <w:color w:val="000000"/>
+                <w:sz w:val="16"/>
+                <w:szCs w:val="16"/>
+                <w:lang w:eastAsia="tr-TR"/>
+              </w:rPr>
+              <w:t>Sokak:</w:t>
+            </w:r>
+          </w:p>
+        </w:tc>
+        <w:tc>
+          <w:tcPr>
+            <w:tcW w:w="1324" w:type="dxa"/>
+            <w:gridSpan w:val="3"/>
+            <w:tcBorders>
+              <w:top w:val="single" w:sz="12" w:space="0" w:color="000000"/>
+              <w:left w:val="nil"/>
+              <w:bottom w:val="single" w:sz="8" w:space="0" w:color="000000"/>
+              <w:right w:val="nil"/>
+            </w:tcBorders>
+            <w:vAlign w:val="center"/>
+            <w:hideMark/>
+          </w:tcPr>
+          <w:p>
+            <w:pPr>
+              <w:widowControl/>
+              <w:autoSpaceDE/>
+              <w:autoSpaceDN/>
+              <w:rPr>
+                <w:rFonts w:ascii="Times New Roman" w:eastAsia="Times New Roman" w:hAnsi="Times New Roman" w:cs="Times New Roman"/>
+                <w:color w:val="000000"/>
+                <w:sz w:val="16"/>
+                <w:szCs w:val="16"/>
+                <w:lang w:eastAsia="tr-TR"/>
+              </w:rPr>
+            </w:pPr>
+            <w:r>
+              <w:rPr>
+                <w:rFonts w:ascii="Times New Roman" w:eastAsia="Times New Roman" w:hAnsi="Times New Roman" w:cs="Times New Roman"/>
+                <w:color w:val="000000"/>
+                <w:sz w:val="16"/>
+                <w:szCs w:val="16"/>
+                <w:lang w:eastAsia="tr-TR"/>
+              </w:rPr>
+              <w:t>{{STREET_SOKAK_BUYUK}}</w:t>
+            </w:r>
+          </w:p>
+        </w:tc>
+        <w:tc>
+          <w:tcPr>
+            <w:tcW w:w="1824" w:type="dxa"/>
+            <w:gridSpan w:val="4"/>
+            <w:tcBorders>
+              <w:top w:val="single" w:sz="8" w:space="0" w:color="auto"/>
+              <w:left w:val="single" w:sz="8" w:space="0" w:color="auto"/>
+              <w:bottom w:val="single" w:sz="8" w:space="0" w:color="auto"/>
+              <w:right w:val="single" w:sz="8" w:space="0" w:color="000000"/>
+            </w:tcBorders>
+            <w:vAlign w:val="center"/>
+            <w:hideMark/>
+          </w:tcPr>
+          <w:p>
+            <w:pPr>
+              <w:widowControl/>
+              <w:autoSpaceDE/>
+              <w:autoSpaceDN/>
+              <w:rPr>
+                <w:rFonts w:ascii="Times New Roman" w:eastAsia="Times New Roman" w:hAnsi="Times New Roman" w:cs="Times New Roman"/>
+                <w:b/>
+                <w:bCs/>
+                <w:color w:val="000000"/>
+                <w:sz w:val="16"/>
+                <w:szCs w:val="16"/>
+                <w:lang w:eastAsia="tr-TR"/>
+              </w:rPr>
+            </w:pPr>
+            <w:r>
+              <w:rPr>
+                <w:rFonts w:ascii="Times New Roman" w:eastAsia="Times New Roman" w:hAnsi="Times New Roman" w:cs="Times New Roman"/>
+                <w:b/>
+                <w:bCs/>
+                <w:color w:val="000000"/>
+                <w:sz w:val="16"/>
+                <w:szCs w:val="16"/>
+                <w:lang w:eastAsia="tr-TR"/>
+              </w:rPr>
+              <w:t>Daire No:</w:t>
+            </w:r>
+          </w:p>
+        </w:tc>
+        <w:tc>
+          <w:tcPr>
+            <w:tcW w:w="2563" w:type="dxa"/>
+            <w:gridSpan w:val="4"/>
+            <w:tcBorders>
+              <w:top w:val="single" w:sz="8" w:space="0" w:color="auto"/>
+              <w:left w:val="nil"/>
+              <w:bottom w:val="single" w:sz="8" w:space="0" w:color="auto"/>
+              <w:right w:val="nil"/>
+            </w:tcBorders>
+            <w:vAlign w:val="center"/>
+            <w:hideMark/>
+          </w:tcPr>
+          <w:p>
+            <w:pPr>
+              <w:widowControl/>
+              <w:autoSpaceDE/>
+              <w:autoSpaceDN/>
+              <w:jc w:val="center"/>
+              <w:rPr>
+                <w:rFonts w:ascii="Times New Roman" w:eastAsia="Times New Roman" w:hAnsi="Times New Roman" w:cs="Times New Roman"/>
+                <w:color w:val="000000"/>
+                <w:sz w:val="16"/>
+                <w:szCs w:val="16"/>
+                <w:lang w:eastAsia="tr-TR"/>
+              </w:rPr>
+            </w:pPr>
+            <w:r>
+              <w:rPr>
+                <w:rFonts w:ascii="Times New Roman" w:eastAsia="Times New Roman" w:hAnsi="Times New Roman" w:cs="Times New Roman"/>
+                <w:color w:val="000000"/>
+                <w:sz w:val="16"/>
+                <w:szCs w:val="16"/>
+                <w:lang w:eastAsia="tr-TR"/>
+              </w:rPr>
+              <w:t>{{UNIT_NO}}</w:t>
+            </w:r>
+          </w:p>
+        </w:tc>
+      </w:tr>
+      <w:tr>
+        <w:trPr>
+          <w:gridAfter w:val="1"/>
+          <w:wAfter w:w="160" w:type="dxa"/>
+          <w:trHeight w:val="315"/>
+        </w:trPr>
+        <w:tc>
+          <w:tcPr>
+            <w:tcW w:w="1067" w:type="dxa"/>
+            <w:tcBorders>
+              <w:top w:val="nil"/>
+              <w:left w:val="single" w:sz="8" w:space="0" w:color="auto"/>
+              <w:bottom w:val="single" w:sz="8" w:space="0" w:color="000000"/>
+              <w:right w:val="single" w:sz="12" w:space="0" w:color="000000"/>
+            </w:tcBorders>
+            <w:vAlign w:val="center"/>
+            <w:hideMark/>
+          </w:tcPr>
+          <w:p>
+            <w:pPr>
+              <w:widowControl/>
+              <w:autoSpaceDE/>
+              <w:autoSpaceDN/>
+              <w:rPr>
+                <w:rFonts w:ascii="Times New Roman" w:eastAsia="Times New Roman" w:hAnsi="Times New Roman" w:cs="Times New Roman"/>
+                <w:b/>
+                <w:bCs/>
+                <w:color w:val="000000"/>
+                <w:sz w:val="16"/>
+                <w:szCs w:val="16"/>
+                <w:lang w:eastAsia="tr-TR"/>
+              </w:rPr>
+            </w:pPr>
+            <w:r>
+              <w:rPr>
+                <w:rFonts w:ascii="Times New Roman" w:eastAsia="Times New Roman" w:hAnsi="Times New Roman" w:cs="Times New Roman"/>
+                <w:b/>
+                <w:bCs/>
+                <w:color w:val="000000"/>
+                <w:sz w:val="16"/>
+                <w:szCs w:val="16"/>
+                <w:lang w:eastAsia="tr-TR"/>
+              </w:rPr>
+              <w:t>İlçe:</w:t>
+            </w:r>
+          </w:p>
+        </w:tc>
+        <w:tc>
+          <w:tcPr>
+            <w:tcW w:w="2326" w:type="dxa"/>
+            <w:gridSpan w:val="2"/>
+            <w:tcBorders>
+              <w:top w:val="single" w:sz="8" w:space="0" w:color="auto"/>
+              <w:left w:val="single" w:sz="8" w:space="0" w:color="auto"/>
+              <w:bottom w:val="single" w:sz="8" w:space="0" w:color="auto"/>
+              <w:right w:val="single" w:sz="8" w:space="0" w:color="000000"/>
+            </w:tcBorders>
+            <w:noWrap/>
+            <w:vAlign w:val="center"/>
+            <w:hideMark/>
+          </w:tcPr>
+          <w:p>
+            <w:pPr>
+              <w:widowControl/>
+              <w:autoSpaceDE/>
+              <w:autoSpaceDN/>
+              <w:rPr>
+                <w:rFonts w:ascii="Times New Roman" w:eastAsia="Times New Roman" w:hAnsi="Times New Roman" w:cs="Times New Roman"/>
+                <w:color w:val="000000"/>
+                <w:sz w:val="16"/>
+                <w:szCs w:val="16"/>
+                <w:lang w:eastAsia="tr-TR"/>
+              </w:rPr>
+            </w:pPr>
+            <w:r>
+              <w:rPr>
+                <w:rFonts w:ascii="Times New Roman" w:eastAsia="Times New Roman" w:hAnsi="Times New Roman" w:cs="Times New Roman"/>
+                <w:color w:val="000000"/>
+                <w:sz w:val="16"/>
+                <w:szCs w:val="16"/>
+                <w:lang w:eastAsia="tr-TR"/>
+              </w:rPr>
+              <w:t>{{DISTRICT_BUYUK}}</w:t>
+            </w:r>
+          </w:p>
+        </w:tc>
+        <w:tc>
+          <w:tcPr>
+            <w:tcW w:w="1659" w:type="dxa"/>
+            <w:gridSpan w:val="3"/>
+            <w:tcBorders>
+              <w:top w:val="single" w:sz="8" w:space="0" w:color="000000"/>
+              <w:left w:val="single" w:sz="12" w:space="0" w:color="000000"/>
+              <w:bottom w:val="single" w:sz="8" w:space="0" w:color="000000"/>
+              <w:right w:val="single" w:sz="12" w:space="0" w:color="000000"/>
+            </w:tcBorders>
+            <w:vAlign w:val="center"/>
+            <w:hideMark/>
+          </w:tcPr>
+          <w:p>
+            <w:pPr>
+              <w:widowControl/>
+              <w:autoSpaceDE/>
+              <w:autoSpaceDN/>
+              <w:rPr>
+                <w:rFonts w:ascii="Times New Roman" w:eastAsia="Times New Roman" w:hAnsi="Times New Roman" w:cs="Times New Roman"/>
+                <w:b/>
+                <w:bCs/>
+                <w:color w:val="000000"/>
+                <w:sz w:val="16"/>
+                <w:szCs w:val="16"/>
+                <w:lang w:eastAsia="tr-TR"/>
+              </w:rPr>
+            </w:pPr>
+            <w:r>
+              <w:rPr>
+                <w:rFonts w:ascii="Times New Roman" w:eastAsia="Times New Roman" w:hAnsi="Times New Roman" w:cs="Times New Roman"/>
+                <w:b/>
+                <w:bCs/>
+                <w:color w:val="000000"/>
+                <w:sz w:val="16"/>
+                <w:szCs w:val="16"/>
+                <w:lang w:eastAsia="tr-TR"/>
+              </w:rPr>
+              <w:t>Bina No:</w:t>
+            </w:r>
+          </w:p>
+        </w:tc>
+        <w:tc>
+          <w:tcPr>
+            <w:tcW w:w="1324" w:type="dxa"/>
+            <w:gridSpan w:val="3"/>
+            <w:tcBorders>
+              <w:top w:val="single" w:sz="8" w:space="0" w:color="000000"/>
+              <w:left w:val="nil"/>
+              <w:bottom w:val="single" w:sz="8" w:space="0" w:color="000000"/>
+              <w:right w:val="single" w:sz="12" w:space="0" w:color="000000"/>
+            </w:tcBorders>
+            <w:vAlign w:val="center"/>
+            <w:hideMark/>
+          </w:tcPr>
+          <w:p>
+            <w:pPr>
+              <w:widowControl/>
+              <w:autoSpaceDE/>
+              <w:autoSpaceDN/>
+              <w:rPr>
+                <w:rFonts w:ascii="Times New Roman" w:eastAsia="Times New Roman" w:hAnsi="Times New Roman" w:cs="Times New Roman"/>
+                <w:color w:val="000000"/>
+                <w:sz w:val="16"/>
+                <w:szCs w:val="16"/>
+                <w:lang w:eastAsia="tr-TR"/>
+              </w:rPr>
+            </w:pPr>
+            <w:r>
+              <w:rPr>
+                <w:rFonts w:ascii="Times New Roman" w:eastAsia="Times New Roman" w:hAnsi="Times New Roman" w:cs="Times New Roman"/>
+                <w:color w:val="000000"/>
+                <w:sz w:val="16"/>
+                <w:szCs w:val="16"/>
+                <w:lang w:eastAsia="tr-TR"/>
+              </w:rPr>
+              <w:t>{{OUTER_DOOR_BUYUK}}</w:t>
+            </w:r>
+          </w:p>
+        </w:tc>
+        <w:tc>
+          <w:tcPr>
+            <w:tcW w:w="1824" w:type="dxa"/>
+            <w:gridSpan w:val="4"/>
+            <w:tcBorders>
+              <w:top w:val="nil"/>
+              <w:left w:val="nil"/>
+              <w:bottom w:val="single" w:sz="8" w:space="0" w:color="000000"/>
+              <w:right w:val="single" w:sz="12" w:space="0" w:color="000000"/>
+            </w:tcBorders>
+            <w:vAlign w:val="center"/>
+            <w:hideMark/>
+          </w:tcPr>
+          <w:p>
+            <w:pPr>
+              <w:widowControl/>
+              <w:autoSpaceDE/>
+              <w:autoSpaceDN/>
+              <w:rPr>
+                <w:rFonts w:ascii="Times New Roman" w:eastAsia="Times New Roman" w:hAnsi="Times New Roman" w:cs="Times New Roman"/>
+                <w:b/>
+                <w:bCs/>
+                <w:color w:val="000000"/>
+                <w:sz w:val="16"/>
+                <w:szCs w:val="16"/>
+                <w:lang w:eastAsia="tr-TR"/>
+              </w:rPr>
+            </w:pPr>
+            <w:r>
+              <w:rPr>
+                <w:rFonts w:ascii="Times New Roman" w:eastAsia="Times New Roman" w:hAnsi="Times New Roman" w:cs="Times New Roman"/>
+                <w:b/>
+                <w:bCs/>
+                <w:color w:val="000000"/>
+                <w:sz w:val="16"/>
+                <w:szCs w:val="16"/>
+                <w:lang w:eastAsia="tr-TR"/>
+              </w:rPr>
+              <w:t>Adres Kodu:</w:t>
+            </w:r>
+          </w:p>
+        </w:tc>
+        <w:tc>
+          <w:tcPr>
+            <w:tcW w:w="2563" w:type="dxa"/>
+            <w:gridSpan w:val="4"/>
+            <w:tcBorders>
+              <w:top w:val="single" w:sz="8" w:space="0" w:color="auto"/>
+              <w:left w:val="nil"/>
+              <w:bottom w:val="single" w:sz="8" w:space="0" w:color="auto"/>
+              <w:right w:val="nil"/>
+            </w:tcBorders>
+            <w:vAlign w:val="center"/>
+            <w:hideMark/>
+          </w:tcPr>
+          <w:p>
+            <w:pPr>
+              <w:widowControl/>
+              <w:autoSpaceDE/>
+              <w:autoSpaceDN/>
+              <w:jc w:val="center"/>
+              <w:rPr>
+                <w:rFonts w:ascii="Times New Roman" w:eastAsia="Times New Roman" w:hAnsi="Times New Roman" w:cs="Times New Roman"/>
+                <w:color w:val="000000"/>
+                <w:sz w:val="16"/>
+                <w:szCs w:val="16"/>
+                <w:lang w:eastAsia="tr-TR"/>
+              </w:rPr>
+            </w:pPr>
+            <w:r>
+              <w:rPr>
+                <w:rFonts w:ascii="Times New Roman" w:eastAsia="Times New Roman" w:hAnsi="Times New Roman" w:cs="Times New Roman"/>
+                <w:color w:val="000000"/>
+                <w:sz w:val="16"/>
+                <w:szCs w:val="16"/>
+                <w:lang w:eastAsia="tr-TR"/>
+              </w:rPr>
+              <w:t>{{UAVT}} </w:t>
+            </w:r>
+          </w:p>
+        </w:tc>
+      </w:tr>
+      <w:tr>
+        <w:trPr>
+          <w:gridAfter w:val="1"/>
+          <w:wAfter w:w="160" w:type="dxa"/>
+          <w:trHeight w:val="315"/>
+        </w:trPr>
+        <w:tc>
+          <w:tcPr>
+            <w:tcW w:w="1067" w:type="dxa"/>
+            <w:tcBorders>
+              <w:top w:val="nil"/>
+              <w:left w:val="single" w:sz="8" w:space="0" w:color="auto"/>
+              <w:bottom w:val="single" w:sz="8" w:space="0" w:color="000000"/>
+              <w:right w:val="single" w:sz="12" w:space="0" w:color="000000"/>
+            </w:tcBorders>
+            <w:vAlign w:val="center"/>
+            <w:hideMark/>
+          </w:tcPr>
+          <w:p>
+            <w:pPr>
+              <w:widowControl/>
+              <w:autoSpaceDE/>
+              <w:autoSpaceDN/>
+              <w:rPr>
+                <w:rFonts w:ascii="Times New Roman" w:eastAsia="Times New Roman" w:hAnsi="Times New Roman" w:cs="Times New Roman"/>
+                <w:b/>
+                <w:bCs/>
+                <w:color w:val="000000"/>
+                <w:sz w:val="16"/>
+                <w:szCs w:val="16"/>
+                <w:lang w:eastAsia="tr-TR"/>
+              </w:rPr>
+            </w:pPr>
+            <w:r>
+              <w:rPr>
+                <w:rFonts w:ascii="Times New Roman" w:eastAsia="Times New Roman" w:hAnsi="Times New Roman" w:cs="Times New Roman"/>
+                <w:b/>
+                <w:bCs/>
+                <w:color w:val="000000"/>
+                <w:sz w:val="16"/>
+                <w:szCs w:val="16"/>
+                <w:lang w:eastAsia="tr-TR"/>
+              </w:rPr>
+              <w:t>Mahalle:</w:t>
+            </w:r>
+          </w:p>
+        </w:tc>
+        <w:tc>
+          <w:tcPr>
+            <w:tcW w:w="2326" w:type="dxa"/>
+            <w:gridSpan w:val="2"/>
+            <w:tcBorders>
+              <w:top w:val="single" w:sz="8" w:space="0" w:color="auto"/>
+              <w:left w:val="single" w:sz="8" w:space="0" w:color="auto"/>
+              <w:bottom w:val="single" w:sz="8" w:space="0" w:color="auto"/>
+              <w:right w:val="single" w:sz="8" w:space="0" w:color="000000"/>
+            </w:tcBorders>
+            <w:noWrap/>
+            <w:vAlign w:val="center"/>
+            <w:hideMark/>
+          </w:tcPr>
+          <w:p>
+            <w:pPr>
+              <w:widowControl/>
+              <w:autoSpaceDE/>
+              <w:autoSpaceDN/>
+              <w:rPr>
+                <w:rFonts w:ascii="Times New Roman" w:eastAsia="Times New Roman" w:hAnsi="Times New Roman" w:cs="Times New Roman"/>
+                <w:color w:val="000000"/>
+                <w:sz w:val="16"/>
+                <w:szCs w:val="16"/>
+                <w:lang w:eastAsia="tr-TR"/>
+              </w:rPr>
+            </w:pPr>
+            <w:r>
+              <w:rPr>
+                <w:rFonts w:ascii="Times New Roman" w:eastAsia="Times New Roman" w:hAnsi="Times New Roman" w:cs="Times New Roman"/>
+                <w:color w:val="000000"/>
+                <w:sz w:val="16"/>
+                <w:szCs w:val="16"/>
+                <w:lang w:eastAsia="tr-TR"/>
+              </w:rPr>
+              <w:t>{{TİTLE_NEİGHBORHOOD}}</w:t>
+            </w:r>
+          </w:p>
+        </w:tc>
+        <w:tc>
+          <w:tcPr>
+            <w:tcW w:w="1659" w:type="dxa"/>
+            <w:gridSpan w:val="3"/>
+            <w:tcBorders>
+              <w:top w:val="single" w:sz="8" w:space="0" w:color="000000"/>
+              <w:left w:val="single" w:sz="12" w:space="0" w:color="000000"/>
+              <w:bottom w:val="single" w:sz="8" w:space="0" w:color="000000"/>
+              <w:right w:val="single" w:sz="12" w:space="0" w:color="000000"/>
+            </w:tcBorders>
+            <w:vAlign w:val="center"/>
+            <w:hideMark/>
+          </w:tcPr>
+          <w:p>
+            <w:pPr>
+              <w:widowControl/>
+              <w:autoSpaceDE/>
+              <w:autoSpaceDN/>
+              <w:rPr>
+                <w:rFonts w:ascii="Times New Roman" w:eastAsia="Times New Roman" w:hAnsi="Times New Roman" w:cs="Times New Roman"/>
+                <w:b/>
+                <w:bCs/>
+                <w:color w:val="000000"/>
+                <w:sz w:val="16"/>
+                <w:szCs w:val="16"/>
+                <w:lang w:eastAsia="tr-TR"/>
+              </w:rPr>
+            </w:pPr>
+            <w:r>
+              <w:rPr>
+                <w:rFonts w:ascii="Times New Roman" w:eastAsia="Times New Roman" w:hAnsi="Times New Roman" w:cs="Times New Roman"/>
+                <w:b/>
+                <w:bCs/>
+                <w:color w:val="000000"/>
+                <w:sz w:val="16"/>
+                <w:szCs w:val="16"/>
+                <w:lang w:eastAsia="tr-TR"/>
+              </w:rPr>
+              <w:t>Apartman Adı:</w:t>
+            </w:r>
+          </w:p>
+        </w:tc>
+        <w:tc>
+          <w:tcPr>
+            <w:tcW w:w="1324" w:type="dxa"/>
+            <w:gridSpan w:val="3"/>
+            <w:tcBorders>
+              <w:top w:val="single" w:sz="8" w:space="0" w:color="000000"/>
+              <w:left w:val="nil"/>
+              <w:bottom w:val="single" w:sz="8" w:space="0" w:color="000000"/>
+              <w:right w:val="single" w:sz="12" w:space="0" w:color="000000"/>
+            </w:tcBorders>
+            <w:vAlign w:val="center"/>
+            <w:hideMark/>
+          </w:tcPr>
+          <w:p>
+            <w:pPr>
+              <w:widowControl/>
+              <w:autoSpaceDE/>
+              <w:autoSpaceDN/>
+              <w:rPr>
+                <w:rFonts w:ascii="Times New Roman" w:eastAsia="Times New Roman" w:hAnsi="Times New Roman" w:cs="Times New Roman"/>
+                <w:color w:val="000000"/>
+                <w:sz w:val="14"/>
+                <w:szCs w:val="14"/>
+                <w:lang w:eastAsia="tr-TR"/>
+              </w:rPr>
+            </w:pPr>
+            <w:r>
+              <w:rPr>
+                <w:rFonts w:ascii="Times New Roman" w:eastAsia="Times New Roman" w:hAnsi="Times New Roman" w:cs="Times New Roman"/>
+                <w:color w:val="000000"/>
+                <w:sz w:val="14"/>
+                <w:szCs w:val="14"/>
+                <w:lang w:eastAsia="tr-TR"/>
+              </w:rPr>
+              <w:t>{{ADDRESS_SITE_NAME_BUYUK}}</w:t>
+            </w:r>
+          </w:p>
+        </w:tc>
+        <w:tc>
+          <w:tcPr>
+            <w:tcW w:w="1824" w:type="dxa"/>
+            <w:gridSpan w:val="4"/>
+            <w:tcBorders>
+              <w:top w:val="single" w:sz="8" w:space="0" w:color="000000"/>
+              <w:left w:val="nil"/>
+              <w:bottom w:val="single" w:sz="8" w:space="0" w:color="000000"/>
+              <w:right w:val="single" w:sz="12" w:space="0" w:color="000000"/>
+            </w:tcBorders>
+            <w:vAlign w:val="center"/>
+            <w:hideMark/>
+          </w:tcPr>
+          <w:p>
+            <w:pPr>
+              <w:widowControl/>
+              <w:autoSpaceDE/>
+              <w:autoSpaceDN/>
+              <w:rPr>
+                <w:rFonts w:ascii="Times New Roman" w:eastAsia="Times New Roman" w:hAnsi="Times New Roman" w:cs="Times New Roman"/>
+                <w:b/>
+                <w:bCs/>
+                <w:color w:val="000000"/>
+                <w:sz w:val="16"/>
+                <w:szCs w:val="16"/>
+                <w:lang w:eastAsia="tr-TR"/>
+              </w:rPr>
+            </w:pPr>
+            <w:r>
+              <w:rPr>
+                <w:rFonts w:ascii="Times New Roman" w:eastAsia="Times New Roman" w:hAnsi="Times New Roman" w:cs="Times New Roman"/>
+                <w:b/>
+                <w:bCs/>
+                <w:color w:val="000000"/>
+                <w:sz w:val="16"/>
+                <w:szCs w:val="16"/>
+                <w:lang w:eastAsia="tr-TR"/>
+              </w:rPr>
+              <w:t>Koordinatları:</w:t>
+            </w:r>
+          </w:p>
+        </w:tc>
+        <w:tc>
+          <w:tcPr>
+            <w:tcW w:w="2563" w:type="dxa"/>
+            <w:gridSpan w:val="4"/>
+            <w:tcBorders>
+              <w:top w:val="single" w:sz="8" w:space="0" w:color="auto"/>
+              <w:left w:val="nil"/>
+              <w:bottom w:val="single" w:sz="8" w:space="0" w:color="auto"/>
+              <w:right w:val="nil"/>
+            </w:tcBorders>
+            <w:vAlign w:val="center"/>
+            <w:hideMark/>
+          </w:tcPr>
+          <w:p>
+            <w:pPr>
+              <w:widowControl/>
+              <w:autoSpaceDE/>
+              <w:autoSpaceDN/>
+              <w:jc w:val="center"/>
+              <w:rPr>
+                <w:rFonts w:ascii="Times New Roman" w:eastAsia="Times New Roman" w:hAnsi="Times New Roman" w:cs="Times New Roman"/>
+                <w:color w:val="000000"/>
+                <w:sz w:val="16"/>
+                <w:szCs w:val="16"/>
+                <w:lang w:eastAsia="tr-TR"/>
+              </w:rPr>
+            </w:pPr>
+            <w:r>
+              <w:rPr>
+                <w:rFonts w:ascii="Times New Roman" w:eastAsia="Times New Roman" w:hAnsi="Times New Roman" w:cs="Times New Roman"/>
+                <w:color w:val="000000"/>
+                <w:sz w:val="16"/>
+                <w:szCs w:val="16"/>
+                <w:lang w:eastAsia="tr-TR"/>
+              </w:rPr>
+              <w:t>{{LATITUDE}}, {{LONGITUDE}}</w:t>
+            </w:r>
+          </w:p>
+        </w:tc>
+      </w:tr>
+      <w:tr>
+        <w:trPr>
+          <w:gridAfter w:val="1"/>
+          <w:wAfter w:w="160" w:type="dxa"/>
+          <w:trHeight w:val="315"/>
+        </w:trPr>
+        <w:tc>
+          <w:tcPr>
+            <w:tcW w:w="1067" w:type="dxa"/>
+            <w:tcBorders>
+              <w:top w:val="nil"/>
+              <w:left w:val="single" w:sz="8" w:space="0" w:color="auto"/>
+              <w:bottom w:val="single" w:sz="12" w:space="0" w:color="0D0D0D"/>
+              <w:right w:val="single" w:sz="12" w:space="0" w:color="000000"/>
+            </w:tcBorders>
+            <w:vAlign w:val="center"/>
+            <w:hideMark/>
+          </w:tcPr>
+          <w:p>
+            <w:pPr>
+              <w:widowControl/>
+              <w:autoSpaceDE/>
+              <w:autoSpaceDN/>
+              <w:rPr>
+                <w:rFonts w:ascii="Times New Roman" w:eastAsia="Times New Roman" w:hAnsi="Times New Roman" w:cs="Times New Roman"/>
+                <w:b/>
+                <w:bCs/>
+                <w:color w:val="000000"/>
+                <w:sz w:val="16"/>
+                <w:szCs w:val="16"/>
+                <w:lang w:eastAsia="tr-TR"/>
+              </w:rPr>
+            </w:pPr>
+            <w:r>
+              <w:rPr>
+                <w:rFonts w:ascii="Times New Roman" w:eastAsia="Times New Roman" w:hAnsi="Times New Roman" w:cs="Times New Roman"/>
+                <w:b/>
+                <w:bCs/>
+                <w:color w:val="000000"/>
+                <w:sz w:val="16"/>
+                <w:szCs w:val="16"/>
+                <w:lang w:eastAsia="tr-TR"/>
+              </w:rPr>
+              <w:t>Cadde:</w:t>
+            </w:r>
+          </w:p>
+        </w:tc>
+        <w:tc>
+          <w:tcPr>
+            <w:tcW w:w="2326" w:type="dxa"/>
+            <w:gridSpan w:val="2"/>
+            <w:tcBorders>
+              <w:top w:val="single" w:sz="8" w:space="0" w:color="auto"/>
+              <w:left w:val="single" w:sz="8" w:space="0" w:color="auto"/>
+              <w:bottom w:val="single" w:sz="8" w:space="0" w:color="auto"/>
+              <w:right w:val="single" w:sz="8" w:space="0" w:color="000000"/>
+            </w:tcBorders>
+            <w:noWrap/>
+            <w:vAlign w:val="center"/>
+            <w:hideMark/>
+          </w:tcPr>
+          <w:p>
+            <w:pPr>
+              <w:widowControl/>
+              <w:autoSpaceDE/>
+              <w:autoSpaceDN/>
+              <w:rPr>
+                <w:rFonts w:ascii="Times New Roman" w:eastAsia="Times New Roman" w:hAnsi="Times New Roman" w:cs="Times New Roman"/>
+                <w:color w:val="000000"/>
+                <w:sz w:val="16"/>
+                <w:szCs w:val="16"/>
+                <w:lang w:eastAsia="tr-TR"/>
+              </w:rPr>
+            </w:pPr>
+            <w:r>
+              <w:rPr>
+                <w:rFonts w:ascii="Times New Roman" w:eastAsia="Times New Roman" w:hAnsi="Times New Roman" w:cs="Times New Roman"/>
+                <w:color w:val="000000"/>
+                <w:sz w:val="16"/>
+                <w:szCs w:val="16"/>
+                <w:lang w:eastAsia="tr-TR"/>
+              </w:rPr>
+              <w:t>{{STREET_CADDE_BUYUK}}</w:t>
+            </w:r>
+          </w:p>
+        </w:tc>
+        <w:tc>
+          <w:tcPr>
+            <w:tcW w:w="1659" w:type="dxa"/>
+            <w:gridSpan w:val="3"/>
+            <w:tcBorders>
+              <w:top w:val="single" w:sz="8" w:space="0" w:color="000000"/>
+              <w:left w:val="single" w:sz="12" w:space="0" w:color="000000"/>
+              <w:bottom w:val="single" w:sz="12" w:space="0" w:color="0D0D0D"/>
+              <w:right w:val="single" w:sz="12" w:space="0" w:color="000000"/>
+            </w:tcBorders>
+            <w:vAlign w:val="center"/>
+            <w:hideMark/>
+          </w:tcPr>
+          <w:p>
+            <w:pPr>
+              <w:widowControl/>
+              <w:autoSpaceDE/>
+              <w:autoSpaceDN/>
+              <w:rPr>
+                <w:rFonts w:ascii="Times New Roman" w:eastAsia="Times New Roman" w:hAnsi="Times New Roman" w:cs="Times New Roman"/>
+                <w:b/>
+                <w:bCs/>
+                <w:color w:val="000000"/>
+                <w:sz w:val="16"/>
+                <w:szCs w:val="16"/>
+                <w:lang w:eastAsia="tr-TR"/>
+              </w:rPr>
+            </w:pPr>
+            <w:r>
+              <w:rPr>
+                <w:rFonts w:ascii="Times New Roman" w:eastAsia="Times New Roman" w:hAnsi="Times New Roman" w:cs="Times New Roman"/>
+                <w:b/>
+                <w:bCs/>
+                <w:color w:val="000000"/>
+                <w:sz w:val="16"/>
+                <w:szCs w:val="16"/>
+                <w:lang w:eastAsia="tr-TR"/>
+              </w:rPr>
+              <w:t>Kat:</w:t>
+            </w:r>
+          </w:p>
+        </w:tc>
+        <w:tc>
+          <w:tcPr>
+            <w:tcW w:w="1324" w:type="dxa"/>
+            <w:gridSpan w:val="3"/>
+            <w:tcBorders>
+              <w:top w:val="single" w:sz="8" w:space="0" w:color="000000"/>
+              <w:left w:val="nil"/>
+              <w:bottom w:val="single" w:sz="12" w:space="0" w:color="0D0D0D"/>
+              <w:right w:val="single" w:sz="12" w:space="0" w:color="000000"/>
+            </w:tcBorders>
+            <w:vAlign w:val="center"/>
+            <w:hideMark/>
+          </w:tcPr>
+          <w:p>
+            <w:pPr>
+              <w:widowControl/>
+              <w:autoSpaceDE/>
+              <w:autoSpaceDN/>
+              <w:rPr>
+                <w:rFonts w:ascii="Times New Roman" w:eastAsia="Times New Roman" w:hAnsi="Times New Roman" w:cs="Times New Roman"/>
+                <w:color w:val="000000"/>
+                <w:sz w:val="16"/>
+                <w:szCs w:val="16"/>
+                <w:lang w:eastAsia="tr-TR"/>
+              </w:rPr>
+            </w:pPr>
+            <w:r>
+              <w:rPr>
+                <w:rFonts w:ascii="Times New Roman" w:eastAsia="Times New Roman" w:hAnsi="Times New Roman" w:cs="Times New Roman"/>
+                <w:color w:val="000000"/>
+                <w:sz w:val="16"/>
+                <w:szCs w:val="16"/>
+                <w:lang w:eastAsia="tr-TR"/>
+              </w:rPr>
+              <w:t>{{ADDRESS_FLOOR_BUYUK}}</w:t>
+            </w:r>
+          </w:p>
+        </w:tc>
+        <w:tc>
+          <w:tcPr>
+            <w:tcW w:w="1824" w:type="dxa"/>
+            <w:gridSpan w:val="4"/>
+            <w:tcBorders>
+              <w:top w:val="single" w:sz="8" w:space="0" w:color="000000"/>
+              <w:left w:val="nil"/>
+              <w:bottom w:val="single" w:sz="12" w:space="0" w:color="0D0D0D"/>
+              <w:right w:val="single" w:sz="12" w:space="0" w:color="000000"/>
+            </w:tcBorders>
+            <w:vAlign w:val="center"/>
+            <w:hideMark/>
+          </w:tcPr>
+          <w:p>
+            <w:pPr>
+              <w:widowControl/>
+              <w:autoSpaceDE/>
+              <w:autoSpaceDN/>
+              <w:rPr>
+                <w:rFonts w:ascii="Times New Roman" w:eastAsia="Times New Roman" w:hAnsi="Times New Roman" w:cs="Times New Roman"/>
+                <w:b/>
+                <w:bCs/>
+                <w:color w:val="000000"/>
+                <w:sz w:val="16"/>
+                <w:szCs w:val="16"/>
+                <w:lang w:eastAsia="tr-TR"/>
+              </w:rPr>
+            </w:pPr>
+            <w:r>
+              <w:rPr>
+                <w:rFonts w:ascii="Times New Roman" w:eastAsia="Times New Roman" w:hAnsi="Times New Roman" w:cs="Times New Roman"/>
+                <w:b/>
+                <w:bCs/>
+                <w:color w:val="000000"/>
+                <w:sz w:val="16"/>
+                <w:szCs w:val="16"/>
+                <w:lang w:eastAsia="tr-TR"/>
+              </w:rPr>
+              <w:t>Posta Kodu:</w:t>
+            </w:r>
+          </w:p>
+        </w:tc>
+        <w:tc>
+          <w:tcPr>
+            <w:tcW w:w="2563" w:type="dxa"/>
+            <w:gridSpan w:val="4"/>
+            <w:tcBorders>
+              <w:top w:val="single" w:sz="8" w:space="0" w:color="auto"/>
+              <w:left w:val="nil"/>
+              <w:bottom w:val="single" w:sz="8" w:space="0" w:color="auto"/>
+              <w:right w:val="nil"/>
+            </w:tcBorders>
+            <w:vAlign w:val="center"/>
+            <w:hideMark/>
+          </w:tcPr>
+          <w:p>
+            <w:pPr>
+              <w:widowControl/>
+              <w:autoSpaceDE/>
+              <w:autoSpaceDN/>
+              <w:jc w:val="center"/>
+              <w:rPr>
+                <w:rFonts w:ascii="Times New Roman" w:eastAsia="Times New Roman" w:hAnsi="Times New Roman" w:cs="Times New Roman"/>
+                <w:color w:val="000000"/>
+                <w:sz w:val="16"/>
+                <w:szCs w:val="16"/>
+                <w:lang w:eastAsia="tr-TR"/>
+              </w:rPr>
+            </w:pPr>
+            <w:r>
+              <w:rPr>
+                <w:rFonts w:ascii="Times New Roman" w:eastAsia="Times New Roman" w:hAnsi="Times New Roman" w:cs="Times New Roman"/>
+                <w:color w:val="000000"/>
+                <w:sz w:val="16"/>
+                <w:szCs w:val="16"/>
+                <w:lang w:eastAsia="tr-TR"/>
+              </w:rPr>
+              <w:t>{{POSTAL_CODE}}</w:t>
+            </w:r>
+          </w:p>
+        </w:tc>
+      </w:tr>
+      <w:tr>
+        <w:trPr>
+          <w:gridAfter w:val="1"/>
+          <w:wAfter w:w="160" w:type="dxa"/>
+          <w:trHeight w:val="371"/>
+        </w:trPr>
+        <w:tc>
+          <w:tcPr>
+            <w:tcW w:w="3393" w:type="dxa"/>
+            <w:gridSpan w:val="3"/>
+            <w:vMerge w:val="restart"/>
+            <w:tcBorders>
+              <w:top w:val="single" w:sz="12" w:space="0" w:color="0D0D0D"/>
+              <w:left w:val="single" w:sz="8" w:space="0" w:color="auto"/>
+              <w:bottom w:val="single" w:sz="12" w:space="0" w:color="0D0D0D"/>
+              <w:right w:val="single" w:sz="12" w:space="0" w:color="000000"/>
+            </w:tcBorders>
+            <w:shd w:val="clear" w:color="000000" w:fill="156082"/>
+            <w:vAlign w:val="center"/>
+            <w:hideMark/>
+          </w:tcPr>
+          <w:p>
+            <w:pPr>
+              <w:widowControl/>
+              <w:autoSpaceDE/>
+              <w:autoSpaceDN/>
+              <w:jc w:val="center"/>
+              <w:rPr>
+                <w:rFonts w:ascii="Times New Roman" w:eastAsia="Times New Roman" w:hAnsi="Times New Roman" w:cs="Times New Roman"/>
+                <w:b/>
+                <w:bCs/>
+                <w:color w:val="FFFFFF"/>
+                <w:sz w:val="20"/>
+                <w:szCs w:val="20"/>
+                <w:lang w:eastAsia="tr-TR"/>
+              </w:rPr>
+            </w:pPr>
+            <w:r>
+              <w:rPr>
+                <w:rFonts w:ascii="Times New Roman" w:eastAsia="Times New Roman" w:hAnsi="Times New Roman" w:cs="Times New Roman"/>
+                <w:b/>
+                <w:bCs/>
+                <w:color w:val="FFFFFF"/>
+                <w:sz w:val="20"/>
+                <w:szCs w:val="20"/>
+                <w:lang w:eastAsia="tr-TR"/>
+              </w:rPr>
+              <w:t>Taşınmazın Değeri</w:t>
+            </w:r>
+          </w:p>
+        </w:tc>
+        <w:tc>
+          <w:tcPr>
+            <w:tcW w:w="7370" w:type="dxa"/>
+            <w:gridSpan w:val="14"/>
+            <w:tcBorders>
+              <w:top w:val="single" w:sz="12" w:space="0" w:color="0D0D0D"/>
+              <w:left w:val="nil"/>
+              <w:bottom w:val="nil"/>
+              <w:right w:val="nil"/>
+            </w:tcBorders>
+            <w:shd w:val="clear" w:color="000000" w:fill="156082"/>
+            <w:vAlign w:val="center"/>
+            <w:hideMark/>
+          </w:tcPr>
+          <w:p>
+            <w:pPr>
+              <w:widowControl/>
+              <w:autoSpaceDE/>
+              <w:autoSpaceDN/>
+              <w:ind w:firstLineChars="100" w:firstLine="161"/>
+              <w:rPr>
+                <w:rFonts w:ascii="Times New Roman" w:eastAsia="Times New Roman" w:hAnsi="Times New Roman" w:cs="Times New Roman"/>
+                <w:b/>
+                <w:bCs/>
+                <w:color w:val="FFFFFF"/>
+                <w:sz w:val="16"/>
+                <w:szCs w:val="16"/>
+                <w:lang w:eastAsia="tr-TR"/>
+              </w:rPr>
+            </w:pPr>
+            <w:r>
+              <w:rPr>
+                <w:rFonts w:ascii="Times New Roman" w:eastAsia="Times New Roman" w:hAnsi="Times New Roman" w:cs="Times New Roman"/>
+                <w:b/>
+                <w:bCs/>
+                <w:color w:val="FFFFFF"/>
+                <w:sz w:val="16"/>
+                <w:szCs w:val="16"/>
+                <w:lang w:eastAsia="tr-TR"/>
+              </w:rPr>
+              <w:t xml:space="preserve">Mevcut Durum Değeri: {{CURRENT_VALUE}} </w:t>
             </w:r>
           </w:p>
         </w:tc>
@@ -525,1208 +1730,21 @@
           <w:tcPr>
             <w:tcW w:w="3393" w:type="dxa"/>
             <w:gridSpan w:val="3"/>
-            <w:tcBorders>
-              <w:top w:val="nil"/>
-              <w:left w:val="single" w:sz="8" w:space="0" w:color="auto"/>
-              <w:bottom w:val="nil"/>
-              <w:right w:val="single" w:sz="12" w:space="0" w:color="000000"/>
-            </w:tcBorders>
-            <w:vAlign w:val="center"/>
-            <w:hideMark/>
-          </w:tcPr>
-          <w:p>
-            <w:pPr>
-              <w:widowControl/>
-              <w:autoSpaceDE/>
-              <w:autoSpaceDN/>
-              <w:rPr>
-                <w:rFonts w:ascii="Times New Roman" w:eastAsia="Times New Roman" w:hAnsi="Times New Roman" w:cs="Times New Roman"/>
-                <w:color w:val="000000"/>
-                <w:sz w:val="16"/>
-                <w:szCs w:val="16"/>
-                <w:lang w:eastAsia="tr-TR"/>
-              </w:rPr>
-            </w:pPr>
-            <w:r>
-              <w:rPr>
-                <w:rFonts w:ascii="Times New Roman" w:eastAsia="Times New Roman" w:hAnsi="Times New Roman" w:cs="Times New Roman"/>
-                <w:b/>
-                <w:bCs/>
-                <w:color w:val="000000"/>
-                <w:sz w:val="16"/>
-                <w:szCs w:val="16"/>
-                <w:lang w:eastAsia="tr-TR"/>
-              </w:rPr>
-              <w:t>Raporun Konusu</w:t>
-            </w:r>
-          </w:p>
-        </w:tc>
-        <w:tc>
-          <w:tcPr>
-            <w:tcW w:w="7370" w:type="dxa"/>
-            <w:gridSpan w:val="14"/>
             <w:vMerge/>
-            <w:tcBorders>
-              <w:top w:val="single" w:sz="12" w:space="0" w:color="0D0D0D"/>
-              <w:left w:val="single" w:sz="12" w:space="0" w:color="000000"/>
-              <w:bottom w:val="single" w:sz="12" w:space="0" w:color="0D0D0D"/>
-              <w:right w:val="nil"/>
-            </w:tcBorders>
-            <w:vAlign w:val="center"/>
-            <w:hideMark/>
-          </w:tcPr>
-          <w:p>
-            <w:pPr>
-              <w:widowControl/>
-              <w:autoSpaceDE/>
-              <w:autoSpaceDN/>
-              <w:rPr>
-                <w:rFonts w:ascii="Times New Roman" w:eastAsia="Times New Roman" w:hAnsi="Times New Roman" w:cs="Times New Roman"/>
-                <w:color w:val="000000"/>
-                <w:sz w:val="16"/>
-                <w:szCs w:val="16"/>
-                <w:lang w:eastAsia="tr-TR"/>
-              </w:rPr>
-            </w:pPr>
-          </w:p>
-        </w:tc>
-      </w:tr>
-      <w:tr>
-        <w:trPr>
-          <w:gridAfter w:val="1"/>
-          <w:wAfter w:w="160" w:type="dxa"/>
-          <w:trHeight w:val="315"/>
-        </w:trPr>
-        <w:tc>
-          <w:tcPr>
-            <w:tcW w:w="3393" w:type="dxa"/>
-            <w:gridSpan w:val="3"/>
-            <w:tcBorders>
-              <w:top w:val="nil"/>
-              <w:left w:val="single" w:sz="8" w:space="0" w:color="auto"/>
-              <w:bottom w:val="single" w:sz="12" w:space="0" w:color="0D0D0D"/>
-              <w:right w:val="single" w:sz="12" w:space="0" w:color="000000"/>
-            </w:tcBorders>
-            <w:vAlign w:val="center"/>
-            <w:hideMark/>
-          </w:tcPr>
-          <w:p>
-            <w:pPr>
-              <w:widowControl/>
-              <w:autoSpaceDE/>
-              <w:autoSpaceDN/>
-              <w:rPr>
-                <w:rFonts w:ascii="Times New Roman" w:eastAsia="Times New Roman" w:hAnsi="Times New Roman" w:cs="Times New Roman"/>
-                <w:b/>
-                <w:bCs/>
-                <w:color w:val="000000"/>
-                <w:sz w:val="16"/>
-                <w:szCs w:val="16"/>
-                <w:lang w:eastAsia="tr-TR"/>
-              </w:rPr>
-            </w:pPr>
-          </w:p>
-        </w:tc>
-        <w:tc>
-          <w:tcPr>
-            <w:tcW w:w="7370" w:type="dxa"/>
-            <w:gridSpan w:val="14"/>
-            <w:vMerge/>
-            <w:tcBorders>
-              <w:top w:val="single" w:sz="12" w:space="0" w:color="0D0D0D"/>
-              <w:left w:val="single" w:sz="12" w:space="0" w:color="000000"/>
-              <w:bottom w:val="single" w:sz="12" w:space="0" w:color="0D0D0D"/>
-              <w:right w:val="nil"/>
-            </w:tcBorders>
-            <w:vAlign w:val="center"/>
-            <w:hideMark/>
-          </w:tcPr>
-          <w:p>
-            <w:pPr>
-              <w:widowControl/>
-              <w:autoSpaceDE/>
-              <w:autoSpaceDN/>
-              <w:rPr>
-                <w:rFonts w:ascii="Times New Roman" w:eastAsia="Times New Roman" w:hAnsi="Times New Roman" w:cs="Times New Roman"/>
-                <w:color w:val="000000"/>
-                <w:sz w:val="16"/>
-                <w:szCs w:val="16"/>
-                <w:lang w:eastAsia="tr-TR"/>
-              </w:rPr>
-            </w:pPr>
-          </w:p>
-        </w:tc>
-      </w:tr>
-      <w:tr>
-        <w:trPr>
-          <w:gridAfter w:val="1"/>
-          <w:wAfter w:w="160" w:type="dxa"/>
-          <w:trHeight w:val="330"/>
-        </w:trPr>
-        <w:tc>
-          <w:tcPr>
-            <w:tcW w:w="10763" w:type="dxa"/>
-            <w:gridSpan w:val="17"/>
-            <w:tcBorders>
-              <w:top w:val="single" w:sz="12" w:space="0" w:color="0D0D0D"/>
-              <w:left w:val="single" w:sz="8" w:space="0" w:color="auto"/>
-              <w:bottom w:val="nil"/>
-              <w:right w:val="nil"/>
-            </w:tcBorders>
-            <w:shd w:val="clear" w:color="000000" w:fill="156082"/>
-            <w:vAlign w:val="center"/>
-            <w:hideMark/>
-          </w:tcPr>
-          <w:p>
-            <w:pPr>
-              <w:widowControl/>
-              <w:autoSpaceDE/>
-              <w:autoSpaceDN/>
-              <w:jc w:val="center"/>
-              <w:rPr>
-                <w:rFonts w:ascii="Times New Roman" w:eastAsia="Times New Roman" w:hAnsi="Times New Roman" w:cs="Times New Roman"/>
-                <w:b/>
-                <w:bCs/>
-                <w:color w:val="FFFFFF"/>
-                <w:sz w:val="18"/>
-                <w:szCs w:val="18"/>
-                <w:lang w:eastAsia="tr-TR"/>
-              </w:rPr>
-            </w:pPr>
-            <w:r>
-              <w:rPr>
-                <w:rFonts w:ascii="Times New Roman" w:eastAsia="Times New Roman" w:hAnsi="Times New Roman" w:cs="Times New Roman"/>
-                <w:b/>
-                <w:bCs/>
-                <w:color w:val="FFFFFF"/>
-                <w:sz w:val="18"/>
-                <w:szCs w:val="18"/>
-                <w:lang w:eastAsia="tr-TR"/>
-              </w:rPr>
-              <w:t>Gayrimenkulün Adresi</w:t>
-            </w:r>
-          </w:p>
-        </w:tc>
-      </w:tr>
-      <w:tr>
-        <w:trPr>
-          <w:gridAfter w:val="1"/>
-          <w:wAfter w:w="160" w:type="dxa"/>
-          <w:trHeight w:val="260"/>
-        </w:trPr>
-        <w:tc>
-          <w:tcPr>
-            <w:tcW w:w="1067" w:type="dxa"/>
-            <w:tcBorders>
-              <w:top w:val="nil"/>
-              <w:left w:val="single" w:sz="8" w:space="0" w:color="auto"/>
-              <w:bottom w:val="single" w:sz="8" w:space="0" w:color="000000"/>
-              <w:right w:val="nil"/>
-            </w:tcBorders>
-            <w:vAlign w:val="center"/>
-            <w:hideMark/>
-          </w:tcPr>
-          <w:p>
-            <w:pPr>
-              <w:widowControl/>
-              <w:autoSpaceDE/>
-              <w:autoSpaceDN/>
-              <w:rPr>
-                <w:rFonts w:ascii="Times New Roman" w:eastAsia="Times New Roman" w:hAnsi="Times New Roman" w:cs="Times New Roman"/>
-                <w:b/>
-                <w:bCs/>
-                <w:color w:val="000000"/>
-                <w:sz w:val="16"/>
-                <w:szCs w:val="16"/>
-                <w:lang w:eastAsia="tr-TR"/>
-              </w:rPr>
-            </w:pPr>
-            <w:r>
-              <w:rPr>
-                <w:rFonts w:ascii="Times New Roman" w:eastAsia="Times New Roman" w:hAnsi="Times New Roman" w:cs="Times New Roman"/>
-                <w:b/>
-                <w:bCs/>
-                <w:color w:val="000000"/>
-                <w:sz w:val="16"/>
-                <w:szCs w:val="16"/>
-                <w:lang w:eastAsia="tr-TR"/>
-              </w:rPr>
-              <w:t>İl:</w:t>
-            </w:r>
-          </w:p>
-        </w:tc>
-        <w:tc>
-          <w:tcPr>
-            <w:tcW w:w="2326" w:type="dxa"/>
-            <w:gridSpan w:val="2"/>
-            <w:tcBorders>
-              <w:top w:val="single" w:sz="8" w:space="0" w:color="auto"/>
-              <w:left w:val="single" w:sz="8" w:space="0" w:color="auto"/>
-              <w:bottom w:val="single" w:sz="8" w:space="0" w:color="auto"/>
-              <w:right w:val="single" w:sz="8" w:space="0" w:color="000000"/>
-            </w:tcBorders>
-            <w:noWrap/>
-            <w:vAlign w:val="center"/>
-            <w:hideMark/>
-          </w:tcPr>
-          <w:p>
-            <w:pPr>
-              <w:widowControl/>
-              <w:autoSpaceDE/>
-              <w:autoSpaceDN/>
-              <w:rPr>
-                <w:rFonts w:ascii="Times New Roman" w:eastAsia="Times New Roman" w:hAnsi="Times New Roman" w:cs="Times New Roman"/>
-                <w:color w:val="000000"/>
-                <w:sz w:val="16"/>
-                <w:szCs w:val="16"/>
-                <w:lang w:eastAsia="tr-TR"/>
-              </w:rPr>
-            </w:pPr>
-            <w:r>
-              <w:rPr>
-                <w:rFonts w:ascii="Times New Roman" w:eastAsia="Times New Roman" w:hAnsi="Times New Roman" w:cs="Times New Roman"/>
-                <w:color w:val="000000"/>
-                <w:sz w:val="16"/>
-                <w:szCs w:val="16"/>
-                <w:lang w:eastAsia="tr-TR"/>
-              </w:rPr>
-              <w:t>{{CITY_BUYUK}}</w:t>
-            </w:r>
-          </w:p>
-        </w:tc>
-        <w:tc>
-          <w:tcPr>
-            <w:tcW w:w="1659" w:type="dxa"/>
-            <w:gridSpan w:val="3"/>
-            <w:tcBorders>
-              <w:top w:val="single" w:sz="12" w:space="0" w:color="000000"/>
-              <w:left w:val="nil"/>
-              <w:bottom w:val="single" w:sz="8" w:space="0" w:color="000000"/>
-              <w:right w:val="single" w:sz="12" w:space="0" w:color="000000"/>
-            </w:tcBorders>
-            <w:vAlign w:val="center"/>
-            <w:hideMark/>
-          </w:tcPr>
-          <w:p>
-            <w:pPr>
-              <w:widowControl/>
-              <w:autoSpaceDE/>
-              <w:autoSpaceDN/>
-              <w:rPr>
-                <w:rFonts w:ascii="Times New Roman" w:eastAsia="Times New Roman" w:hAnsi="Times New Roman" w:cs="Times New Roman"/>
-                <w:b/>
-                <w:bCs/>
-                <w:color w:val="000000"/>
-                <w:sz w:val="16"/>
-                <w:szCs w:val="16"/>
-                <w:lang w:eastAsia="tr-TR"/>
-              </w:rPr>
-            </w:pPr>
-            <w:r>
-              <w:rPr>
-                <w:rFonts w:ascii="Times New Roman" w:eastAsia="Times New Roman" w:hAnsi="Times New Roman" w:cs="Times New Roman"/>
-                <w:b/>
-                <w:bCs/>
-                <w:color w:val="000000"/>
-                <w:sz w:val="16"/>
-                <w:szCs w:val="16"/>
-                <w:lang w:eastAsia="tr-TR"/>
-              </w:rPr>
-              <w:t>Sokak:</w:t>
-            </w:r>
-          </w:p>
-        </w:tc>
-        <w:tc>
-          <w:tcPr>
-            <w:tcW w:w="1324" w:type="dxa"/>
-            <w:gridSpan w:val="3"/>
-            <w:tcBorders>
-              <w:top w:val="single" w:sz="12" w:space="0" w:color="000000"/>
-              <w:left w:val="nil"/>
-              <w:bottom w:val="single" w:sz="8" w:space="0" w:color="000000"/>
-              <w:right w:val="nil"/>
-            </w:tcBorders>
-            <w:vAlign w:val="center"/>
-            <w:hideMark/>
-          </w:tcPr>
-          <w:p>
-            <w:pPr>
-              <w:widowControl/>
-              <w:autoSpaceDE/>
-              <w:autoSpaceDN/>
-              <w:rPr>
-                <w:rFonts w:ascii="Times New Roman" w:eastAsia="Times New Roman" w:hAnsi="Times New Roman" w:cs="Times New Roman"/>
-                <w:color w:val="000000"/>
-                <w:sz w:val="16"/>
-                <w:szCs w:val="16"/>
-                <w:lang w:eastAsia="tr-TR"/>
-              </w:rPr>
-            </w:pPr>
-            <w:r>
-              <w:rPr>
-                <w:rFonts w:ascii="Times New Roman" w:eastAsia="Times New Roman" w:hAnsi="Times New Roman" w:cs="Times New Roman"/>
-                <w:color w:val="000000"/>
-                <w:sz w:val="16"/>
-                <w:szCs w:val="16"/>
-                <w:lang w:eastAsia="tr-TR"/>
-              </w:rPr>
-              <w:t>{{STREET_SOKAK_BUYUK}}</w:t>
-            </w:r>
-          </w:p>
-        </w:tc>
-        <w:tc>
-          <w:tcPr>
-            <w:tcW w:w="1824" w:type="dxa"/>
-            <w:gridSpan w:val="4"/>
-            <w:tcBorders>
-              <w:top w:val="single" w:sz="8" w:space="0" w:color="auto"/>
-              <w:left w:val="single" w:sz="8" w:space="0" w:color="auto"/>
-              <w:bottom w:val="single" w:sz="8" w:space="0" w:color="auto"/>
-              <w:right w:val="single" w:sz="8" w:space="0" w:color="000000"/>
-            </w:tcBorders>
-            <w:vAlign w:val="center"/>
-            <w:hideMark/>
-          </w:tcPr>
-          <w:p>
-            <w:pPr>
-              <w:widowControl/>
-              <w:autoSpaceDE/>
-              <w:autoSpaceDN/>
-              <w:rPr>
-                <w:rFonts w:ascii="Times New Roman" w:eastAsia="Times New Roman" w:hAnsi="Times New Roman" w:cs="Times New Roman"/>
-                <w:b/>
-                <w:bCs/>
-                <w:color w:val="000000"/>
-                <w:sz w:val="16"/>
-                <w:szCs w:val="16"/>
-                <w:lang w:eastAsia="tr-TR"/>
-              </w:rPr>
-            </w:pPr>
-            <w:r>
-              <w:rPr>
-                <w:rFonts w:ascii="Times New Roman" w:eastAsia="Times New Roman" w:hAnsi="Times New Roman" w:cs="Times New Roman"/>
-                <w:b/>
-                <w:bCs/>
-                <w:color w:val="000000"/>
-                <w:sz w:val="16"/>
-                <w:szCs w:val="16"/>
-                <w:lang w:eastAsia="tr-TR"/>
-              </w:rPr>
-              <w:t>Daire No:</w:t>
-            </w:r>
-          </w:p>
-        </w:tc>
-        <w:tc>
-          <w:tcPr>
-            <w:tcW w:w="2563" w:type="dxa"/>
-            <w:gridSpan w:val="4"/>
-            <w:tcBorders>
-              <w:top w:val="single" w:sz="8" w:space="0" w:color="auto"/>
-              <w:left w:val="nil"/>
-              <w:bottom w:val="single" w:sz="8" w:space="0" w:color="auto"/>
-              <w:right w:val="nil"/>
-            </w:tcBorders>
-            <w:vAlign w:val="center"/>
-            <w:hideMark/>
-          </w:tcPr>
-          <w:p>
-            <w:pPr>
-              <w:widowControl/>
-              <w:autoSpaceDE/>
-              <w:autoSpaceDN/>
-              <w:jc w:val="center"/>
-              <w:rPr>
-                <w:rFonts w:ascii="Times New Roman" w:eastAsia="Times New Roman" w:hAnsi="Times New Roman" w:cs="Times New Roman"/>
-                <w:color w:val="000000"/>
-                <w:sz w:val="16"/>
-                <w:szCs w:val="16"/>
-                <w:lang w:eastAsia="tr-TR"/>
-              </w:rPr>
-            </w:pPr>
-            <w:r>
-              <w:rPr>
-                <w:rFonts w:ascii="Times New Roman" w:eastAsia="Times New Roman" w:hAnsi="Times New Roman" w:cs="Times New Roman"/>
-                <w:color w:val="000000"/>
-                <w:sz w:val="16"/>
-                <w:szCs w:val="16"/>
-                <w:lang w:eastAsia="tr-TR"/>
-              </w:rPr>
-              <w:t>{{UNIT_NO}}</w:t>
-            </w:r>
-          </w:p>
-        </w:tc>
-      </w:tr>
-      <w:tr>
-        <w:trPr>
-          <w:gridAfter w:val="1"/>
-          <w:wAfter w:w="160" w:type="dxa"/>
-          <w:trHeight w:val="315"/>
-        </w:trPr>
-        <w:tc>
-          <w:tcPr>
-            <w:tcW w:w="1067" w:type="dxa"/>
-            <w:tcBorders>
-              <w:top w:val="nil"/>
-              <w:left w:val="single" w:sz="8" w:space="0" w:color="auto"/>
-              <w:bottom w:val="single" w:sz="8" w:space="0" w:color="000000"/>
-              <w:right w:val="single" w:sz="12" w:space="0" w:color="000000"/>
-            </w:tcBorders>
-            <w:vAlign w:val="center"/>
-            <w:hideMark/>
-          </w:tcPr>
-          <w:p>
-            <w:pPr>
-              <w:widowControl/>
-              <w:autoSpaceDE/>
-              <w:autoSpaceDN/>
-              <w:rPr>
-                <w:rFonts w:ascii="Times New Roman" w:eastAsia="Times New Roman" w:hAnsi="Times New Roman" w:cs="Times New Roman"/>
-                <w:b/>
-                <w:bCs/>
-                <w:color w:val="000000"/>
-                <w:sz w:val="16"/>
-                <w:szCs w:val="16"/>
-                <w:lang w:eastAsia="tr-TR"/>
-              </w:rPr>
-            </w:pPr>
-            <w:r>
-              <w:rPr>
-                <w:rFonts w:ascii="Times New Roman" w:eastAsia="Times New Roman" w:hAnsi="Times New Roman" w:cs="Times New Roman"/>
-                <w:b/>
-                <w:bCs/>
-                <w:color w:val="000000"/>
-                <w:sz w:val="16"/>
-                <w:szCs w:val="16"/>
-                <w:lang w:eastAsia="tr-TR"/>
-              </w:rPr>
-              <w:t>İlçe:</w:t>
-            </w:r>
-          </w:p>
-        </w:tc>
-        <w:tc>
-          <w:tcPr>
-            <w:tcW w:w="2326" w:type="dxa"/>
-            <w:gridSpan w:val="2"/>
-            <w:tcBorders>
-              <w:top w:val="single" w:sz="8" w:space="0" w:color="auto"/>
-              <w:left w:val="single" w:sz="8" w:space="0" w:color="auto"/>
-              <w:bottom w:val="single" w:sz="8" w:space="0" w:color="auto"/>
-              <w:right w:val="single" w:sz="8" w:space="0" w:color="000000"/>
-            </w:tcBorders>
-            <w:noWrap/>
-            <w:vAlign w:val="center"/>
-            <w:hideMark/>
-          </w:tcPr>
-          <w:p>
-            <w:pPr>
-              <w:widowControl/>
-              <w:autoSpaceDE/>
-              <w:autoSpaceDN/>
-              <w:rPr>
-                <w:rFonts w:ascii="Times New Roman" w:eastAsia="Times New Roman" w:hAnsi="Times New Roman" w:cs="Times New Roman"/>
-                <w:color w:val="000000"/>
-                <w:sz w:val="16"/>
-                <w:szCs w:val="16"/>
-                <w:lang w:eastAsia="tr-TR"/>
-              </w:rPr>
-            </w:pPr>
-            <w:r>
-              <w:rPr>
-                <w:rFonts w:ascii="Times New Roman" w:eastAsia="Times New Roman" w:hAnsi="Times New Roman" w:cs="Times New Roman"/>
-                <w:color w:val="000000"/>
-                <w:sz w:val="16"/>
-                <w:szCs w:val="16"/>
-                <w:lang w:eastAsia="tr-TR"/>
-              </w:rPr>
-              <w:t>{{DISTRICT_BUYUK}}</w:t>
-            </w:r>
-          </w:p>
-        </w:tc>
-        <w:tc>
-          <w:tcPr>
-            <w:tcW w:w="1659" w:type="dxa"/>
-            <w:gridSpan w:val="3"/>
-            <w:tcBorders>
-              <w:top w:val="single" w:sz="8" w:space="0" w:color="000000"/>
-              <w:left w:val="single" w:sz="12" w:space="0" w:color="000000"/>
-              <w:bottom w:val="single" w:sz="8" w:space="0" w:color="000000"/>
-              <w:right w:val="single" w:sz="12" w:space="0" w:color="000000"/>
-            </w:tcBorders>
-            <w:vAlign w:val="center"/>
-            <w:hideMark/>
-          </w:tcPr>
-          <w:p>
-            <w:pPr>
-              <w:widowControl/>
-              <w:autoSpaceDE/>
-              <w:autoSpaceDN/>
-              <w:rPr>
-                <w:rFonts w:ascii="Times New Roman" w:eastAsia="Times New Roman" w:hAnsi="Times New Roman" w:cs="Times New Roman"/>
-                <w:b/>
-                <w:bCs/>
-                <w:color w:val="000000"/>
-                <w:sz w:val="16"/>
-                <w:szCs w:val="16"/>
-                <w:lang w:eastAsia="tr-TR"/>
-              </w:rPr>
-            </w:pPr>
-            <w:r>
-              <w:rPr>
-                <w:rFonts w:ascii="Times New Roman" w:eastAsia="Times New Roman" w:hAnsi="Times New Roman" w:cs="Times New Roman"/>
-                <w:b/>
-                <w:bCs/>
-                <w:color w:val="000000"/>
-                <w:sz w:val="16"/>
-                <w:szCs w:val="16"/>
-                <w:lang w:eastAsia="tr-TR"/>
-              </w:rPr>
-              <w:t>Bina No:</w:t>
-            </w:r>
-          </w:p>
-        </w:tc>
-        <w:tc>
-          <w:tcPr>
-            <w:tcW w:w="1324" w:type="dxa"/>
-            <w:gridSpan w:val="3"/>
-            <w:tcBorders>
-              <w:top w:val="single" w:sz="8" w:space="0" w:color="000000"/>
-              <w:left w:val="nil"/>
-              <w:bottom w:val="single" w:sz="8" w:space="0" w:color="000000"/>
-              <w:right w:val="single" w:sz="12" w:space="0" w:color="000000"/>
-            </w:tcBorders>
-            <w:vAlign w:val="center"/>
-            <w:hideMark/>
-          </w:tcPr>
-          <w:p>
-            <w:pPr>
-              <w:widowControl/>
-              <w:autoSpaceDE/>
-              <w:autoSpaceDN/>
-              <w:rPr>
-                <w:rFonts w:ascii="Times New Roman" w:eastAsia="Times New Roman" w:hAnsi="Times New Roman" w:cs="Times New Roman"/>
-                <w:color w:val="000000"/>
-                <w:sz w:val="16"/>
-                <w:szCs w:val="16"/>
-                <w:lang w:eastAsia="tr-TR"/>
-              </w:rPr>
-            </w:pPr>
-            <w:r>
-              <w:rPr>
-                <w:rFonts w:ascii="Times New Roman" w:eastAsia="Times New Roman" w:hAnsi="Times New Roman" w:cs="Times New Roman"/>
-                <w:color w:val="000000"/>
-                <w:sz w:val="16"/>
-                <w:szCs w:val="16"/>
-                <w:lang w:eastAsia="tr-TR"/>
-              </w:rPr>
-              <w:t>{{OUTER_DOOR_BUYUK}}</w:t>
-            </w:r>
-          </w:p>
-        </w:tc>
-        <w:tc>
-          <w:tcPr>
-            <w:tcW w:w="1824" w:type="dxa"/>
-            <w:gridSpan w:val="4"/>
-            <w:tcBorders>
-              <w:top w:val="nil"/>
-              <w:left w:val="nil"/>
-              <w:bottom w:val="single" w:sz="8" w:space="0" w:color="000000"/>
-              <w:right w:val="single" w:sz="12" w:space="0" w:color="000000"/>
-            </w:tcBorders>
-            <w:vAlign w:val="center"/>
-            <w:hideMark/>
-          </w:tcPr>
-          <w:p>
-            <w:pPr>
-              <w:widowControl/>
-              <w:autoSpaceDE/>
-              <w:autoSpaceDN/>
-              <w:rPr>
-                <w:rFonts w:ascii="Times New Roman" w:eastAsia="Times New Roman" w:hAnsi="Times New Roman" w:cs="Times New Roman"/>
-                <w:b/>
-                <w:bCs/>
-                <w:color w:val="000000"/>
-                <w:sz w:val="16"/>
-                <w:szCs w:val="16"/>
-                <w:lang w:eastAsia="tr-TR"/>
-              </w:rPr>
-            </w:pPr>
-            <w:r>
-              <w:rPr>
-                <w:rFonts w:ascii="Times New Roman" w:eastAsia="Times New Roman" w:hAnsi="Times New Roman" w:cs="Times New Roman"/>
-                <w:b/>
-                <w:bCs/>
-                <w:color w:val="000000"/>
-                <w:sz w:val="16"/>
-                <w:szCs w:val="16"/>
-                <w:lang w:eastAsia="tr-TR"/>
-              </w:rPr>
-              <w:t>Adres Kodu:</w:t>
-            </w:r>
-          </w:p>
-        </w:tc>
-        <w:tc>
-          <w:tcPr>
-            <w:tcW w:w="2563" w:type="dxa"/>
-            <w:gridSpan w:val="4"/>
-            <w:tcBorders>
-              <w:top w:val="single" w:sz="8" w:space="0" w:color="auto"/>
-              <w:left w:val="nil"/>
-              <w:bottom w:val="single" w:sz="8" w:space="0" w:color="auto"/>
-              <w:right w:val="nil"/>
-            </w:tcBorders>
-            <w:vAlign w:val="center"/>
-            <w:hideMark/>
-          </w:tcPr>
-          <w:p>
-            <w:pPr>
-              <w:widowControl/>
-              <w:autoSpaceDE/>
-              <w:autoSpaceDN/>
-              <w:jc w:val="center"/>
-              <w:rPr>
-                <w:rFonts w:ascii="Times New Roman" w:eastAsia="Times New Roman" w:hAnsi="Times New Roman" w:cs="Times New Roman"/>
-                <w:color w:val="000000"/>
-                <w:sz w:val="16"/>
-                <w:szCs w:val="16"/>
-                <w:lang w:eastAsia="tr-TR"/>
-              </w:rPr>
-            </w:pPr>
-            <w:r>
-              <w:rPr>
-                <w:rFonts w:ascii="Times New Roman" w:eastAsia="Times New Roman" w:hAnsi="Times New Roman" w:cs="Times New Roman"/>
-                <w:color w:val="000000"/>
-                <w:sz w:val="16"/>
-                <w:szCs w:val="16"/>
-                <w:lang w:eastAsia="tr-TR"/>
-              </w:rPr>
-              <w:t>{{UAVT}} </w:t>
-            </w:r>
-          </w:p>
-        </w:tc>
-      </w:tr>
-      <w:tr>
-        <w:trPr>
-          <w:gridAfter w:val="1"/>
-          <w:wAfter w:w="160" w:type="dxa"/>
-          <w:trHeight w:val="315"/>
-        </w:trPr>
-        <w:tc>
-          <w:tcPr>
-            <w:tcW w:w="1067" w:type="dxa"/>
-            <w:tcBorders>
-              <w:top w:val="nil"/>
-              <w:left w:val="single" w:sz="8" w:space="0" w:color="auto"/>
-              <w:bottom w:val="single" w:sz="8" w:space="0" w:color="000000"/>
-              <w:right w:val="single" w:sz="12" w:space="0" w:color="000000"/>
-            </w:tcBorders>
-            <w:vAlign w:val="center"/>
-            <w:hideMark/>
-          </w:tcPr>
-          <w:p>
-            <w:pPr>
-              <w:widowControl/>
-              <w:autoSpaceDE/>
-              <w:autoSpaceDN/>
-              <w:rPr>
-                <w:rFonts w:ascii="Times New Roman" w:eastAsia="Times New Roman" w:hAnsi="Times New Roman" w:cs="Times New Roman"/>
-                <w:b/>
-                <w:bCs/>
-                <w:color w:val="000000"/>
-                <w:sz w:val="16"/>
-                <w:szCs w:val="16"/>
-                <w:lang w:eastAsia="tr-TR"/>
-              </w:rPr>
-            </w:pPr>
-            <w:r>
-              <w:rPr>
-                <w:rFonts w:ascii="Times New Roman" w:eastAsia="Times New Roman" w:hAnsi="Times New Roman" w:cs="Times New Roman"/>
-                <w:b/>
-                <w:bCs/>
-                <w:color w:val="000000"/>
-                <w:sz w:val="16"/>
-                <w:szCs w:val="16"/>
-                <w:lang w:eastAsia="tr-TR"/>
-              </w:rPr>
-              <w:t>Mahalle:</w:t>
-            </w:r>
-          </w:p>
-        </w:tc>
-        <w:tc>
-          <w:tcPr>
-            <w:tcW w:w="2326" w:type="dxa"/>
-            <w:gridSpan w:val="2"/>
-            <w:tcBorders>
-              <w:top w:val="single" w:sz="8" w:space="0" w:color="auto"/>
-              <w:left w:val="single" w:sz="8" w:space="0" w:color="auto"/>
-              <w:bottom w:val="single" w:sz="8" w:space="0" w:color="auto"/>
-              <w:right w:val="single" w:sz="8" w:space="0" w:color="000000"/>
-            </w:tcBorders>
-            <w:noWrap/>
-            <w:vAlign w:val="center"/>
-            <w:hideMark/>
-          </w:tcPr>
-          <w:p>
-            <w:pPr>
-              <w:widowControl/>
-              <w:autoSpaceDE/>
-              <w:autoSpaceDN/>
-              <w:rPr>
-                <w:rFonts w:ascii="Times New Roman" w:eastAsia="Times New Roman" w:hAnsi="Times New Roman" w:cs="Times New Roman"/>
-                <w:color w:val="000000"/>
-                <w:sz w:val="16"/>
-                <w:szCs w:val="16"/>
-                <w:lang w:eastAsia="tr-TR"/>
-              </w:rPr>
-            </w:pPr>
-            <w:r>
-              <w:rPr>
-                <w:rFonts w:ascii="Times New Roman" w:eastAsia="Times New Roman" w:hAnsi="Times New Roman" w:cs="Times New Roman"/>
-                <w:color w:val="000000"/>
-                <w:sz w:val="16"/>
-                <w:szCs w:val="16"/>
-                <w:lang w:eastAsia="tr-TR"/>
-              </w:rPr>
-              <w:t>{{TİTLE_NEİGHBORHOOD}}</w:t>
-            </w:r>
-          </w:p>
-        </w:tc>
-        <w:tc>
-          <w:tcPr>
-            <w:tcW w:w="1659" w:type="dxa"/>
-            <w:gridSpan w:val="3"/>
-            <w:tcBorders>
-              <w:top w:val="single" w:sz="8" w:space="0" w:color="000000"/>
-              <w:left w:val="single" w:sz="12" w:space="0" w:color="000000"/>
-              <w:bottom w:val="single" w:sz="8" w:space="0" w:color="000000"/>
-              <w:right w:val="single" w:sz="12" w:space="0" w:color="000000"/>
-            </w:tcBorders>
-            <w:vAlign w:val="center"/>
-            <w:hideMark/>
-          </w:tcPr>
-          <w:p>
-            <w:pPr>
-              <w:widowControl/>
-              <w:autoSpaceDE/>
-              <w:autoSpaceDN/>
-              <w:rPr>
-                <w:rFonts w:ascii="Times New Roman" w:eastAsia="Times New Roman" w:hAnsi="Times New Roman" w:cs="Times New Roman"/>
-                <w:b/>
-                <w:bCs/>
-                <w:color w:val="000000"/>
-                <w:sz w:val="16"/>
-                <w:szCs w:val="16"/>
-                <w:lang w:eastAsia="tr-TR"/>
-              </w:rPr>
-            </w:pPr>
-            <w:r>
-              <w:rPr>
-                <w:rFonts w:ascii="Times New Roman" w:eastAsia="Times New Roman" w:hAnsi="Times New Roman" w:cs="Times New Roman"/>
-                <w:b/>
-                <w:bCs/>
-                <w:color w:val="000000"/>
-                <w:sz w:val="16"/>
-                <w:szCs w:val="16"/>
-                <w:lang w:eastAsia="tr-TR"/>
-              </w:rPr>
-              <w:t>Apartman Adı:</w:t>
-            </w:r>
-          </w:p>
-        </w:tc>
-        <w:tc>
-          <w:tcPr>
-            <w:tcW w:w="1324" w:type="dxa"/>
-            <w:gridSpan w:val="3"/>
-            <w:tcBorders>
-              <w:top w:val="single" w:sz="8" w:space="0" w:color="000000"/>
-              <w:left w:val="nil"/>
-              <w:bottom w:val="single" w:sz="8" w:space="0" w:color="000000"/>
-              <w:right w:val="single" w:sz="12" w:space="0" w:color="000000"/>
-            </w:tcBorders>
-            <w:vAlign w:val="center"/>
-            <w:hideMark/>
-          </w:tcPr>
-          <w:p>
-            <w:pPr>
-              <w:widowControl/>
-              <w:autoSpaceDE/>
-              <w:autoSpaceDN/>
-              <w:rPr>
-                <w:rFonts w:ascii="Times New Roman" w:eastAsia="Times New Roman" w:hAnsi="Times New Roman" w:cs="Times New Roman"/>
-                <w:color w:val="000000"/>
-                <w:sz w:val="14"/>
-                <w:szCs w:val="14"/>
-                <w:lang w:eastAsia="tr-TR"/>
-              </w:rPr>
-            </w:pPr>
-            <w:r>
-              <w:rPr>
-                <w:rFonts w:ascii="Times New Roman" w:eastAsia="Times New Roman" w:hAnsi="Times New Roman" w:cs="Times New Roman"/>
-                <w:color w:val="000000"/>
-                <w:sz w:val="14"/>
-                <w:szCs w:val="14"/>
-                <w:lang w:eastAsia="tr-TR"/>
-              </w:rPr>
-              <w:t>{{ADDRESS_SITE_NAME_BUYUK}}</w:t>
-            </w:r>
-          </w:p>
-        </w:tc>
-        <w:tc>
-          <w:tcPr>
-            <w:tcW w:w="1824" w:type="dxa"/>
-            <w:gridSpan w:val="4"/>
-            <w:tcBorders>
-              <w:top w:val="single" w:sz="8" w:space="0" w:color="000000"/>
-              <w:left w:val="nil"/>
-              <w:bottom w:val="single" w:sz="8" w:space="0" w:color="000000"/>
-              <w:right w:val="single" w:sz="12" w:space="0" w:color="000000"/>
-            </w:tcBorders>
-            <w:vAlign w:val="center"/>
-            <w:hideMark/>
-          </w:tcPr>
-          <w:p>
-            <w:pPr>
-              <w:widowControl/>
-              <w:autoSpaceDE/>
-              <w:autoSpaceDN/>
-              <w:rPr>
-                <w:rFonts w:ascii="Times New Roman" w:eastAsia="Times New Roman" w:hAnsi="Times New Roman" w:cs="Times New Roman"/>
-                <w:b/>
-                <w:bCs/>
-                <w:color w:val="000000"/>
-                <w:sz w:val="16"/>
-                <w:szCs w:val="16"/>
-                <w:lang w:eastAsia="tr-TR"/>
-              </w:rPr>
-            </w:pPr>
-            <w:r>
-              <w:rPr>
-                <w:rFonts w:ascii="Times New Roman" w:eastAsia="Times New Roman" w:hAnsi="Times New Roman" w:cs="Times New Roman"/>
-                <w:b/>
-                <w:bCs/>
-                <w:color w:val="000000"/>
-                <w:sz w:val="16"/>
-                <w:szCs w:val="16"/>
-                <w:lang w:eastAsia="tr-TR"/>
-              </w:rPr>
-              <w:t>Koordinatları:</w:t>
-            </w:r>
-          </w:p>
-        </w:tc>
-        <w:tc>
-          <w:tcPr>
-            <w:tcW w:w="2563" w:type="dxa"/>
-            <w:gridSpan w:val="4"/>
-            <w:tcBorders>
-              <w:top w:val="single" w:sz="8" w:space="0" w:color="auto"/>
-              <w:left w:val="nil"/>
-              <w:bottom w:val="single" w:sz="8" w:space="0" w:color="auto"/>
-              <w:right w:val="nil"/>
-            </w:tcBorders>
-            <w:vAlign w:val="center"/>
-            <w:hideMark/>
-          </w:tcPr>
-          <w:p>
-            <w:pPr>
-              <w:widowControl/>
-              <w:autoSpaceDE/>
-              <w:autoSpaceDN/>
-              <w:jc w:val="center"/>
-              <w:rPr>
-                <w:rFonts w:ascii="Times New Roman" w:eastAsia="Times New Roman" w:hAnsi="Times New Roman" w:cs="Times New Roman"/>
-                <w:color w:val="000000"/>
-                <w:sz w:val="16"/>
-                <w:szCs w:val="16"/>
-                <w:lang w:eastAsia="tr-TR"/>
-              </w:rPr>
-            </w:pPr>
-            <w:r>
-              <w:rPr>
-                <w:rFonts w:ascii="Times New Roman" w:eastAsia="Times New Roman" w:hAnsi="Times New Roman" w:cs="Times New Roman"/>
-                <w:color w:val="000000"/>
-                <w:sz w:val="16"/>
-                <w:szCs w:val="16"/>
-                <w:lang w:eastAsia="tr-TR"/>
-              </w:rPr>
-              <w:t>{{LATITUDE}}, {{LONGITUDE}}</w:t>
-            </w:r>
-          </w:p>
-        </w:tc>
-      </w:tr>
-      <w:tr>
-        <w:trPr>
-          <w:gridAfter w:val="1"/>
-          <w:wAfter w:w="160" w:type="dxa"/>
-          <w:trHeight w:val="315"/>
-        </w:trPr>
-        <w:tc>
-          <w:tcPr>
-            <w:tcW w:w="1067" w:type="dxa"/>
-            <w:tcBorders>
-              <w:top w:val="nil"/>
-              <w:left w:val="single" w:sz="8" w:space="0" w:color="auto"/>
-              <w:bottom w:val="single" w:sz="12" w:space="0" w:color="0D0D0D"/>
-              <w:right w:val="single" w:sz="12" w:space="0" w:color="000000"/>
-            </w:tcBorders>
-            <w:vAlign w:val="center"/>
-            <w:hideMark/>
-          </w:tcPr>
-          <w:p>
-            <w:pPr>
-              <w:widowControl/>
-              <w:autoSpaceDE/>
-              <w:autoSpaceDN/>
-              <w:rPr>
-                <w:rFonts w:ascii="Times New Roman" w:eastAsia="Times New Roman" w:hAnsi="Times New Roman" w:cs="Times New Roman"/>
-                <w:b/>
-                <w:bCs/>
-                <w:color w:val="000000"/>
-                <w:sz w:val="16"/>
-                <w:szCs w:val="16"/>
-                <w:lang w:eastAsia="tr-TR"/>
-              </w:rPr>
-            </w:pPr>
-            <w:r>
-              <w:rPr>
-                <w:rFonts w:ascii="Times New Roman" w:eastAsia="Times New Roman" w:hAnsi="Times New Roman" w:cs="Times New Roman"/>
-                <w:b/>
-                <w:bCs/>
-                <w:color w:val="000000"/>
-                <w:sz w:val="16"/>
-                <w:szCs w:val="16"/>
-                <w:lang w:eastAsia="tr-TR"/>
-              </w:rPr>
-              <w:t>Cadde:</w:t>
-            </w:r>
-          </w:p>
-        </w:tc>
-        <w:tc>
-          <w:tcPr>
-            <w:tcW w:w="2326" w:type="dxa"/>
-            <w:gridSpan w:val="2"/>
-            <w:tcBorders>
-              <w:top w:val="single" w:sz="8" w:space="0" w:color="auto"/>
-              <w:left w:val="single" w:sz="8" w:space="0" w:color="auto"/>
-              <w:bottom w:val="single" w:sz="8" w:space="0" w:color="auto"/>
-              <w:right w:val="single" w:sz="8" w:space="0" w:color="000000"/>
-            </w:tcBorders>
-            <w:noWrap/>
-            <w:vAlign w:val="center"/>
-            <w:hideMark/>
-          </w:tcPr>
-          <w:p>
-            <w:pPr>
-              <w:widowControl/>
-              <w:autoSpaceDE/>
-              <w:autoSpaceDN/>
-              <w:rPr>
-                <w:rFonts w:ascii="Times New Roman" w:eastAsia="Times New Roman" w:hAnsi="Times New Roman" w:cs="Times New Roman"/>
-                <w:color w:val="000000"/>
-                <w:sz w:val="16"/>
-                <w:szCs w:val="16"/>
-                <w:lang w:eastAsia="tr-TR"/>
-              </w:rPr>
-            </w:pPr>
-            <w:r>
-              <w:rPr>
-                <w:rFonts w:ascii="Times New Roman" w:eastAsia="Times New Roman" w:hAnsi="Times New Roman" w:cs="Times New Roman"/>
-                <w:color w:val="000000"/>
-                <w:sz w:val="16"/>
-                <w:szCs w:val="16"/>
-                <w:lang w:eastAsia="tr-TR"/>
-              </w:rPr>
-              <w:t>{{STREET_CADDE_BUYUK}}</w:t>
-            </w:r>
-          </w:p>
-        </w:tc>
-        <w:tc>
-          <w:tcPr>
-            <w:tcW w:w="1659" w:type="dxa"/>
-            <w:gridSpan w:val="3"/>
-            <w:tcBorders>
-              <w:top w:val="single" w:sz="8" w:space="0" w:color="000000"/>
-              <w:left w:val="single" w:sz="12" w:space="0" w:color="000000"/>
-              <w:bottom w:val="single" w:sz="12" w:space="0" w:color="0D0D0D"/>
-              <w:right w:val="single" w:sz="12" w:space="0" w:color="000000"/>
-            </w:tcBorders>
-            <w:vAlign w:val="center"/>
-            <w:hideMark/>
-          </w:tcPr>
-          <w:p>
-            <w:pPr>
-              <w:widowControl/>
-              <w:autoSpaceDE/>
-              <w:autoSpaceDN/>
-              <w:rPr>
-                <w:rFonts w:ascii="Times New Roman" w:eastAsia="Times New Roman" w:hAnsi="Times New Roman" w:cs="Times New Roman"/>
-                <w:b/>
-                <w:bCs/>
-                <w:color w:val="000000"/>
-                <w:sz w:val="16"/>
-                <w:szCs w:val="16"/>
-                <w:lang w:eastAsia="tr-TR"/>
-              </w:rPr>
-            </w:pPr>
-            <w:r>
-              <w:rPr>
-                <w:rFonts w:ascii="Times New Roman" w:eastAsia="Times New Roman" w:hAnsi="Times New Roman" w:cs="Times New Roman"/>
-                <w:b/>
-                <w:bCs/>
-                <w:color w:val="000000"/>
-                <w:sz w:val="16"/>
-                <w:szCs w:val="16"/>
-                <w:lang w:eastAsia="tr-TR"/>
-              </w:rPr>
-              <w:t>Kat:</w:t>
-            </w:r>
-          </w:p>
-        </w:tc>
-        <w:tc>
-          <w:tcPr>
-            <w:tcW w:w="1324" w:type="dxa"/>
-            <w:gridSpan w:val="3"/>
-            <w:tcBorders>
-              <w:top w:val="single" w:sz="8" w:space="0" w:color="000000"/>
-              <w:left w:val="nil"/>
-              <w:bottom w:val="single" w:sz="12" w:space="0" w:color="0D0D0D"/>
-              <w:right w:val="single" w:sz="12" w:space="0" w:color="000000"/>
-            </w:tcBorders>
-            <w:vAlign w:val="center"/>
-            <w:hideMark/>
-          </w:tcPr>
-          <w:p>
-            <w:pPr>
-              <w:widowControl/>
-              <w:autoSpaceDE/>
-              <w:autoSpaceDN/>
-              <w:rPr>
-                <w:rFonts w:ascii="Times New Roman" w:eastAsia="Times New Roman" w:hAnsi="Times New Roman" w:cs="Times New Roman"/>
-                <w:color w:val="000000"/>
-                <w:sz w:val="16"/>
-                <w:szCs w:val="16"/>
-                <w:lang w:eastAsia="tr-TR"/>
-              </w:rPr>
-            </w:pPr>
-            <w:r>
-              <w:rPr>
-                <w:rFonts w:ascii="Times New Roman" w:eastAsia="Times New Roman" w:hAnsi="Times New Roman" w:cs="Times New Roman"/>
-                <w:color w:val="000000"/>
-                <w:sz w:val="16"/>
-                <w:szCs w:val="16"/>
-                <w:lang w:eastAsia="tr-TR"/>
-              </w:rPr>
-              <w:t>{{ADDRESS_FLOOR_BUYUK}}</w:t>
-            </w:r>
-          </w:p>
-        </w:tc>
-        <w:tc>
-          <w:tcPr>
-            <w:tcW w:w="1824" w:type="dxa"/>
-            <w:gridSpan w:val="4"/>
-            <w:tcBorders>
-              <w:top w:val="single" w:sz="8" w:space="0" w:color="000000"/>
-              <w:left w:val="nil"/>
-              <w:bottom w:val="single" w:sz="12" w:space="0" w:color="0D0D0D"/>
-              <w:right w:val="single" w:sz="12" w:space="0" w:color="000000"/>
-            </w:tcBorders>
-            <w:vAlign w:val="center"/>
-            <w:hideMark/>
-          </w:tcPr>
-          <w:p>
-            <w:pPr>
-              <w:widowControl/>
-              <w:autoSpaceDE/>
-              <w:autoSpaceDN/>
-              <w:rPr>
-                <w:rFonts w:ascii="Times New Roman" w:eastAsia="Times New Roman" w:hAnsi="Times New Roman" w:cs="Times New Roman"/>
-                <w:b/>
-                <w:bCs/>
-                <w:color w:val="000000"/>
-                <w:sz w:val="16"/>
-                <w:szCs w:val="16"/>
-                <w:lang w:eastAsia="tr-TR"/>
-              </w:rPr>
-            </w:pPr>
-            <w:r>
-              <w:rPr>
-                <w:rFonts w:ascii="Times New Roman" w:eastAsia="Times New Roman" w:hAnsi="Times New Roman" w:cs="Times New Roman"/>
-                <w:b/>
-                <w:bCs/>
-                <w:color w:val="000000"/>
-                <w:sz w:val="16"/>
-                <w:szCs w:val="16"/>
-                <w:lang w:eastAsia="tr-TR"/>
-              </w:rPr>
-              <w:t>Posta Kodu:</w:t>
-            </w:r>
-          </w:p>
-        </w:tc>
-        <w:tc>
-          <w:tcPr>
-            <w:tcW w:w="2563" w:type="dxa"/>
-            <w:gridSpan w:val="4"/>
-            <w:tcBorders>
-              <w:top w:val="single" w:sz="8" w:space="0" w:color="auto"/>
-              <w:left w:val="nil"/>
-              <w:bottom w:val="single" w:sz="8" w:space="0" w:color="auto"/>
-              <w:right w:val="nil"/>
-            </w:tcBorders>
-            <w:vAlign w:val="center"/>
-            <w:hideMark/>
-          </w:tcPr>
-          <w:p>
-            <w:pPr>
-              <w:widowControl/>
-              <w:autoSpaceDE/>
-              <w:autoSpaceDN/>
-              <w:jc w:val="center"/>
-              <w:rPr>
-                <w:rFonts w:ascii="Times New Roman" w:eastAsia="Times New Roman" w:hAnsi="Times New Roman" w:cs="Times New Roman"/>
-                <w:color w:val="000000"/>
-                <w:sz w:val="16"/>
-                <w:szCs w:val="16"/>
-                <w:lang w:eastAsia="tr-TR"/>
-              </w:rPr>
-            </w:pPr>
-            <w:r>
-              <w:rPr>
-                <w:rFonts w:ascii="Times New Roman" w:eastAsia="Times New Roman" w:hAnsi="Times New Roman" w:cs="Times New Roman"/>
-                <w:color w:val="000000"/>
-                <w:sz w:val="16"/>
-                <w:szCs w:val="16"/>
-                <w:lang w:eastAsia="tr-TR"/>
-              </w:rPr>
-              <w:t>{{POSTAL_CODE}}</w:t>
-            </w:r>
-          </w:p>
-        </w:tc>
-      </w:tr>
-      <w:tr>
-        <w:trPr>
-          <w:gridAfter w:val="1"/>
-          <w:wAfter w:w="160" w:type="dxa"/>
-          <w:trHeight w:val="525"/>
-        </w:trPr>
-        <w:tc>
-          <w:tcPr>
-            <w:tcW w:w="3393" w:type="dxa"/>
-            <w:gridSpan w:val="3"/>
-            <w:vMerge w:val="restart"/>
             <w:tcBorders>
               <w:top w:val="single" w:sz="12" w:space="0" w:color="0D0D0D"/>
               <w:left w:val="single" w:sz="8" w:space="0" w:color="auto"/>
               <w:bottom w:val="single" w:sz="12" w:space="0" w:color="0D0D0D"/>
               <w:right w:val="single" w:sz="12" w:space="0" w:color="000000"/>
             </w:tcBorders>
-            <w:shd w:val="clear" w:color="000000" w:fill="156082"/>
-            <w:vAlign w:val="center"/>
-            <w:hideMark/>
-          </w:tcPr>
-          <w:p>
-            <w:pPr>
-              <w:widowControl/>
-              <w:autoSpaceDE/>
-              <w:autoSpaceDN/>
-              <w:jc w:val="center"/>
+            <w:vAlign w:val="center"/>
+            <w:hideMark/>
+          </w:tcPr>
+          <w:p>
+            <w:pPr>
+              <w:widowControl/>
+              <w:autoSpaceDE/>
+              <w:autoSpaceDN/>
               <w:rPr>
                 <w:rFonts w:ascii="Times New Roman" w:eastAsia="Times New Roman" w:hAnsi="Times New Roman" w:cs="Times New Roman"/>
                 <w:b/>
@@ -1737,45 +1755,33 @@
                 <w:lang w:eastAsia="tr-TR"/>
               </w:rPr>
             </w:pPr>
-            <w:r>
-              <w:rPr>
-                <w:rFonts w:ascii="Times New Roman" w:eastAsia="Times New Roman" w:hAnsi="Times New Roman" w:cs="Times New Roman"/>
-                <w:b/>
-                <w:bCs/>
-                <w:color w:val="FFFFFF"/>
-                <w:sz w:val="20"/>
-                <w:szCs w:val="20"/>
-                <w:lang w:eastAsia="tr-TR"/>
-              </w:rPr>
-              <w:t>Taşınmazın Değeri</w:t>
-            </w:r>
           </w:p>
         </w:tc>
         <w:tc>
           <w:tcPr>
             <w:tcW w:w="7370" w:type="dxa"/>
             <w:gridSpan w:val="14"/>
-            <w:tcBorders>
-              <w:top w:val="single" w:sz="12" w:space="0" w:color="0D0D0D"/>
-              <w:left w:val="nil"/>
-              <w:bottom w:val="nil"/>
+            <w:vMerge w:val="restart"/>
+            <w:tcBorders>
+              <w:top w:val="nil"/>
+              <w:left w:val="single" w:sz="12" w:space="0" w:color="000000"/>
+              <w:bottom w:val="single" w:sz="12" w:space="0" w:color="0D0D0D"/>
               <w:right w:val="nil"/>
             </w:tcBorders>
-            <w:shd w:val="clear" w:color="000000" w:fill="156082"/>
-            <w:vAlign w:val="center"/>
-            <w:hideMark/>
-          </w:tcPr>
-          <w:p>
-            <w:pPr>
-              <w:widowControl/>
-              <w:autoSpaceDE/>
-              <w:autoSpaceDN/>
-              <w:ind w:firstLineChars="100" w:firstLine="161"/>
-              <w:rPr>
-                <w:rFonts w:ascii="Times New Roman" w:eastAsia="Times New Roman" w:hAnsi="Times New Roman" w:cs="Times New Roman"/>
-                <w:b/>
-                <w:bCs/>
-                <w:color w:val="FFFFFF"/>
+            <w:shd w:val="clear" w:color="000000" w:fill="FFFFFF"/>
+            <w:vAlign w:val="center"/>
+            <w:hideMark/>
+          </w:tcPr>
+          <w:p>
+            <w:pPr>
+              <w:widowControl/>
+              <w:autoSpaceDE/>
+              <w:autoSpaceDN/>
+              <w:rPr>
+                <w:rFonts w:ascii="Times New Roman" w:eastAsia="Times New Roman" w:hAnsi="Times New Roman" w:cs="Times New Roman"/>
+                <w:b/>
+                <w:bCs/>
+                <w:color w:val="000000"/>
                 <w:sz w:val="16"/>
                 <w:szCs w:val="16"/>
                 <w:lang w:eastAsia="tr-TR"/>
@@ -1786,21 +1792,19 @@
                 <w:rFonts w:ascii="Times New Roman" w:eastAsia="Times New Roman" w:hAnsi="Times New Roman" w:cs="Times New Roman"/>
                 <w:b/>
                 <w:bCs/>
-                <w:color w:val="FFFFFF"/>
+                <w:color w:val="000000"/>
                 <w:sz w:val="16"/>
                 <w:szCs w:val="16"/>
                 <w:lang w:eastAsia="tr-TR"/>
               </w:rPr>
-              <w:t xml:space="preserve">Mevcut Durum Değeri: {{CURRENT_VALUE}} </w:t>
+              <w:t xml:space="preserve">   Acil Satış Değeri: {{CURRENT_URGENT_SALE_VALUE}} TL</w:t>
             </w:r>
           </w:p>
         </w:tc>
       </w:tr>
       <w:tr>
         <w:trPr>
-          <w:gridAfter w:val="1"/>
-          <w:wAfter w:w="160" w:type="dxa"/>
-          <w:trHeight w:val="300"/>
+          <w:trHeight w:val="58"/>
         </w:trPr>
         <w:tc>
           <w:tcPr>
@@ -1837,14 +1841,13 @@
           <w:tcPr>
             <w:tcW w:w="7370" w:type="dxa"/>
             <w:gridSpan w:val="14"/>
-            <w:vMerge w:val="restart"/>
+            <w:vMerge/>
             <w:tcBorders>
               <w:top w:val="nil"/>
               <w:left w:val="single" w:sz="12" w:space="0" w:color="000000"/>
               <w:bottom w:val="single" w:sz="12" w:space="0" w:color="0D0D0D"/>
               <w:right w:val="nil"/>
             </w:tcBorders>
-            <w:shd w:val="clear" w:color="000000" w:fill="FFFFFF"/>
             <w:vAlign w:val="center"/>
             <w:hideMark/>
           </w:tcPr>
@@ -1863,7 +1866,26 @@
                 <w:lang w:eastAsia="tr-TR"/>
               </w:rPr>
             </w:pPr>
-            <w:r>
+          </w:p>
+        </w:tc>
+        <w:tc>
+          <w:tcPr>
+            <w:tcW w:w="160" w:type="dxa"/>
+            <w:tcBorders>
+              <w:top w:val="nil"/>
+              <w:left w:val="nil"/>
+              <w:bottom w:val="nil"/>
+              <w:right w:val="nil"/>
+            </w:tcBorders>
+            <w:noWrap/>
+            <w:vAlign w:val="bottom"/>
+            <w:hideMark/>
+          </w:tcPr>
+          <w:p>
+            <w:pPr>
+              <w:widowControl/>
+              <w:autoSpaceDE/>
+              <w:autoSpaceDN/>
               <w:rPr>
                 <w:rFonts w:ascii="Times New Roman" w:eastAsia="Times New Roman" w:hAnsi="Times New Roman" w:cs="Times New Roman"/>
                 <w:b/>
@@ -1873,8 +1895,120 @@
                 <w:szCs w:val="16"/>
                 <w:lang w:eastAsia="tr-TR"/>
               </w:rPr>
-              <w:t xml:space="preserve">   Acil Satış Değeri: {{CURRENT_URGENT_SALE_VALUE}} TL</w:t>
-            </w:r>
+            </w:pPr>
+          </w:p>
+        </w:tc>
+      </w:tr>
+      <w:tr>
+        <w:trPr>
+          <w:trHeight w:val="330"/>
+        </w:trPr>
+        <w:tc>
+          <w:tcPr>
+            <w:tcW w:w="6376" w:type="dxa"/>
+            <w:gridSpan w:val="9"/>
+            <w:tcBorders>
+              <w:top w:val="single" w:sz="12" w:space="0" w:color="0D0D0D"/>
+              <w:left w:val="single" w:sz="8" w:space="0" w:color="auto"/>
+              <w:bottom w:val="single" w:sz="12" w:space="0" w:color="0D0D0D"/>
+              <w:right w:val="single" w:sz="12" w:space="0" w:color="000000"/>
+            </w:tcBorders>
+            <w:shd w:val="clear" w:color="000000" w:fill="83E28E"/>
+            <w:vAlign w:val="center"/>
+            <w:hideMark/>
+          </w:tcPr>
+          <w:p>
+            <w:pPr>
+              <w:widowControl/>
+              <w:autoSpaceDE/>
+              <w:autoSpaceDN/>
+              <w:jc w:val="center"/>
+              <w:rPr>
+                <w:rFonts w:ascii="Times New Roman" w:eastAsia="Times New Roman" w:hAnsi="Times New Roman" w:cs="Times New Roman"/>
+                <w:b/>
+                <w:bCs/>
+                <w:color w:val="000000"/>
+                <w:sz w:val="18"/>
+                <w:szCs w:val="18"/>
+                <w:lang w:eastAsia="tr-TR"/>
+              </w:rPr>
+            </w:pPr>
+            <w:r>
+              <w:rPr>
+                <w:rFonts w:ascii="Times New Roman" w:eastAsia="Times New Roman" w:hAnsi="Times New Roman" w:cs="Times New Roman"/>
+                <w:b/>
+                <w:bCs/>
+                <w:color w:val="000000"/>
+                <w:sz w:val="18"/>
+                <w:szCs w:val="18"/>
+                <w:lang w:eastAsia="tr-TR"/>
+              </w:rPr>
+              <w:t>Satılabilir (X)</w:t>
+            </w:r>
+          </w:p>
+        </w:tc>
+        <w:tc>
+          <w:tcPr>
+            <w:tcW w:w="4387" w:type="dxa"/>
+            <w:gridSpan w:val="8"/>
+            <w:tcBorders>
+              <w:top w:val="single" w:sz="12" w:space="0" w:color="0D0D0D"/>
+              <w:left w:val="nil"/>
+              <w:bottom w:val="single" w:sz="12" w:space="0" w:color="0D0D0D"/>
+              <w:right w:val="nil"/>
+            </w:tcBorders>
+            <w:shd w:val="clear" w:color="000000" w:fill="DE0000"/>
+            <w:vAlign w:val="center"/>
+            <w:hideMark/>
+          </w:tcPr>
+          <w:p>
+            <w:pPr>
+              <w:widowControl/>
+              <w:autoSpaceDE/>
+              <w:autoSpaceDN/>
+              <w:jc w:val="center"/>
+              <w:rPr>
+                <w:rFonts w:ascii="Times New Roman" w:eastAsia="Times New Roman" w:hAnsi="Times New Roman" w:cs="Times New Roman"/>
+                <w:b/>
+                <w:bCs/>
+                <w:color w:val="FFFFFF"/>
+                <w:sz w:val="18"/>
+                <w:szCs w:val="18"/>
+                <w:lang w:eastAsia="tr-TR"/>
+              </w:rPr>
+            </w:pPr>
+            <w:r>
+              <w:rPr>
+                <w:rFonts w:ascii="Times New Roman" w:eastAsia="Times New Roman" w:hAnsi="Times New Roman" w:cs="Times New Roman"/>
+                <w:b/>
+                <w:bCs/>
+                <w:color w:val="FFFFFF"/>
+                <w:sz w:val="18"/>
+                <w:szCs w:val="18"/>
+                <w:lang w:eastAsia="tr-TR"/>
+              </w:rPr>
+              <w:t>Satışı Güç</w:t>
+            </w:r>
+          </w:p>
+        </w:tc>
+        <w:tc>
+          <w:tcPr>
+            <w:tcW w:w="160" w:type="dxa"/>
+            <w:vAlign w:val="center"/>
+            <w:hideMark/>
+          </w:tcPr>
+          <w:p>
+            <w:pPr>
+              <w:widowControl/>
+              <w:autoSpaceDE/>
+              <w:autoSpaceDN/>
+              <w:rPr>
+                <w:rFonts w:ascii="Times New Roman" w:eastAsia="Times New Roman" w:hAnsi="Times New Roman" w:cs="Times New Roman"/>
+                <w:sz w:val="20"/>
+                <w:szCs w:val="20"/>
+                <w:lang w:eastAsia="tr-TR"/>
+              </w:rPr>
+            </w:pPr>
           </w:p>
         </w:tc>
       </w:tr>
@@ -1886,216 +2020,6 @@
           <w:tcPr>
             <w:tcW w:w="3393" w:type="dxa"/>
             <w:gridSpan w:val="3"/>
-            <w:vMerge/>
-            <w:tcBorders>
-              <w:top w:val="single" w:sz="12" w:space="0" w:color="0D0D0D"/>
-              <w:left w:val="single" w:sz="8" w:space="0" w:color="auto"/>
-              <w:bottom w:val="single" w:sz="12" w:space="0" w:color="0D0D0D"/>
-              <w:right w:val="single" w:sz="12" w:space="0" w:color="000000"/>
-            </w:tcBorders>
-            <w:vAlign w:val="center"/>
-            <w:hideMark/>
-          </w:tcPr>
-          <w:p>
-            <w:pPr>
-              <w:widowControl/>
-              <w:autoSpaceDE/>
-              <w:autoSpaceDN/>
-              <w:rPr>
-                <w:rFonts w:ascii="Times New Roman" w:eastAsia="Times New Roman" w:hAnsi="Times New Roman" w:cs="Times New Roman"/>
-                <w:b/>
-                <w:bCs/>
-                <w:color w:val="FFFFFF"/>
-                <w:sz w:val="20"/>
-                <w:szCs w:val="20"/>
-                <w:lang w:eastAsia="tr-TR"/>
-              </w:rPr>
-            </w:pPr>
-          </w:p>
-        </w:tc>
-        <w:tc>
-          <w:tcPr>
-            <w:tcW w:w="7370" w:type="dxa"/>
-            <w:gridSpan w:val="14"/>
-            <w:vMerge/>
-            <w:tcBorders>
-              <w:top w:val="nil"/>
-              <w:left w:val="single" w:sz="12" w:space="0" w:color="000000"/>
-              <w:bottom w:val="single" w:sz="12" w:space="0" w:color="0D0D0D"/>
-              <w:right w:val="nil"/>
-            </w:tcBorders>
-            <w:vAlign w:val="center"/>
-            <w:hideMark/>
-          </w:tcPr>
-          <w:p>
-            <w:pPr>
-              <w:widowControl/>
-              <w:autoSpaceDE/>
-              <w:autoSpaceDN/>
-              <w:rPr>
-                <w:rFonts w:ascii="Times New Roman" w:eastAsia="Times New Roman" w:hAnsi="Times New Roman" w:cs="Times New Roman"/>
-                <w:b/>
-                <w:bCs/>
-                <w:color w:val="000000"/>
-                <w:sz w:val="16"/>
-                <w:szCs w:val="16"/>
-                <w:lang w:eastAsia="tr-TR"/>
-              </w:rPr>
-            </w:pPr>
-          </w:p>
-        </w:tc>
-        <w:tc>
-          <w:tcPr>
-            <w:tcW w:w="160" w:type="dxa"/>
-            <w:tcBorders>
-              <w:top w:val="nil"/>
-              <w:left w:val="nil"/>
-              <w:bottom w:val="nil"/>
-              <w:right w:val="nil"/>
-            </w:tcBorders>
-            <w:noWrap/>
-            <w:vAlign w:val="bottom"/>
-            <w:hideMark/>
-          </w:tcPr>
-          <w:p>
-            <w:pPr>
-              <w:widowControl/>
-              <w:autoSpaceDE/>
-              <w:autoSpaceDN/>
-              <w:rPr>
-                <w:rFonts w:ascii="Times New Roman" w:eastAsia="Times New Roman" w:hAnsi="Times New Roman" w:cs="Times New Roman"/>
-                <w:b/>
-                <w:bCs/>
-                <w:color w:val="000000"/>
-                <w:sz w:val="16"/>
-                <w:szCs w:val="16"/>
-                <w:lang w:eastAsia="tr-TR"/>
-              </w:rPr>
-            </w:pPr>
-          </w:p>
-        </w:tc>
-      </w:tr>
-      <w:tr>
-        <w:trPr>
-          <w:trHeight w:val="330"/>
-        </w:trPr>
-        <w:tc>
-          <w:tcPr>
-            <w:tcW w:w="6376" w:type="dxa"/>
-            <w:gridSpan w:val="9"/>
-            <w:tcBorders>
-              <w:top w:val="single" w:sz="12" w:space="0" w:color="0D0D0D"/>
-              <w:left w:val="single" w:sz="8" w:space="0" w:color="auto"/>
-              <w:bottom w:val="single" w:sz="12" w:space="0" w:color="0D0D0D"/>
-              <w:right w:val="single" w:sz="12" w:space="0" w:color="000000"/>
-            </w:tcBorders>
-            <w:shd w:val="clear" w:color="000000" w:fill="83E28E"/>
-            <w:vAlign w:val="center"/>
-            <w:hideMark/>
-          </w:tcPr>
-          <w:p>
-            <w:pPr>
-              <w:widowControl/>
-              <w:autoSpaceDE/>
-              <w:autoSpaceDN/>
-              <w:jc w:val="center"/>
-              <w:rPr>
-                <w:rFonts w:ascii="Times New Roman" w:eastAsia="Times New Roman" w:hAnsi="Times New Roman" w:cs="Times New Roman"/>
-                <w:b/>
-                <w:bCs/>
-                <w:color w:val="000000"/>
-                <w:sz w:val="18"/>
-                <w:szCs w:val="18"/>
-                <w:lang w:eastAsia="tr-TR"/>
-              </w:rPr>
-            </w:pPr>
-            <w:r>
-              <w:rPr>
-                <w:rFonts w:ascii="Times New Roman" w:eastAsia="Times New Roman" w:hAnsi="Times New Roman" w:cs="Times New Roman"/>
-                <w:b/>
-                <w:bCs/>
-                <w:color w:val="000000"/>
-                <w:sz w:val="18"/>
-                <w:szCs w:val="18"/>
-                <w:lang w:eastAsia="tr-TR"/>
-              </w:rPr>
-              <w:t xml:space="preserve">Satılabilir (X)</w:t>
-            </w:r>
-          </w:p>
-        </w:tc>
-        <w:tc>
-          <w:tcPr>
-            <w:tcW w:w="4387" w:type="dxa"/>
-            <w:gridSpan w:val="8"/>
-            <w:tcBorders>
-              <w:top w:val="single" w:sz="12" w:space="0" w:color="0D0D0D"/>
-              <w:left w:val="nil"/>
-              <w:bottom w:val="single" w:sz="12" w:space="0" w:color="0D0D0D"/>
-              <w:right w:val="nil"/>
-            </w:tcBorders>
-            <w:shd w:val="clear" w:color="000000" w:fill="DE0000"/>
-            <w:vAlign w:val="center"/>
-            <w:hideMark/>
-          </w:tcPr>
-          <w:p>
-            <w:pPr>
-              <w:widowControl/>
-              <w:autoSpaceDE/>
-              <w:autoSpaceDN/>
-              <w:jc w:val="center"/>
-              <w:rPr>
-                <w:rFonts w:ascii="Times New Roman" w:eastAsia="Times New Roman" w:hAnsi="Times New Roman" w:cs="Times New Roman"/>
-                <w:b/>
-                <w:bCs/>
-                <w:color w:val="FFFFFF"/>
-                <w:sz w:val="18"/>
-                <w:szCs w:val="18"/>
-                <w:lang w:eastAsia="tr-TR"/>
-              </w:rPr>
-            </w:pPr>
-            <w:r>
-              <w:rPr>
-                <w:rFonts w:ascii="Times New Roman" w:eastAsia="Times New Roman" w:hAnsi="Times New Roman" w:cs="Times New Roman"/>
-                <w:b/>
-                <w:bCs/>
-                <w:color w:val="FFFFFF"/>
-                <w:sz w:val="18"/>
-                <w:szCs w:val="18"/>
-                <w:lang w:eastAsia="tr-TR"/>
-              </w:rPr>
-              <w:t>Satışı Güç</w:t>
-            </w:r>
-          </w:p>
-        </w:tc>
-        <w:tc>
-          <w:tcPr>
-            <w:tcW w:w="160" w:type="dxa"/>
-            <w:vAlign w:val="center"/>
-            <w:hideMark/>
-          </w:tcPr>
-          <w:p>
-            <w:pPr>
-              <w:widowControl/>
-              <w:autoSpaceDE/>
-              <w:autoSpaceDN/>
-              <w:rPr>
-                <w:rFonts w:ascii="Times New Roman" w:eastAsia="Times New Roman" w:hAnsi="Times New Roman" w:cs="Times New Roman"/>
-                <w:sz w:val="20"/>
-                <w:szCs w:val="20"/>
-                <w:lang w:eastAsia="tr-TR"/>
-              </w:rPr>
-            </w:pPr>
-          </w:p>
-        </w:tc>
-      </w:tr>
-      <w:tr>
-        <w:trPr>
-          <w:trHeight w:val="315"/>
-        </w:trPr>
-        <w:tc>
-          <w:tcPr>
-            <w:tcW w:w="3393" w:type="dxa"/>
-            <w:gridSpan w:val="3"/>
             <w:tcBorders>
               <w:top w:val="single" w:sz="12" w:space="0" w:color="0D0D0D"/>
               <w:left w:val="single" w:sz="8" w:space="0" w:color="auto"/>
@@ -2217,7 +2141,7 @@
                 <w:szCs w:val="18"/>
                 <w:lang w:eastAsia="tr-TR"/>
               </w:rPr>
-              <w:t xml:space="preserve">Mevcut Durum Değeri: {{TOTAL_CURRENT_AREA}} m2 x {{CURRENT_VALUE_UNİT}} TL/m2 = {{CURRENT_VALUE}}</w:t>
+              <w:t>Mevcut Durum Değeri: {{TOTAL_CURRENT_AREA}} m2 x {{CURRENT_VALUE_UNİT}} TL/m2 = {{CURRENT_VALUE}}</w:t>
             </w:r>
           </w:p>
         </w:tc>
@@ -3880,7 +3804,7 @@
                 <w:szCs w:val="16"/>
                 <w:lang w:eastAsia="tr-TR"/>
               </w:rPr>
-              <w:t xml:space="preserve">{{TİTLE_BLOCK_NAME}} / {{TİTLE_ENTRANCE}} / {{TİTLE_FLOOR}}</w:t>
+              <w:t>{{TİTLE_BLOCK_NAME}} / {{TİTLE_ENTRANCE}} / {{TİTLE_FLOOR}}</w:t>
             </w:r>
           </w:p>
         </w:tc>
@@ -5470,7 +5394,7 @@
                 <w:szCs w:val="16"/>
                 <w:lang w:eastAsia="tr-TR"/>
               </w:rPr>
-              <w:t xml:space="preserve">{{SHARE}} / {{DENOMİNATOR}}</w:t>
+              <w:t>{{SHARE}} / {{DENOMİNATOR}}</w:t>
             </w:r>
           </w:p>
         </w:tc>
@@ -5540,7 +5464,7 @@
                 <w:szCs w:val="16"/>
                 <w:lang w:eastAsia="tr-TR"/>
               </w:rPr>
-              <w:t xml:space="preserve">{{CARPARK}} {{SOCİAL_FACİLİTİES}}</w:t>
+              <w:t>{{CARPARK}} {{SOCİAL_FACİLİTİES}}</w:t>
             </w:r>
           </w:p>
         </w:tc>
@@ -5978,17 +5902,6 @@
                 <w:rFonts w:ascii="Times New Roman" w:eastAsia="Times New Roman" w:hAnsi="Times New Roman" w:cs="Times New Roman"/>
                 <w:caps/>
                 <w:color w:val="000000"/>
-                <w:sz w:val="14"/>
-                <w:szCs w:val="14"/>
-                <w:lang w:eastAsia="tr-TR"/>
-              </w:rPr>
-              <w:t/>
-            </w:r>
-            <w:r>
-              <w:rPr>
-                <w:rFonts w:ascii="Times New Roman" w:eastAsia="Times New Roman" w:hAnsi="Times New Roman" w:cs="Times New Roman"/>
-                <w:caps/>
-                <w:color w:val="000000"/>
                 <w:sz w:val="18"/>
                 <w:szCs w:val="18"/>
                 <w:lang w:eastAsia="tr-TR"/>
@@ -6147,7 +6060,6 @@
                 <w:szCs w:val="16"/>
                 <w:lang w:eastAsia="tr-TR"/>
               </w:rPr>
-              <w:lastRenderedPageBreak/>
               <w:t>Taşınmaz Tipi</w:t>
             </w:r>
           </w:p>
@@ -6263,17 +6175,6 @@
                 <w:lang w:eastAsia="tr-TR"/>
               </w:rPr>
             </w:pPr>
-            <w:r>
-              <w:rPr>
-                <w:rFonts w:ascii="Times New Roman" w:eastAsia="Times New Roman" w:hAnsi="Times New Roman" w:cs="Times New Roman"/>
-                <w:caps/>
-                <w:color w:val="000000"/>
-                <w:sz w:val="16"/>
-                <w:szCs w:val="16"/>
-                <w:lang w:eastAsia="tr-TR"/>
-              </w:rPr>
-              <w:t/>
-            </w:r>
             <w:r>
               <w:rPr>
                 <w:rFonts w:ascii="Times New Roman" w:eastAsia="Times New Roman" w:hAnsi="Times New Roman" w:cs="Times New Roman"/>
@@ -6437,6 +6338,7 @@
                 <w:szCs w:val="16"/>
                 <w:lang w:eastAsia="tr-TR"/>
               </w:rPr>
+              <w:lastRenderedPageBreak/>
               <w:t>Projesinde Oda Planlaması</w:t>
             </w:r>
           </w:p>
@@ -8765,16 +8667,7 @@
                 <w:spacing w:val="-10"/>
                 <w:sz w:val="16"/>
               </w:rPr>
-              <w:t>:</w:t>
-            </w:r>
-            <w:r>
-              <w:rPr>
-                <w:b/>
-                <w:i/>
-                <w:spacing w:val="-10"/>
-                <w:sz w:val="16"/>
-              </w:rPr>
-              <w:t xml:space="preserve">  </w:t>
+              <w:t xml:space="preserve">:  </w:t>
             </w:r>
             <w:r>
               <w:rPr>
@@ -9272,15 +9165,7 @@
                 <w:spacing w:val="-2"/>
                 <w:sz w:val="12"/>
               </w:rPr>
-              <w:t xml:space="preserve"> </w:t>
-            </w:r>
-            <w:r>
-              <w:rPr>
-                <w:b/>
-                <w:spacing w:val="-2"/>
-                <w:sz w:val="12"/>
-              </w:rPr>
-              <w:t>{{KULLANICI_AD_SOYAD}}</w:t>
+              <w:t xml:space="preserve"> {{KULLANICI_AD_SOYAD}}</w:t>
             </w:r>
           </w:p>
           <w:p>
@@ -14209,7 +14094,7 @@
             </w:pPr>
             <w:bookmarkStart w:id="0" w:name="_Toc221099454"/>
             <w:r>
-              <w:t xml:space="preserve">1. Gayrimenkul İle İlgili Bilgiler</w:t>
+              <w:t>1. Gayrimenkul İle İlgili Bilgiler</w:t>
             </w:r>
             <w:bookmarkEnd w:id="0"/>
           </w:p>
@@ -16141,7 +16026,7 @@
                 <w:szCs w:val="16"/>
                 <w:lang w:eastAsia="tr-TR"/>
               </w:rPr>
-              <w:t xml:space="preserve">{{TİTLE_BLOCK_NAME}} / {{TİTLE_ENTRANCE}} / {{TİTLE_FLOOR}}</w:t>
+              <w:t>{{TİTLE_BLOCK_NAME}} / {{TİTLE_ENTRANCE}} / {{TİTLE_FLOOR}}</w:t>
             </w:r>
             <w:r>
               <w:rPr>
@@ -16256,7 +16141,7 @@
                 <w:szCs w:val="16"/>
                 <w:lang w:eastAsia="tr-TR"/>
               </w:rPr>
-              <w:t xml:space="preserve">{{SHARE}} / {{DENOMİNATOR}}</w:t>
+              <w:t>{{SHARE}} / {{DENOMİNATOR}}</w:t>
             </w:r>
           </w:p>
         </w:tc>
@@ -16797,7 +16682,7 @@
               <w:rPr>
                 <w:lang w:eastAsia="tr-TR"/>
               </w:rPr>
-              <w:t xml:space="preserve">1.2. Takyidat Bilgileri Ve Uzman Yorumu</w:t>
+              <w:t>1.2. Takyidat Bilgileri Ve Uzman Yorumu</w:t>
             </w:r>
             <w:bookmarkEnd w:id="2"/>
           </w:p>
@@ -17491,7 +17376,7 @@
                 <w:szCs w:val="18"/>
                 <w:lang w:eastAsia="tr-TR"/>
               </w:rPr>
-              <w:t xml:space="preserve">Uzman Yorumu :</w:t>
+              <w:t>Uzman Yorumu :</w:t>
             </w:r>
           </w:p>
         </w:tc>
@@ -18762,7 +18647,7 @@
               <w:rPr>
                 <w:lang w:eastAsia="tr-TR"/>
               </w:rPr>
-              <w:t xml:space="preserve">1.5. Belediye İnceleme Bilgileri Ve Uzman Yorumu</w:t>
+              <w:t>1.5. Belediye İnceleme Bilgileri Ve Uzman Yorumu</w:t>
             </w:r>
             <w:bookmarkEnd w:id="5"/>
             <w:bookmarkEnd w:id="6"/>
@@ -19286,7 +19171,7 @@
               <w:rPr>
                 <w:lang w:eastAsia="tr-TR"/>
               </w:rPr>
-              <w:t xml:space="preserve">2. Gayrimenkulün Konumu – Özellikleri Ve Çevresi</w:t>
+              <w:t>2. Gayrimenkulün Konumu – Özellikleri Ve Çevresi</w:t>
             </w:r>
             <w:bookmarkEnd w:id="7"/>
             <w:bookmarkEnd w:id="8"/>
@@ -21464,7 +21349,7 @@
               <w:rPr>
                 <w:lang w:eastAsia="tr-TR"/>
               </w:rPr>
-              <w:t xml:space="preserve">4. Taşınmazın Konum Krokisi Ve Emsal Taşınmazlar</w:t>
+              <w:t>4. Taşınmazın Konum Krokisi Ve Emsal Taşınmazlar</w:t>
             </w:r>
             <w:bookmarkEnd w:id="16"/>
             <w:bookmarkEnd w:id="17"/>
@@ -21655,7 +21540,7 @@
                 <w:sz w:val="18"/>
                 <w:lang w:eastAsia="tr-TR"/>
               </w:rPr>
-              <w:t xml:space="preserve">{{EMSAL_1_EMSAL_DURUMU}} {{EMSAL_1_EMSAL_NİTELİĞİ}}</w:t>
+              <w:t>{{EMSAL_1_EMSAL_DURUMU}} {{EMSAL_1_EMSAL_NİTELİĞİ}}</w:t>
             </w:r>
           </w:p>
         </w:tc>
@@ -21753,7 +21638,7 @@
                 <w:sz w:val="18"/>
                 <w:lang w:eastAsia="tr-TR"/>
               </w:rPr>
-              <w:t xml:space="preserve">{{EMSAL_1_İRTİBAT}} / {{EMSAL_1_TELEFON}}</w:t>
+              <w:t>{{EMSAL_1_İRTİBAT}} / {{EMSAL_1_TELEFON}}</w:t>
             </w:r>
           </w:p>
         </w:tc>
@@ -21954,7 +21839,7 @@
                 <w:sz w:val="18"/>
                 <w:lang w:eastAsia="tr-TR"/>
               </w:rPr>
-              <w:t xml:space="preserve">{{EMSAL_1_DÜZELTİLMİŞ_ALAN}} m2</w:t>
+              <w:t>{{EMSAL_1_DÜZELTİLMİŞ_ALAN}} m2</w:t>
             </w:r>
           </w:p>
         </w:tc>
@@ -22032,7 +21917,7 @@
                 <w:sz w:val="18"/>
                 <w:lang w:eastAsia="tr-TR"/>
               </w:rPr>
-              <w:t xml:space="preserve">{{EMSAL_1_PAZARLIKLI_DEĞER}} TL</w:t>
+              <w:t>{{EMSAL_1_PAZARLIKLI_DEĞER}} TL</w:t>
             </w:r>
           </w:p>
         </w:tc>
@@ -22420,7 +22305,7 @@
                 <w:sz w:val="18"/>
                 <w:lang w:eastAsia="tr-TR"/>
               </w:rPr>
-              <w:t xml:space="preserve">{{EMSAL_2_EMSAL_DURUMU}} {{EMSAL_2_EMSAL_NİTELİĞİ}}</w:t>
+              <w:t>{{EMSAL_2_EMSAL_DURUMU}} {{EMSAL_2_EMSAL_NİTELİĞİ}}</w:t>
             </w:r>
           </w:p>
         </w:tc>
@@ -22520,7 +22405,7 @@
                 <w:sz w:val="18"/>
                 <w:lang w:eastAsia="tr-TR"/>
               </w:rPr>
-              <w:t xml:space="preserve">{{EMSAL_2_İRTİBAT}} / {{EMSAL_2_TELEFON}}</w:t>
+              <w:t>{{EMSAL_2_İRTİBAT}} / {{EMSAL_2_TELEFON}}</w:t>
             </w:r>
           </w:p>
         </w:tc>
@@ -22724,7 +22609,7 @@
                 <w:sz w:val="18"/>
                 <w:lang w:eastAsia="tr-TR"/>
               </w:rPr>
-              <w:t xml:space="preserve">{{EMSAL_2_DÜZELTİLMİŞ_ALAN}} m2</w:t>
+              <w:t>{{EMSAL_2_DÜZELTİLMİŞ_ALAN}} m2</w:t>
             </w:r>
           </w:p>
         </w:tc>
@@ -22802,7 +22687,7 @@
                 <w:sz w:val="18"/>
                 <w:lang w:eastAsia="tr-TR"/>
               </w:rPr>
-              <w:t xml:space="preserve">{{EMSAL_2_PAZARLIKLI_DEĞER}} TL</w:t>
+              <w:t>{{EMSAL_2_PAZARLIKLI_DEĞER}} TL</w:t>
             </w:r>
           </w:p>
         </w:tc>
@@ -23190,7 +23075,7 @@
                 <w:sz w:val="18"/>
                 <w:lang w:eastAsia="tr-TR"/>
               </w:rPr>
-              <w:t xml:space="preserve">{{EMSAL_3_EMSAL_DURUMU}} {{EMSAL_3_EMSAL_NİTELİĞİ}}</w:t>
+              <w:t>{{EMSAL_3_EMSAL_DURUMU}} {{EMSAL_3_EMSAL_NİTELİĞİ}}</w:t>
             </w:r>
           </w:p>
         </w:tc>
@@ -23290,7 +23175,7 @@
                 <w:sz w:val="18"/>
                 <w:lang w:eastAsia="tr-TR"/>
               </w:rPr>
-              <w:t xml:space="preserve">{{EMSAL_3_İRTİBAT}} / {{EMSAL_3_TELEFON}}</w:t>
+              <w:t>{{EMSAL_3_İRTİBAT}} / {{EMSAL_3_TELEFON}}</w:t>
             </w:r>
           </w:p>
         </w:tc>
@@ -23492,7 +23377,7 @@
                 <w:sz w:val="18"/>
                 <w:lang w:eastAsia="tr-TR"/>
               </w:rPr>
-              <w:t xml:space="preserve">{{EMSAL_3_DÜZELTİLMİŞ_ALAN}} m2</w:t>
+              <w:t>{{EMSAL_3_DÜZELTİLMİŞ_ALAN}} m2</w:t>
             </w:r>
           </w:p>
         </w:tc>
@@ -23570,7 +23455,7 @@
                 <w:sz w:val="18"/>
                 <w:lang w:eastAsia="tr-TR"/>
               </w:rPr>
-              <w:t xml:space="preserve">{{EMSAL_3_PAZARLIKLI_DEĞER}} TL</w:t>
+              <w:t>{{EMSAL_3_PAZARLIKLI_DEĞER}} TL</w:t>
             </w:r>
           </w:p>
         </w:tc>
@@ -23958,7 +23843,7 @@
                 <w:sz w:val="18"/>
                 <w:lang w:eastAsia="tr-TR"/>
               </w:rPr>
-              <w:t xml:space="preserve">{{EMSAL_4_EMSAL_DURUMU}} {{EMSAL_4_EMSAL_NİTELİĞİ}}</w:t>
+              <w:t>{{EMSAL_4_EMSAL_DURUMU}} {{EMSAL_4_EMSAL_NİTELİĞİ}}</w:t>
             </w:r>
           </w:p>
         </w:tc>
@@ -24058,7 +23943,7 @@
                 <w:sz w:val="18"/>
                 <w:lang w:eastAsia="tr-TR"/>
               </w:rPr>
-              <w:t xml:space="preserve">{{EMSAL_4_İRTİBAT}} / {{EMSAL_4_TELEFON}}</w:t>
+              <w:t>{{EMSAL_4_İRTİBAT}} / {{EMSAL_4_TELEFON}}</w:t>
             </w:r>
           </w:p>
         </w:tc>
@@ -24288,7 +24173,7 @@
                 <w:sz w:val="18"/>
                 <w:lang w:eastAsia="tr-TR"/>
               </w:rPr>
-              <w:t xml:space="preserve">{{EMSAL_4_DÜZELTİLMİŞ_ALAN}} m2</w:t>
+              <w:t>{{EMSAL_4_DÜZELTİLMİŞ_ALAN}} m2</w:t>
             </w:r>
           </w:p>
         </w:tc>
@@ -24364,7 +24249,7 @@
                 <w:sz w:val="18"/>
                 <w:lang w:eastAsia="tr-TR"/>
               </w:rPr>
-              <w:t xml:space="preserve">{{EMSAL_4_PAZARLIKLI_DEĞER}} TL</w:t>
+              <w:t>{{EMSAL_4_PAZARLIKLI_DEĞER}} TL</w:t>
             </w:r>
           </w:p>
         </w:tc>
@@ -24523,8 +24408,8 @@
     </w:p>
     <w:tbl>
       <w:tblPr>
-        <w:tblW w:w="10488" w:type="dxa"/>
-        <w:tblInd w:w="132" w:type="dxa"/>
+        <w:tblW w:w="10950" w:type="dxa"/>
+        <w:tblInd w:w="-10" w:type="dxa"/>
         <w:tblCellMar>
           <w:left w:w="70" w:type="dxa"/>
           <w:right w:w="70" w:type="dxa"/>
@@ -24532,12 +24417,12 @@
         <w:tblLook w:val="04A0" w:firstRow="1" w:lastRow="0" w:firstColumn="1" w:lastColumn="0" w:noHBand="0" w:noVBand="1"/>
       </w:tblPr>
       <w:tblGrid>
-        <w:gridCol w:w="1739"/>
-        <w:gridCol w:w="1072"/>
+        <w:gridCol w:w="2186"/>
+        <w:gridCol w:w="967"/>
         <w:gridCol w:w="2107"/>
         <w:gridCol w:w="2215"/>
-        <w:gridCol w:w="1541"/>
-        <w:gridCol w:w="1654"/>
+        <w:gridCol w:w="1370"/>
+        <w:gridCol w:w="1945"/>
         <w:gridCol w:w="160"/>
       </w:tblGrid>
       <w:tr>
@@ -24548,7 +24433,7 @@
         </w:trPr>
         <w:tc>
           <w:tcPr>
-            <w:tcW w:w="10328" w:type="dxa"/>
+            <w:tcW w:w="10790" w:type="dxa"/>
             <w:gridSpan w:val="6"/>
             <w:tcBorders>
               <w:top w:val="single" w:sz="8" w:space="0" w:color="auto"/>
@@ -24588,7 +24473,7 @@
         </w:trPr>
         <w:tc>
           <w:tcPr>
-            <w:tcW w:w="10328" w:type="dxa"/>
+            <w:tcW w:w="10790" w:type="dxa"/>
             <w:gridSpan w:val="6"/>
             <w:tcBorders>
               <w:top w:val="single" w:sz="8" w:space="0" w:color="auto"/>
@@ -24630,7 +24515,7 @@
         </w:trPr>
         <w:tc>
           <w:tcPr>
-            <w:tcW w:w="10328" w:type="dxa"/>
+            <w:tcW w:w="10790" w:type="dxa"/>
             <w:gridSpan w:val="6"/>
             <w:tcBorders>
               <w:top w:val="single" w:sz="8" w:space="0" w:color="auto"/>
@@ -24674,7 +24559,7 @@
         </w:trPr>
         <w:tc>
           <w:tcPr>
-            <w:tcW w:w="10328" w:type="dxa"/>
+            <w:tcW w:w="10790" w:type="dxa"/>
             <w:gridSpan w:val="6"/>
             <w:tcBorders>
               <w:top w:val="nil"/>
@@ -24716,7 +24601,7 @@
         </w:trPr>
         <w:tc>
           <w:tcPr>
-            <w:tcW w:w="10328" w:type="dxa"/>
+            <w:tcW w:w="10790" w:type="dxa"/>
             <w:gridSpan w:val="6"/>
             <w:tcBorders>
               <w:top w:val="single" w:sz="12" w:space="0" w:color="000000"/>
@@ -24761,7 +24646,7 @@
         </w:trPr>
         <w:tc>
           <w:tcPr>
-            <w:tcW w:w="10328" w:type="dxa"/>
+            <w:tcW w:w="10790" w:type="dxa"/>
             <w:gridSpan w:val="6"/>
             <w:tcBorders>
               <w:top w:val="single" w:sz="12" w:space="0" w:color="000000"/>
@@ -24803,7 +24688,7 @@
         </w:trPr>
         <w:tc>
           <w:tcPr>
-            <w:tcW w:w="10328" w:type="dxa"/>
+            <w:tcW w:w="10790" w:type="dxa"/>
             <w:gridSpan w:val="6"/>
             <w:tcBorders>
               <w:top w:val="single" w:sz="12" w:space="0" w:color="000000"/>
@@ -24835,7 +24720,7 @@
                 <w:sz w:val="18"/>
                 <w:lang w:eastAsia="tr-TR"/>
               </w:rPr>
-              <w:t xml:space="preserve"> Konu gayrimenkulün değerlemesinde {{VALUATİON_METHOD}} kullanılmıştır.</w:t>
+              <w:t> Konu gayrimenkulün değerlemesinde {{VALUATİON_METHOD}} kullanılmıştır.</w:t>
             </w:r>
           </w:p>
         </w:tc>
@@ -24848,7 +24733,7 @@
         </w:trPr>
         <w:tc>
           <w:tcPr>
-            <w:tcW w:w="10328" w:type="dxa"/>
+            <w:tcW w:w="10790" w:type="dxa"/>
             <w:gridSpan w:val="6"/>
             <w:tcBorders>
               <w:top w:val="single" w:sz="12" w:space="0" w:color="000000"/>
@@ -24890,7 +24775,7 @@
         </w:trPr>
         <w:tc>
           <w:tcPr>
-            <w:tcW w:w="6738" w:type="dxa"/>
+            <w:tcW w:w="7475" w:type="dxa"/>
             <w:gridSpan w:val="4"/>
             <w:tcBorders>
               <w:top w:val="single" w:sz="12" w:space="0" w:color="000000"/>
@@ -24941,7 +24826,7 @@
         </w:tc>
         <w:tc>
           <w:tcPr>
-            <w:tcW w:w="3590" w:type="dxa"/>
+            <w:tcW w:w="3315" w:type="dxa"/>
             <w:gridSpan w:val="2"/>
             <w:tcBorders>
               <w:top w:val="single" w:sz="12" w:space="0" w:color="000000"/>
@@ -24986,7 +24871,7 @@
         </w:trPr>
         <w:tc>
           <w:tcPr>
-            <w:tcW w:w="2196" w:type="dxa"/>
+            <w:tcW w:w="2186" w:type="dxa"/>
             <w:vMerge w:val="restart"/>
             <w:tcBorders>
               <w:top w:val="single" w:sz="12" w:space="0" w:color="000000"/>
@@ -25029,7 +24914,7 @@
         </w:tc>
         <w:tc>
           <w:tcPr>
-            <w:tcW w:w="8132" w:type="dxa"/>
+            <w:tcW w:w="8604" w:type="dxa"/>
             <w:gridSpan w:val="5"/>
             <w:vMerge w:val="restart"/>
             <w:tcBorders>
@@ -25130,7 +25015,7 @@
                 <w:szCs w:val="18"/>
                 <w:lang w:eastAsia="tr-TR"/>
               </w:rPr>
-              <w:t xml:space="preserve">Mevcut Durum Değeri: {{TOTAL_CURRENT_AREA}} m2 x {{CURRENT_VALUE_UNİT}} TL/m2 = {{CURRENT_VALUE}}</w:t>
+              <w:t>Mevcut Durum Değeri: {{TOTAL_CURRENT_AREA}} m2 x {{CURRENT_VALUE_UNİT}} TL/m2 = {{CURRENT_VALUE}}</w:t>
             </w:r>
           </w:p>
         </w:tc>
@@ -25141,7 +25026,7 @@
         </w:trPr>
         <w:tc>
           <w:tcPr>
-            <w:tcW w:w="2196" w:type="dxa"/>
+            <w:tcW w:w="2186" w:type="dxa"/>
             <w:vMerge/>
             <w:tcBorders>
               <w:top w:val="single" w:sz="12" w:space="0" w:color="000000"/>
@@ -25171,7 +25056,7 @@
         </w:tc>
         <w:tc>
           <w:tcPr>
-            <w:tcW w:w="8132" w:type="dxa"/>
+            <w:tcW w:w="8604" w:type="dxa"/>
             <w:gridSpan w:val="5"/>
             <w:vMerge/>
             <w:tcBorders>
@@ -25233,7 +25118,7 @@
         </w:trPr>
         <w:tc>
           <w:tcPr>
-            <w:tcW w:w="10328" w:type="dxa"/>
+            <w:tcW w:w="10790" w:type="dxa"/>
             <w:gridSpan w:val="6"/>
             <w:tcBorders>
               <w:top w:val="single" w:sz="12" w:space="0" w:color="000000"/>
@@ -25293,7 +25178,7 @@
         </w:trPr>
         <w:tc>
           <w:tcPr>
-            <w:tcW w:w="3802" w:type="dxa"/>
+            <w:tcW w:w="3153" w:type="dxa"/>
             <w:gridSpan w:val="2"/>
             <w:tcBorders>
               <w:top w:val="single" w:sz="12" w:space="0" w:color="000000"/>
@@ -25334,7 +25219,7 @@
         </w:tc>
         <w:tc>
           <w:tcPr>
-            <w:tcW w:w="1752" w:type="dxa"/>
+            <w:tcW w:w="2107" w:type="dxa"/>
             <w:tcBorders>
               <w:top w:val="single" w:sz="8" w:space="0" w:color="auto"/>
               <w:left w:val="single" w:sz="8" w:space="0" w:color="auto"/>
@@ -25372,7 +25257,7 @@
         </w:tc>
         <w:tc>
           <w:tcPr>
-            <w:tcW w:w="1184" w:type="dxa"/>
+            <w:tcW w:w="2215" w:type="dxa"/>
             <w:tcBorders>
               <w:top w:val="single" w:sz="8" w:space="0" w:color="auto"/>
               <w:left w:val="nil"/>
@@ -25420,7 +25305,7 @@
         </w:tc>
         <w:tc>
           <w:tcPr>
-            <w:tcW w:w="1879" w:type="dxa"/>
+            <w:tcW w:w="1370" w:type="dxa"/>
             <w:tcBorders>
               <w:top w:val="nil"/>
               <w:left w:val="nil"/>
@@ -25460,7 +25345,7 @@
         </w:tc>
         <w:tc>
           <w:tcPr>
-            <w:tcW w:w="1711" w:type="dxa"/>
+            <w:tcW w:w="1945" w:type="dxa"/>
             <w:tcBorders>
               <w:top w:val="nil"/>
               <w:left w:val="nil"/>
@@ -25522,7 +25407,7 @@
         </w:trPr>
         <w:tc>
           <w:tcPr>
-            <w:tcW w:w="3802" w:type="dxa"/>
+            <w:tcW w:w="3153" w:type="dxa"/>
             <w:gridSpan w:val="2"/>
             <w:tcBorders>
               <w:top w:val="single" w:sz="12" w:space="0" w:color="000000"/>
@@ -25563,7 +25448,7 @@
         </w:tc>
         <w:tc>
           <w:tcPr>
-            <w:tcW w:w="1752" w:type="dxa"/>
+            <w:tcW w:w="2107" w:type="dxa"/>
             <w:tcBorders>
               <w:top w:val="nil"/>
               <w:left w:val="single" w:sz="8" w:space="0" w:color="auto"/>
@@ -25613,7 +25498,7 @@
         </w:tc>
         <w:tc>
           <w:tcPr>
-            <w:tcW w:w="1184" w:type="dxa"/>
+            <w:tcW w:w="2215" w:type="dxa"/>
             <w:tcBorders>
               <w:top w:val="nil"/>
               <w:left w:val="nil"/>
@@ -25651,7 +25536,7 @@
         </w:tc>
         <w:tc>
           <w:tcPr>
-            <w:tcW w:w="1879" w:type="dxa"/>
+            <w:tcW w:w="1370" w:type="dxa"/>
             <w:tcBorders>
               <w:top w:val="nil"/>
               <w:left w:val="nil"/>
@@ -25691,7 +25576,7 @@
         </w:tc>
         <w:tc>
           <w:tcPr>
-            <w:tcW w:w="1711" w:type="dxa"/>
+            <w:tcW w:w="1945" w:type="dxa"/>
             <w:tcBorders>
               <w:top w:val="nil"/>
               <w:left w:val="nil"/>
@@ -25753,7 +25638,7 @@
         </w:trPr>
         <w:tc>
           <w:tcPr>
-            <w:tcW w:w="3802" w:type="dxa"/>
+            <w:tcW w:w="3153" w:type="dxa"/>
             <w:gridSpan w:val="2"/>
             <w:tcBorders>
               <w:top w:val="single" w:sz="8" w:space="0" w:color="auto"/>
@@ -25794,7 +25679,7 @@
         </w:tc>
         <w:tc>
           <w:tcPr>
-            <w:tcW w:w="1752" w:type="dxa"/>
+            <w:tcW w:w="2107" w:type="dxa"/>
             <w:tcBorders>
               <w:top w:val="nil"/>
               <w:left w:val="nil"/>
@@ -25832,7 +25717,7 @@
         </w:tc>
         <w:tc>
           <w:tcPr>
-            <w:tcW w:w="1184" w:type="dxa"/>
+            <w:tcW w:w="2215" w:type="dxa"/>
             <w:tcBorders>
               <w:top w:val="nil"/>
               <w:left w:val="nil"/>
@@ -25880,7 +25765,7 @@
         </w:tc>
         <w:tc>
           <w:tcPr>
-            <w:tcW w:w="1879" w:type="dxa"/>
+            <w:tcW w:w="1370" w:type="dxa"/>
             <w:tcBorders>
               <w:top w:val="nil"/>
               <w:left w:val="nil"/>
@@ -25920,7 +25805,7 @@
         </w:tc>
         <w:tc>
           <w:tcPr>
-            <w:tcW w:w="1711" w:type="dxa"/>
+            <w:tcW w:w="1945" w:type="dxa"/>
             <w:tcBorders>
               <w:top w:val="nil"/>
               <w:left w:val="nil"/>
@@ -25982,7 +25867,7 @@
         </w:trPr>
         <w:tc>
           <w:tcPr>
-            <w:tcW w:w="3802" w:type="dxa"/>
+            <w:tcW w:w="3153" w:type="dxa"/>
             <w:gridSpan w:val="2"/>
             <w:tcBorders>
               <w:top w:val="single" w:sz="8" w:space="0" w:color="auto"/>
@@ -26024,7 +25909,7 @@
         </w:tc>
         <w:tc>
           <w:tcPr>
-            <w:tcW w:w="6526" w:type="dxa"/>
+            <w:tcW w:w="7637" w:type="dxa"/>
             <w:gridSpan w:val="4"/>
             <w:tcBorders>
               <w:top w:val="single" w:sz="8" w:space="0" w:color="auto"/>
@@ -26085,7 +25970,7 @@
         </w:trPr>
         <w:tc>
           <w:tcPr>
-            <w:tcW w:w="10328" w:type="dxa"/>
+            <w:tcW w:w="10790" w:type="dxa"/>
             <w:gridSpan w:val="6"/>
             <w:tcBorders>
               <w:top w:val="single" w:sz="8" w:space="0" w:color="auto"/>
@@ -26145,7 +26030,7 @@
         </w:trPr>
         <w:tc>
           <w:tcPr>
-            <w:tcW w:w="10328" w:type="dxa"/>
+            <w:tcW w:w="10790" w:type="dxa"/>
             <w:gridSpan w:val="6"/>
             <w:tcBorders>
               <w:top w:val="single" w:sz="8" w:space="0" w:color="auto"/>
@@ -26245,7 +26130,7 @@
                 <w:szCs w:val="18"/>
                 <w:lang w:eastAsia="tr-TR"/>
               </w:rPr>
-              <w:t xml:space="preserve">Mevcut Durum Değeri: {{TOTAL_CURRENT_AREA}} m2 x {{CURRENT_VALUE_UNİT}} TL/m2 = {{CURRENT_VALUE}}</w:t>
+              <w:t>Mevcut Durum Değeri: {{TOTAL_CURRENT_AREA}} m2 x {{CURRENT_VALUE_UNİT}} TL/m2 = {{CURRENT_VALUE}}</w:t>
             </w:r>
           </w:p>
         </w:tc>
@@ -26276,7 +26161,7 @@
         </w:trPr>
         <w:tc>
           <w:tcPr>
-            <w:tcW w:w="10328" w:type="dxa"/>
+            <w:tcW w:w="10790" w:type="dxa"/>
             <w:gridSpan w:val="6"/>
             <w:tcBorders>
               <w:top w:val="single" w:sz="12" w:space="0" w:color="000000"/>
@@ -26334,7 +26219,7 @@
         </w:trPr>
         <w:tc>
           <w:tcPr>
-            <w:tcW w:w="5554" w:type="dxa"/>
+            <w:tcW w:w="5260" w:type="dxa"/>
             <w:gridSpan w:val="3"/>
             <w:tcBorders>
               <w:top w:val="single" w:sz="12" w:space="0" w:color="000000"/>
@@ -26375,7 +26260,7 @@
         </w:tc>
         <w:tc>
           <w:tcPr>
-            <w:tcW w:w="4774" w:type="dxa"/>
+            <w:tcW w:w="5530" w:type="dxa"/>
             <w:gridSpan w:val="3"/>
             <w:tcBorders>
               <w:top w:val="single" w:sz="12" w:space="0" w:color="000000"/>
@@ -26437,7 +26322,7 @@
         </w:trPr>
         <w:tc>
           <w:tcPr>
-            <w:tcW w:w="5554" w:type="dxa"/>
+            <w:tcW w:w="5260" w:type="dxa"/>
             <w:gridSpan w:val="3"/>
             <w:tcBorders>
               <w:top w:val="single" w:sz="12" w:space="0" w:color="000000"/>
@@ -26478,7 +26363,7 @@
         </w:tc>
         <w:tc>
           <w:tcPr>
-            <w:tcW w:w="4774" w:type="dxa"/>
+            <w:tcW w:w="5530" w:type="dxa"/>
             <w:gridSpan w:val="3"/>
             <w:tcBorders>
               <w:top w:val="single" w:sz="12" w:space="0" w:color="000000"/>
@@ -26540,7 +26425,7 @@
         </w:trPr>
         <w:tc>
           <w:tcPr>
-            <w:tcW w:w="5554" w:type="dxa"/>
+            <w:tcW w:w="5260" w:type="dxa"/>
             <w:gridSpan w:val="3"/>
             <w:tcBorders>
               <w:top w:val="single" w:sz="12" w:space="0" w:color="000000"/>
@@ -26581,7 +26466,7 @@
         </w:tc>
         <w:tc>
           <w:tcPr>
-            <w:tcW w:w="4774" w:type="dxa"/>
+            <w:tcW w:w="5530" w:type="dxa"/>
             <w:gridSpan w:val="3"/>
             <w:tcBorders>
               <w:top w:val="single" w:sz="12" w:space="0" w:color="000000"/>
@@ -26643,7 +26528,7 @@
         </w:trPr>
         <w:tc>
           <w:tcPr>
-            <w:tcW w:w="10328" w:type="dxa"/>
+            <w:tcW w:w="10790" w:type="dxa"/>
             <w:gridSpan w:val="6"/>
             <w:tcBorders>
               <w:top w:val="single" w:sz="12" w:space="0" w:color="000000"/>
@@ -26712,7 +26597,7 @@
         </w:trPr>
         <w:tc>
           <w:tcPr>
-            <w:tcW w:w="3802" w:type="dxa"/>
+            <w:tcW w:w="3153" w:type="dxa"/>
             <w:gridSpan w:val="2"/>
             <w:tcBorders>
               <w:top w:val="single" w:sz="8" w:space="0" w:color="auto"/>
@@ -26749,13 +26634,14 @@
                 <w:szCs w:val="16"/>
                 <w:lang w:eastAsia="tr-TR"/>
               </w:rPr>
+              <w:lastRenderedPageBreak/>
               <w:t>Raporu Hazırlayan Değerleme Uzmanı</w:t>
             </w:r>
           </w:p>
         </w:tc>
         <w:tc>
           <w:tcPr>
-            <w:tcW w:w="2936" w:type="dxa"/>
+            <w:tcW w:w="4322" w:type="dxa"/>
             <w:gridSpan w:val="2"/>
             <w:tcBorders>
               <w:top w:val="single" w:sz="12" w:space="0" w:color="000000"/>
@@ -26798,7 +26684,7 @@
         </w:tc>
         <w:tc>
           <w:tcPr>
-            <w:tcW w:w="3590" w:type="dxa"/>
+            <w:tcW w:w="3315" w:type="dxa"/>
             <w:gridSpan w:val="2"/>
             <w:tcBorders>
               <w:top w:val="single" w:sz="8" w:space="0" w:color="auto"/>
@@ -26866,7 +26752,7 @@
         </w:trPr>
         <w:tc>
           <w:tcPr>
-            <w:tcW w:w="3802" w:type="dxa"/>
+            <w:tcW w:w="3153" w:type="dxa"/>
             <w:gridSpan w:val="2"/>
             <w:vMerge w:val="restart"/>
             <w:tcBorders>
@@ -26904,7 +26790,6 @@
                 <w:szCs w:val="16"/>
                 <w:lang w:eastAsia="tr-TR"/>
               </w:rPr>
-              <w:lastRenderedPageBreak/>
               <w:t>{{KULLANICI_AD_SOYAD}}</w:t>
             </w:r>
           </w:p>
@@ -26968,25 +26853,13 @@
                 <w:szCs w:val="16"/>
                 <w:lang w:eastAsia="tr-TR"/>
               </w:rPr>
-              <w:t>e</w:t>
-            </w:r>
-            <w:r>
-              <w:rPr>
-                <w:rFonts w:ascii="Times New Roman" w:eastAsia="Times New Roman" w:hAnsi="Times New Roman" w:cs="Times New Roman"/>
-                <w:b/>
-                <w:bCs/>
-                <w:color w:val="000000"/>
-                <w:sz w:val="16"/>
-                <w:szCs w:val="16"/>
-                <w:lang w:eastAsia="tr-TR"/>
-              </w:rPr>
-              <w:t>-imza</w:t>
-            </w:r>
-          </w:p>
-        </w:tc>
-        <w:tc>
-          <w:tcPr>
-            <w:tcW w:w="2936" w:type="dxa"/>
+              <w:t>e-imza</w:t>
+            </w:r>
+          </w:p>
+        </w:tc>
+        <w:tc>
+          <w:tcPr>
+            <w:tcW w:w="4322" w:type="dxa"/>
             <w:gridSpan w:val="2"/>
             <w:vMerge w:val="restart"/>
             <w:tcBorders>
@@ -27094,7 +26967,7 @@
         </w:tc>
         <w:tc>
           <w:tcPr>
-            <w:tcW w:w="3590" w:type="dxa"/>
+            <w:tcW w:w="3315" w:type="dxa"/>
             <w:gridSpan w:val="2"/>
             <w:vMerge w:val="restart"/>
             <w:tcBorders>
@@ -27226,7 +27099,7 @@
         </w:trPr>
         <w:tc>
           <w:tcPr>
-            <w:tcW w:w="3802" w:type="dxa"/>
+            <w:tcW w:w="3153" w:type="dxa"/>
             <w:gridSpan w:val="2"/>
             <w:vMerge/>
             <w:tcBorders>
@@ -27257,7 +27130,7 @@
         </w:tc>
         <w:tc>
           <w:tcPr>
-            <w:tcW w:w="2936" w:type="dxa"/>
+            <w:tcW w:w="4322" w:type="dxa"/>
             <w:gridSpan w:val="2"/>
             <w:vMerge/>
             <w:tcBorders>
@@ -27288,7 +27161,7 @@
         </w:tc>
         <w:tc>
           <w:tcPr>
-            <w:tcW w:w="3590" w:type="dxa"/>
+            <w:tcW w:w="3315" w:type="dxa"/>
             <w:gridSpan w:val="2"/>
             <w:vMerge/>
             <w:tcBorders>
@@ -27355,7 +27228,7 @@
         </w:trPr>
         <w:tc>
           <w:tcPr>
-            <w:tcW w:w="3802" w:type="dxa"/>
+            <w:tcW w:w="3153" w:type="dxa"/>
             <w:gridSpan w:val="2"/>
             <w:vMerge/>
             <w:tcBorders>
@@ -27386,7 +27259,7 @@
         </w:tc>
         <w:tc>
           <w:tcPr>
-            <w:tcW w:w="2936" w:type="dxa"/>
+            <w:tcW w:w="4322" w:type="dxa"/>
             <w:gridSpan w:val="2"/>
             <w:vMerge/>
             <w:tcBorders>
@@ -27417,7 +27290,7 @@
         </w:tc>
         <w:tc>
           <w:tcPr>
-            <w:tcW w:w="3590" w:type="dxa"/>
+            <w:tcW w:w="3315" w:type="dxa"/>
             <w:gridSpan w:val="2"/>
             <w:vMerge/>
             <w:tcBorders>
@@ -27480,7 +27353,7 @@
         </w:trPr>
         <w:tc>
           <w:tcPr>
-            <w:tcW w:w="3802" w:type="dxa"/>
+            <w:tcW w:w="3153" w:type="dxa"/>
             <w:gridSpan w:val="2"/>
             <w:tcBorders>
               <w:top w:val="single" w:sz="8" w:space="0" w:color="auto"/>
@@ -27536,7 +27409,7 @@
         </w:tc>
         <w:tc>
           <w:tcPr>
-            <w:tcW w:w="2936" w:type="dxa"/>
+            <w:tcW w:w="4322" w:type="dxa"/>
             <w:gridSpan w:val="2"/>
             <w:tcBorders>
               <w:top w:val="single" w:sz="8" w:space="0" w:color="auto"/>
@@ -27592,7 +27465,7 @@
         </w:tc>
         <w:tc>
           <w:tcPr>
-            <w:tcW w:w="3590" w:type="dxa"/>
+            <w:tcW w:w="3315" w:type="dxa"/>
             <w:gridSpan w:val="2"/>
             <w:tcBorders>
               <w:top w:val="single" w:sz="8" w:space="0" w:color="auto"/>
@@ -27684,7 +27557,7 @@
     </w:p>
     <w:tbl>
       <w:tblPr>
-        <w:tblW w:w="10300" w:type="dxa"/>
+        <w:tblW w:w="10763" w:type="dxa"/>
         <w:tblCellMar>
           <w:left w:w="70" w:type="dxa"/>
           <w:right w:w="70" w:type="dxa"/>
@@ -27692,7 +27565,7 @@
         <w:tblLook w:val="04A0" w:firstRow="1" w:lastRow="0" w:firstColumn="1" w:lastColumn="0" w:noHBand="0" w:noVBand="1"/>
       </w:tblPr>
       <w:tblGrid>
-        <w:gridCol w:w="10300"/>
+        <w:gridCol w:w="10763"/>
       </w:tblGrid>
       <w:tr>
         <w:trPr>
@@ -27700,7 +27573,7 @@
         </w:trPr>
         <w:tc>
           <w:tcPr>
-            <w:tcW w:w="10300" w:type="dxa"/>
+            <w:tcW w:w="10763" w:type="dxa"/>
             <w:tcBorders>
               <w:top w:val="single" w:sz="8" w:space="0" w:color="auto"/>
               <w:left w:val="single" w:sz="8" w:space="0" w:color="auto"/>
@@ -27737,7 +27610,7 @@
         </w:trPr>
         <w:tc>
           <w:tcPr>
-            <w:tcW w:w="10300" w:type="dxa"/>
+            <w:tcW w:w="10763" w:type="dxa"/>
             <w:tcBorders>
               <w:top w:val="single" w:sz="8" w:space="0" w:color="auto"/>
               <w:left w:val="single" w:sz="8" w:space="0" w:color="auto"/>
@@ -27779,7 +27652,7 @@
         </w:trPr>
         <w:tc>
           <w:tcPr>
-            <w:tcW w:w="10300" w:type="dxa"/>
+            <w:tcW w:w="10763" w:type="dxa"/>
             <w:tcBorders>
               <w:top w:val="single" w:sz="8" w:space="0" w:color="auto"/>
               <w:left w:val="single" w:sz="8" w:space="0" w:color="auto"/>
@@ -27821,7 +27694,7 @@
         </w:trPr>
         <w:tc>
           <w:tcPr>
-            <w:tcW w:w="10300" w:type="dxa"/>
+            <w:tcW w:w="10763" w:type="dxa"/>
             <w:tcBorders>
               <w:top w:val="single" w:sz="8" w:space="0" w:color="auto"/>
               <w:left w:val="single" w:sz="8" w:space="0" w:color="auto"/>
@@ -27863,7 +27736,7 @@
         </w:trPr>
         <w:tc>
           <w:tcPr>
-            <w:tcW w:w="10300" w:type="dxa"/>
+            <w:tcW w:w="10763" w:type="dxa"/>
             <w:tcBorders>
               <w:top w:val="single" w:sz="8" w:space="0" w:color="auto"/>
               <w:left w:val="single" w:sz="8" w:space="0" w:color="auto"/>
@@ -27905,7 +27778,7 @@
         </w:trPr>
         <w:tc>
           <w:tcPr>
-            <w:tcW w:w="10300" w:type="dxa"/>
+            <w:tcW w:w="10763" w:type="dxa"/>
             <w:tcBorders>
               <w:top w:val="single" w:sz="8" w:space="0" w:color="auto"/>
               <w:left w:val="single" w:sz="8" w:space="0" w:color="auto"/>
@@ -28747,7 +28620,7 @@
           <w:i/>
           <w:sz w:val="18"/>
         </w:rPr>
-        <w:t xml:space="preserve">eksper ve şirketimiz sorumlu değildir.</w:t>
+        <w:t>eksper ve şirketimiz sorumlu değildir.</w:t>
       </w:r>
     </w:p>
     <w:p>
@@ -29440,7 +29313,7 @@
           <w:i/>
           <w:sz w:val="18"/>
         </w:rPr>
-        <w:t xml:space="preserve">İşbu rapor, değerlemeye konu taşınmazın resmi kurum ve/veya benzer kuruluşlardan temin edilebilen sicil, dokümantasyon ve arşiv kayıtlarındaki bilgi ve belgeler doğrultusunda tanzim edilmiştir.</w:t>
+        <w:t>İşbu rapor, değerlemeye konu taşınmazın resmi kurum ve/veya benzer kuruluşlardan temin edilebilen sicil, dokümantasyon ve arşiv kayıtlarındaki bilgi ve belgeler doğrultusunda tanzim edilmiştir.</w:t>
       </w:r>
     </w:p>
     <w:p>
@@ -30115,13 +29988,10 @@
         <w:tblLook w:val="04A0" w:firstRow="1" w:lastRow="0" w:firstColumn="1" w:lastColumn="0" w:noHBand="0" w:noVBand="1"/>
       </w:tblPr>
       <w:tblGrid>
-        <w:gridCol w:w="10505"/>
-        <w:gridCol w:w="290"/>
+        <w:gridCol w:w="10795"/>
       </w:tblGrid>
       <w:tr>
         <w:trPr>
-          <w:gridAfter w:val="1"/>
-          <w:wAfter w:w="290" w:type="dxa"/>
           <w:trHeight w:val="275"/>
         </w:trPr>
         <w:tc>
@@ -30161,8 +30031,6 @@
       </w:tr>
       <w:tr>
         <w:trPr>
-          <w:gridAfter w:val="1"/>
-          <w:wAfter w:w="290" w:type="dxa"/>
           <w:trHeight w:val="269"/>
         </w:trPr>
         <w:tc>
@@ -30356,8 +30224,6 @@
       </w:tr>
       <w:tr>
         <w:trPr>
-          <w:gridAfter w:val="1"/>
-          <w:wAfter w:w="290" w:type="dxa"/>
           <w:trHeight w:val="275"/>
         </w:trPr>
         <w:tc>
@@ -30383,21 +30249,19 @@
                 <w:lang w:eastAsia="tr-TR"/>
               </w:rPr>
             </w:pPr>
-            <w:bookmarkStart w:id="100" w:name="_Toc221099476"/>
+            <w:bookmarkStart w:id="34" w:name="_Toc221099476"/>
             <w:r>
               <w:rPr>
                 <w:lang w:eastAsia="tr-TR"/>
               </w:rPr>
               <w:t>8.2. Uavt Kodu,Kroki,İmar Durumu</w:t>
             </w:r>
-            <w:bookmarkEnd w:id="100"/>
+            <w:bookmarkEnd w:id="34"/>
           </w:p>
         </w:tc>
       </w:tr>
       <w:tr>
         <w:trPr>
-          <w:gridAfter w:val="1"/>
-          <w:wAfter w:w="290" w:type="dxa"/>
           <w:trHeight w:val="269"/>
         </w:trPr>
         <w:tc>
@@ -30475,8 +30339,6 @@
       </w:tr>
       <w:tr>
         <w:trPr>
-          <w:gridAfter w:val="1"/>
-          <w:wAfter w:w="290" w:type="dxa"/>
           <w:trHeight w:val="275"/>
         </w:trPr>
         <w:tc>
@@ -30502,21 +30364,19 @@
                 <w:lang w:eastAsia="tr-TR"/>
               </w:rPr>
             </w:pPr>
-            <w:bookmarkStart w:id="101" w:name="_Toc221099477"/>
+            <w:bookmarkStart w:id="35" w:name="_Toc221099477"/>
             <w:r>
               <w:rPr>
                 <w:lang w:eastAsia="tr-TR"/>
               </w:rPr>
               <w:t>8.3. Proje Fotoğrafları</w:t>
             </w:r>
-            <w:bookmarkEnd w:id="101"/>
+            <w:bookmarkEnd w:id="35"/>
           </w:p>
         </w:tc>
       </w:tr>
       <w:tr>
         <w:trPr>
-          <w:gridAfter w:val="1"/>
-          <w:wAfter w:w="290" w:type="dxa"/>
           <w:trHeight w:val="269"/>
         </w:trPr>
         <w:tc>
@@ -30681,8 +30541,6 @@
       </w:tr>
       <w:tr>
         <w:trPr>
-          <w:gridAfter w:val="1"/>
-          <w:wAfter w:w="290" w:type="dxa"/>
           <w:trHeight w:val="275"/>
         </w:trPr>
         <w:tc>
@@ -30708,21 +30566,19 @@
                 <w:lang w:eastAsia="tr-TR"/>
               </w:rPr>
             </w:pPr>
-            <w:bookmarkStart w:id="102" w:name="_Toc221099478"/>
+            <w:bookmarkStart w:id="36" w:name="_Toc221099478"/>
             <w:r>
               <w:rPr>
                 <w:lang w:eastAsia="tr-TR"/>
               </w:rPr>
               <w:t>8.4. Takbis Belgesi</w:t>
             </w:r>
-            <w:bookmarkEnd w:id="102"/>
+            <w:bookmarkEnd w:id="36"/>
           </w:p>
         </w:tc>
       </w:tr>
       <w:tr>
         <w:trPr>
-          <w:gridAfter w:val="1"/>
-          <w:wAfter w:w="290" w:type="dxa"/>
           <w:trHeight w:val="269"/>
         </w:trPr>
         <w:tc>
@@ -30800,8 +30656,6 @@
       </w:tr>
       <w:tr>
         <w:trPr>
-          <w:gridAfter w:val="1"/>
-          <w:wAfter w:w="290" w:type="dxa"/>
           <w:trHeight w:val="275"/>
         </w:trPr>
         <w:tc>
@@ -30827,21 +30681,19 @@
                 <w:lang w:eastAsia="tr-TR"/>
               </w:rPr>
             </w:pPr>
-            <w:bookmarkStart w:id="103" w:name="_Toc221099479"/>
+            <w:bookmarkStart w:id="37" w:name="_Toc221099479"/>
             <w:r>
               <w:rPr>
                 <w:lang w:eastAsia="tr-TR"/>
               </w:rPr>
               <w:t>8.5. Diğer Ekler</w:t>
             </w:r>
-            <w:bookmarkEnd w:id="103"/>
+            <w:bookmarkEnd w:id="37"/>
           </w:p>
         </w:tc>
       </w:tr>
       <w:tr>
         <w:trPr>
-          <w:gridAfter w:val="1"/>
-          <w:wAfter w:w="290" w:type="dxa"/>
           <w:trHeight w:val="269"/>
         </w:trPr>
         <w:tc>
@@ -31118,7 +30970,7 @@
                 <w:lang w:eastAsia="tr-TR"/>
               </w:rPr>
             </w:pPr>
-            <w:bookmarkStart w:id="34" w:name="_Toc221099480"/>
+            <w:bookmarkStart w:id="38" w:name="_Toc221099480"/>
             <w:r>
               <w:rPr>
                 <w:lang w:eastAsia="tr-TR"/>
@@ -31126,7 +30978,7 @@
               <w:lastRenderedPageBreak/>
               <w:t>8.6. Fatura</w:t>
             </w:r>
-            <w:bookmarkEnd w:id="34"/>
+            <w:bookmarkEnd w:id="38"/>
           </w:p>
         </w:tc>
       </w:tr>
